--- a/SAIL_PMS_Module_User_Manual.docx
+++ b/SAIL_PMS_Module_User_Manual.docx
@@ -800,7 +800,20 @@
           <w:sz w:val="22"/>
           <w:szCs w:val="22"/>
         </w:rPr>
-        <w:t xml:space="preserve">  1.6.4  How to Add / Receive / Consume Store Items</w:t>
+        <w:t xml:space="preserve">  1.6.4  Others</w:t>
+      </w:r>
+    </w:p>
+    <w:p>
+      <w:pPr>
+        <w:spacing w:after="120"/>
+      </w:pPr>
+      <w:r>
+        <w:rPr>
+          <w:rFonts w:ascii="Calibri" w:cs="Calibri" w:eastAsia="Calibri" w:hAnsi="Calibri"/>
+          <w:sz w:val="22"/>
+          <w:szCs w:val="22"/>
+        </w:rPr>
+        <w:t xml:space="preserve">  1.6.5  How to Add / Receive / Consume Store Items</w:t>
       </w:r>
     </w:p>
     <w:p>
@@ -1833,264 +1846,6 @@
     </w:p>
     <w:p>
       <w:pPr>
-        <w:pStyle w:val="ListParagraph"/>
-        <w:numPr>
-          <w:ilvl w:val="0"/>
-          <w:numId w:val="1"/>
-        </w:numPr>
-        <w:spacing w:after="60"/>
-      </w:pPr>
-      <w:r>
-        <w:rPr>
-          <w:rFonts w:ascii="Calibri" w:cs="Calibri" w:eastAsia="Calibri" w:hAnsi="Calibri"/>
-          <w:sz w:val="22"/>
-          <w:szCs w:val="22"/>
-        </w:rPr>
-        <w:t xml:space="preserve">A. Component Information – Fleet Equipment Code/Name, Component Code/Name, Maker, Model, Serial No, Category, Criticality, Department.</w:t>
-      </w:r>
-    </w:p>
-    <w:p>
-      <w:pPr>
-        <w:pStyle w:val="ListParagraph"/>
-        <w:numPr>
-          <w:ilvl w:val="0"/>
-          <w:numId w:val="1"/>
-        </w:numPr>
-        <w:spacing w:after="60"/>
-      </w:pPr>
-      <w:r>
-        <w:rPr>
-          <w:rFonts w:ascii="Calibri" w:cs="Calibri" w:eastAsia="Calibri" w:hAnsi="Calibri"/>
-          <w:sz w:val="22"/>
-          <w:szCs w:val="22"/>
-        </w:rPr>
-        <w:t xml:space="preserve">B. Running Hours – Counter Type (Master/Inherited/None), Current RH, Last Updated.</w:t>
-      </w:r>
-    </w:p>
-    <w:p>
-      <w:pPr>
-        <w:pStyle w:val="ListParagraph"/>
-        <w:numPr>
-          <w:ilvl w:val="0"/>
-          <w:numId w:val="1"/>
-        </w:numPr>
-        <w:spacing w:after="60"/>
-      </w:pPr>
-      <w:r>
-        <w:rPr>
-          <w:rFonts w:ascii="Calibri" w:cs="Calibri" w:eastAsia="Calibri" w:hAnsi="Calibri"/>
-          <w:sz w:val="22"/>
-          <w:szCs w:val="22"/>
-        </w:rPr>
-        <w:t xml:space="preserve">C. Jobs – Maintenance tasks with Job Code, Title, Frequency, Due Date. “Generate WO” and “Add Job” available.</w:t>
-      </w:r>
-    </w:p>
-    <w:p>
-      <w:pPr>
-        <w:pStyle w:val="ListParagraph"/>
-        <w:numPr>
-          <w:ilvl w:val="0"/>
-          <w:numId w:val="1"/>
-        </w:numPr>
-        <w:spacing w:after="60"/>
-      </w:pPr>
-      <w:r>
-        <w:rPr>
-          <w:rFonts w:ascii="Calibri" w:cs="Calibri" w:eastAsia="Calibri" w:hAnsi="Calibri"/>
-          <w:sz w:val="22"/>
-          <w:szCs w:val="22"/>
-        </w:rPr>
-        <w:t xml:space="preserve">D. Maintenance History – Read-only log of completed work orders.</w:t>
-      </w:r>
-    </w:p>
-    <w:p>
-      <w:pPr>
-        <w:pStyle w:val="ListParagraph"/>
-        <w:numPr>
-          <w:ilvl w:val="0"/>
-          <w:numId w:val="1"/>
-        </w:numPr>
-        <w:spacing w:after="60"/>
-      </w:pPr>
-      <w:r>
-        <w:rPr>
-          <w:rFonts w:ascii="Calibri" w:cs="Calibri" w:eastAsia="Calibri" w:hAnsi="Calibri"/>
-          <w:sz w:val="22"/>
-          <w:szCs w:val="22"/>
-        </w:rPr>
-        <w:t xml:space="preserve">E. Spares – Linked spare parts with current ROB.</w:t>
-      </w:r>
-    </w:p>
-    <w:p>
-      <w:pPr>
-        <w:pStyle w:val="Heading2"/>
-        <w:spacing w:after="150" w:before="300"/>
-      </w:pPr>
-      <w:r>
-        <w:rPr>
-          <w:rFonts w:ascii="Calibri" w:cs="Calibri" w:eastAsia="Calibri" w:hAnsi="Calibri"/>
-          <w:b/>
-          <w:bCs/>
-          <w:color w:val="2E75B6"/>
-          <w:sz w:val="30"/>
-          <w:szCs w:val="30"/>
-        </w:rPr>
-        <w:t xml:space="preserve">1.2.4  How to Add / Edit a Component</w:t>
-      </w:r>
-    </w:p>
-    <w:p>
-      <w:pPr>
-        <w:spacing w:after="80"/>
-      </w:pPr>
-      <w:r>
-        <w:rPr>
-          <w:rFonts w:ascii="Calibri" w:cs="Calibri" w:eastAsia="Calibri" w:hAnsi="Calibri"/>
-          <w:b/>
-          <w:bCs/>
-          <w:sz w:val="22"/>
-          <w:szCs w:val="22"/>
-        </w:rPr>
-        <w:t xml:space="preserve">Step 1: </w:t>
-      </w:r>
-      <w:r>
-        <w:rPr>
-          <w:rFonts w:ascii="Calibri" w:cs="Calibri" w:eastAsia="Calibri" w:hAnsi="Calibri"/>
-          <w:sz w:val="22"/>
-          <w:szCs w:val="22"/>
-        </w:rPr>
-        <w:t xml:space="preserve">Click “+ Add / Edit Component” (top-right).</w:t>
-      </w:r>
-    </w:p>
-    <w:p>
-      <w:pPr>
-        <w:spacing w:after="80"/>
-      </w:pPr>
-      <w:r>
-        <w:rPr>
-          <w:rFonts w:ascii="Calibri" w:cs="Calibri" w:eastAsia="Calibri" w:hAnsi="Calibri"/>
-          <w:b/>
-          <w:bCs/>
-          <w:sz w:val="22"/>
-          <w:szCs w:val="22"/>
-        </w:rPr>
-        <w:t xml:space="preserve">Step 2: </w:t>
-      </w:r>
-      <w:r>
-        <w:rPr>
-          <w:rFonts w:ascii="Calibri" w:cs="Calibri" w:eastAsia="Calibri" w:hAnsi="Calibri"/>
-          <w:sz w:val="22"/>
-          <w:szCs w:val="22"/>
-        </w:rPr>
-        <w:t xml:space="preserve">Fill required fields: Component Code, Name, Parent, Department.</w:t>
-      </w:r>
-    </w:p>
-    <w:p>
-      <w:pPr>
-        <w:spacing w:after="80"/>
-      </w:pPr>
-      <w:r>
-        <w:rPr>
-          <w:rFonts w:ascii="Calibri" w:cs="Calibri" w:eastAsia="Calibri" w:hAnsi="Calibri"/>
-          <w:b/>
-          <w:bCs/>
-          <w:sz w:val="22"/>
-          <w:szCs w:val="22"/>
-        </w:rPr>
-        <w:t xml:space="preserve">Step 3: </w:t>
-      </w:r>
-      <w:r>
-        <w:rPr>
-          <w:rFonts w:ascii="Calibri" w:cs="Calibri" w:eastAsia="Calibri" w:hAnsi="Calibri"/>
-          <w:sz w:val="22"/>
-          <w:szCs w:val="22"/>
-        </w:rPr>
-        <w:t xml:space="preserve">Click “Save”.</w:t>
-      </w:r>
-    </w:p>
-    <w:p>
-      <w:pPr>
-        <w:pStyle w:val="Heading2"/>
-        <w:spacing w:after="150" w:before="300"/>
-      </w:pPr>
-      <w:r>
-        <w:rPr>
-          <w:rFonts w:ascii="Calibri" w:cs="Calibri" w:eastAsia="Calibri" w:hAnsi="Calibri"/>
-          <w:b/>
-          <w:bCs/>
-          <w:color w:val="2E75B6"/>
-          <w:sz w:val="30"/>
-          <w:szCs w:val="30"/>
-        </w:rPr>
-        <w:t xml:space="preserve">1.2.5  How to Export Components</w:t>
-      </w:r>
-    </w:p>
-    <w:p>
-      <w:pPr>
-        <w:spacing w:after="120"/>
-      </w:pPr>
-      <w:r>
-        <w:rPr>
-          <w:rFonts w:ascii="Calibri" w:cs="Calibri" w:eastAsia="Calibri" w:hAnsi="Calibri"/>
-          <w:sz w:val="22"/>
-          <w:szCs w:val="22"/>
-        </w:rPr>
-        <w:t xml:space="preserve">Click “Export” to download the full component register as Excel.</w:t>
-      </w:r>
-    </w:p>
-    <w:p>
-      <w:r>
-        <w:br w:type="page"/>
-      </w:r>
-    </w:p>
-    <w:p>
-      <w:pPr>
-        <w:pStyle w:val="Heading1"/>
-        <w:spacing w:after="200" w:before="400"/>
-      </w:pPr>
-      <w:r>
-        <w:rPr>
-          <w:rFonts w:ascii="Calibri" w:cs="Calibri" w:eastAsia="Calibri" w:hAnsi="Calibri"/>
-          <w:b/>
-          <w:bCs/>
-          <w:color w:val="1E5A8E"/>
-          <w:sz w:val="36"/>
-          <w:szCs w:val="36"/>
-        </w:rPr>
-        <w:t xml:space="preserve">1.3  Work Orders</w:t>
-      </w:r>
-    </w:p>
-    <w:p>
-      <w:pPr>
-        <w:spacing w:after="120"/>
-      </w:pPr>
-      <w:r>
-        <w:rPr>
-          <w:rFonts w:ascii="Calibri" w:cs="Calibri" w:eastAsia="Calibri" w:hAnsi="Calibri"/>
-          <w:sz w:val="22"/>
-          <w:szCs w:val="22"/>
-        </w:rPr>
-        <w:t xml:space="preserve">Manages all planned and unplanned maintenance tasks for the selected vessel.</w:t>
-      </w:r>
-    </w:p>
-    <w:p>
-      <w:pPr>
-        <w:pStyle w:val="Heading2"/>
-        <w:spacing w:after="150" w:before="300"/>
-      </w:pPr>
-      <w:r>
-        <w:rPr>
-          <w:rFonts w:ascii="Calibri" w:cs="Calibri" w:eastAsia="Calibri" w:hAnsi="Calibri"/>
-          <w:b/>
-          <w:bCs/>
-          <w:color w:val="2E75B6"/>
-          <w:sz w:val="30"/>
-          <w:szCs w:val="30"/>
-        </w:rPr>
-        <w:t xml:space="preserve">1.3.1  Opening Screen</w:t>
-      </w:r>
-    </w:p>
-    <w:p>
-      <w:pPr>
         <w:spacing w:after="80" w:before="150"/>
         <w:jc w:val="center"/>
       </w:pPr>
@@ -2149,97 +1904,79 @@
           <w:sz w:val="20"/>
           <w:szCs w:val="20"/>
         </w:rPr>
-        <w:t xml:space="preserve">Figure 1.3.1 – Work Orders. (1) Status Tabs, (2) Filters, (3) Work Order Table, (4) Export, (5) + Unplanned W.O.</w:t>
-      </w:r>
-    </w:p>
-    <w:p>
-      <w:pPr>
-        <w:pStyle w:val="ListParagraph"/>
-        <w:numPr>
-          <w:ilvl w:val="0"/>
-          <w:numId w:val="1"/>
-        </w:numPr>
-        <w:spacing w:after="60"/>
-      </w:pPr>
-      <w:r>
-        <w:rPr>
-          <w:rFonts w:ascii="Calibri" w:cs="Calibri" w:eastAsia="Calibri" w:hAnsi="Calibri"/>
-          <w:sz w:val="22"/>
-          <w:szCs w:val="22"/>
-        </w:rPr>
-        <w:t xml:space="preserve">(1) Status Tabs – Planned, Due, Overdue, Pending Approval, Completed (with count badges).</w:t>
-      </w:r>
-    </w:p>
-    <w:p>
-      <w:pPr>
-        <w:pStyle w:val="ListParagraph"/>
-        <w:numPr>
-          <w:ilvl w:val="0"/>
-          <w:numId w:val="1"/>
-        </w:numPr>
-        <w:spacing w:after="60"/>
-      </w:pPr>
-      <w:r>
-        <w:rPr>
-          <w:rFonts w:ascii="Calibri" w:cs="Calibri" w:eastAsia="Calibri" w:hAnsi="Calibri"/>
-          <w:sz w:val="22"/>
-          <w:szCs w:val="22"/>
-        </w:rPr>
-        <w:t xml:space="preserve">(2) Filters – Vessel, Search, Period (RH), Rank, Criticality.</w:t>
-      </w:r>
-    </w:p>
-    <w:p>
-      <w:pPr>
-        <w:pStyle w:val="ListParagraph"/>
-        <w:numPr>
-          <w:ilvl w:val="0"/>
-          <w:numId w:val="1"/>
-        </w:numPr>
-        <w:spacing w:after="60"/>
-      </w:pPr>
-      <w:r>
-        <w:rPr>
-          <w:rFonts w:ascii="Calibri" w:cs="Calibri" w:eastAsia="Calibri" w:hAnsi="Calibri"/>
-          <w:sz w:val="22"/>
-          <w:szCs w:val="22"/>
-        </w:rPr>
-        <w:t xml:space="preserve">(3) Work Order Table – Component, WO No, Job Title, Assigned To, Due Date, Status, Actions.</w:t>
-      </w:r>
-    </w:p>
-    <w:p>
-      <w:pPr>
-        <w:pStyle w:val="ListParagraph"/>
-        <w:numPr>
-          <w:ilvl w:val="0"/>
-          <w:numId w:val="1"/>
-        </w:numPr>
-        <w:spacing w:after="60"/>
-      </w:pPr>
-      <w:r>
-        <w:rPr>
-          <w:rFonts w:ascii="Calibri" w:cs="Calibri" w:eastAsia="Calibri" w:hAnsi="Calibri"/>
-          <w:sz w:val="22"/>
-          <w:szCs w:val="22"/>
-        </w:rPr>
-        <w:t xml:space="preserve">(4) Export – Download in Excel or PDF.</w:t>
-      </w:r>
-    </w:p>
-    <w:p>
-      <w:pPr>
-        <w:pStyle w:val="ListParagraph"/>
-        <w:numPr>
-          <w:ilvl w:val="0"/>
-          <w:numId w:val="1"/>
-        </w:numPr>
-        <w:spacing w:after="60"/>
-      </w:pPr>
-      <w:r>
-        <w:rPr>
-          <w:rFonts w:ascii="Calibri" w:cs="Calibri" w:eastAsia="Calibri" w:hAnsi="Calibri"/>
-          <w:sz w:val="22"/>
-          <w:szCs w:val="22"/>
-        </w:rPr>
-        <w:t xml:space="preserve">(5) + Unplanned W.O – Create new unplanned work order.</w:t>
+        <w:t xml:space="preserve">Figure 1.2.3 – Component Details. (1) Component tree with selected item, (2) Component Information section, (3) Jobs section, (4) Spares section.</w:t>
+      </w:r>
+    </w:p>
+    <w:p>
+      <w:pPr>
+        <w:pStyle w:val="ListParagraph"/>
+        <w:numPr>
+          <w:ilvl w:val="0"/>
+          <w:numId w:val="1"/>
+        </w:numPr>
+        <w:spacing w:after="60"/>
+      </w:pPr>
+      <w:r>
+        <w:rPr>
+          <w:rFonts w:ascii="Calibri" w:cs="Calibri" w:eastAsia="Calibri" w:hAnsi="Calibri"/>
+          <w:sz w:val="22"/>
+          <w:szCs w:val="22"/>
+        </w:rPr>
+        <w:t xml:space="preserve">(1) Component Tree – Expanded hierarchy with selected component highlighted.</w:t>
+      </w:r>
+    </w:p>
+    <w:p>
+      <w:pPr>
+        <w:pStyle w:val="ListParagraph"/>
+        <w:numPr>
+          <w:ilvl w:val="0"/>
+          <w:numId w:val="1"/>
+        </w:numPr>
+        <w:spacing w:after="60"/>
+      </w:pPr>
+      <w:r>
+        <w:rPr>
+          <w:rFonts w:ascii="Calibri" w:cs="Calibri" w:eastAsia="Calibri" w:hAnsi="Calibri"/>
+          <w:sz w:val="22"/>
+          <w:szCs w:val="22"/>
+        </w:rPr>
+        <w:t xml:space="preserve">(2) Component Information – Fleet Equipment Code/Name, Component Code/Name, Maker, Model, Serial No, Category, Criticality, Department.</w:t>
+      </w:r>
+    </w:p>
+    <w:p>
+      <w:pPr>
+        <w:pStyle w:val="ListParagraph"/>
+        <w:numPr>
+          <w:ilvl w:val="0"/>
+          <w:numId w:val="1"/>
+        </w:numPr>
+        <w:spacing w:after="60"/>
+      </w:pPr>
+      <w:r>
+        <w:rPr>
+          <w:rFonts w:ascii="Calibri" w:cs="Calibri" w:eastAsia="Calibri" w:hAnsi="Calibri"/>
+          <w:sz w:val="22"/>
+          <w:szCs w:val="22"/>
+        </w:rPr>
+        <w:t xml:space="preserve">(3) Jobs – Maintenance tasks with Job Code, Title, Frequency, Due Date. “Generate WO” and “Add Job” available.</w:t>
+      </w:r>
+    </w:p>
+    <w:p>
+      <w:pPr>
+        <w:pStyle w:val="ListParagraph"/>
+        <w:numPr>
+          <w:ilvl w:val="0"/>
+          <w:numId w:val="1"/>
+        </w:numPr>
+        <w:spacing w:after="60"/>
+      </w:pPr>
+      <w:r>
+        <w:rPr>
+          <w:rFonts w:ascii="Calibri" w:cs="Calibri" w:eastAsia="Calibri" w:hAnsi="Calibri"/>
+          <w:sz w:val="22"/>
+          <w:szCs w:val="22"/>
+        </w:rPr>
+        <w:t xml:space="preserve">(4) Spares &amp; Maintenance History – Linked spare parts with current ROB, and read-only log of completed work orders.</w:t>
       </w:r>
     </w:p>
     <w:p>
@@ -2256,7 +1993,7 @@
           <w:sz w:val="30"/>
           <w:szCs w:val="30"/>
         </w:rPr>
-        <w:t xml:space="preserve">1.3.2  Status Tabs</w:t>
+        <w:t xml:space="preserve">1.2.4  How to Add / Edit a Component</w:t>
       </w:r>
     </w:p>
     <w:p>
@@ -2319,97 +2056,76 @@
           <w:sz w:val="20"/>
           <w:szCs w:val="20"/>
         </w:rPr>
-        <w:t xml:space="preserve">Figure 1.3.2 – Status Tabs. (1) Planned, (2) Due, (3) Overdue, (4) Pending Approval, (5) Completed.</w:t>
-      </w:r>
-    </w:p>
-    <w:p>
-      <w:pPr>
-        <w:pStyle w:val="ListParagraph"/>
-        <w:numPr>
-          <w:ilvl w:val="0"/>
-          <w:numId w:val="1"/>
-        </w:numPr>
-        <w:spacing w:after="60"/>
-      </w:pPr>
-      <w:r>
-        <w:rPr>
-          <w:rFonts w:ascii="Calibri" w:cs="Calibri" w:eastAsia="Calibri" w:hAnsi="Calibri"/>
-          <w:sz w:val="22"/>
-          <w:szCs w:val="22"/>
-        </w:rPr>
-        <w:t xml:space="preserve">(1) Planned – Active templates + postponed items.</w:t>
-      </w:r>
-    </w:p>
-    <w:p>
-      <w:pPr>
-        <w:pStyle w:val="ListParagraph"/>
-        <w:numPr>
-          <w:ilvl w:val="0"/>
-          <w:numId w:val="1"/>
-        </w:numPr>
-        <w:spacing w:after="60"/>
-      </w:pPr>
-      <w:r>
-        <w:rPr>
-          <w:rFonts w:ascii="Calibri" w:cs="Calibri" w:eastAsia="Calibri" w:hAnsi="Calibri"/>
-          <w:sz w:val="22"/>
-          <w:szCs w:val="22"/>
-        </w:rPr>
-        <w:t xml:space="preserve">(2) Due – Within warning window (≤30 days / ≤720 RH). Amber badge.</w:t>
-      </w:r>
-    </w:p>
-    <w:p>
-      <w:pPr>
-        <w:pStyle w:val="ListParagraph"/>
-        <w:numPr>
-          <w:ilvl w:val="0"/>
-          <w:numId w:val="1"/>
-        </w:numPr>
-        <w:spacing w:after="60"/>
-      </w:pPr>
-      <w:r>
-        <w:rPr>
-          <w:rFonts w:ascii="Calibri" w:cs="Calibri" w:eastAsia="Calibri" w:hAnsi="Calibri"/>
-          <w:sz w:val="22"/>
-          <w:szCs w:val="22"/>
-        </w:rPr>
-        <w:t xml:space="preserve">(3) Overdue – Past tolerance/grace period. Red badge.</w:t>
-      </w:r>
-    </w:p>
-    <w:p>
-      <w:pPr>
-        <w:pStyle w:val="ListParagraph"/>
-        <w:numPr>
-          <w:ilvl w:val="0"/>
-          <w:numId w:val="1"/>
-        </w:numPr>
-        <w:spacing w:after="60"/>
-      </w:pPr>
-      <w:r>
-        <w:rPr>
-          <w:rFonts w:ascii="Calibri" w:cs="Calibri" w:eastAsia="Calibri" w:hAnsi="Calibri"/>
-          <w:sz w:val="22"/>
-          <w:szCs w:val="22"/>
-        </w:rPr>
-        <w:t xml:space="preserve">(4) Pending Approval – Executed WOs awaiting review.</w:t>
-      </w:r>
-    </w:p>
-    <w:p>
-      <w:pPr>
-        <w:pStyle w:val="ListParagraph"/>
-        <w:numPr>
-          <w:ilvl w:val="0"/>
-          <w:numId w:val="1"/>
-        </w:numPr>
-        <w:spacing w:after="60"/>
-      </w:pPr>
-      <w:r>
-        <w:rPr>
-          <w:rFonts w:ascii="Calibri" w:cs="Calibri" w:eastAsia="Calibri" w:hAnsi="Calibri"/>
-          <w:sz w:val="22"/>
-          <w:szCs w:val="22"/>
-        </w:rPr>
-        <w:t xml:space="preserve">(5) Completed – Approved and finished.</w:t>
+        <w:t xml:space="preserve">Figure 1.2.4 – Add/Edit Component Form. (1) Component registration form with required fields.</w:t>
+      </w:r>
+    </w:p>
+    <w:p>
+      <w:pPr>
+        <w:spacing w:after="80"/>
+      </w:pPr>
+      <w:r>
+        <w:rPr>
+          <w:rFonts w:ascii="Calibri" w:cs="Calibri" w:eastAsia="Calibri" w:hAnsi="Calibri"/>
+          <w:b/>
+          <w:bCs/>
+          <w:sz w:val="22"/>
+          <w:szCs w:val="22"/>
+        </w:rPr>
+        <w:t xml:space="preserve">Step 1: </w:t>
+      </w:r>
+      <w:r>
+        <w:rPr>
+          <w:rFonts w:ascii="Calibri" w:cs="Calibri" w:eastAsia="Calibri" w:hAnsi="Calibri"/>
+          <w:sz w:val="22"/>
+          <w:szCs w:val="22"/>
+        </w:rPr>
+        <w:t xml:space="preserve">Click “+ Add / Edit Component” (top-right).</w:t>
+      </w:r>
+    </w:p>
+    <w:p>
+      <w:pPr>
+        <w:spacing w:after="80"/>
+      </w:pPr>
+      <w:r>
+        <w:rPr>
+          <w:rFonts w:ascii="Calibri" w:cs="Calibri" w:eastAsia="Calibri" w:hAnsi="Calibri"/>
+          <w:b/>
+          <w:bCs/>
+          <w:sz w:val="22"/>
+          <w:szCs w:val="22"/>
+        </w:rPr>
+        <w:t xml:space="preserve">Step 2: </w:t>
+      </w:r>
+      <w:r>
+        <w:rPr>
+          <w:rFonts w:ascii="Calibri" w:cs="Calibri" w:eastAsia="Calibri" w:hAnsi="Calibri"/>
+          <w:sz w:val="22"/>
+          <w:szCs w:val="22"/>
+        </w:rPr>
+        <w:t xml:space="preserve">Fill required fields: Component Code, Name, Parent, Department.</w:t>
+      </w:r>
+    </w:p>
+    <w:p>
+      <w:pPr>
+        <w:spacing w:after="80"/>
+      </w:pPr>
+      <w:r>
+        <w:rPr>
+          <w:rFonts w:ascii="Calibri" w:cs="Calibri" w:eastAsia="Calibri" w:hAnsi="Calibri"/>
+          <w:b/>
+          <w:bCs/>
+          <w:sz w:val="22"/>
+          <w:szCs w:val="22"/>
+        </w:rPr>
+        <w:t xml:space="preserve">Step 3: </w:t>
+      </w:r>
+      <w:r>
+        <w:rPr>
+          <w:rFonts w:ascii="Calibri" w:cs="Calibri" w:eastAsia="Calibri" w:hAnsi="Calibri"/>
+          <w:sz w:val="22"/>
+          <w:szCs w:val="22"/>
+        </w:rPr>
+        <w:t xml:space="preserve">Click “Save”.</w:t>
       </w:r>
     </w:p>
     <w:p>
@@ -2426,7 +2142,72 @@
           <w:sz w:val="30"/>
           <w:szCs w:val="30"/>
         </w:rPr>
-        <w:t xml:space="preserve">1.3.3  Due Work Orders</w:t>
+        <w:t xml:space="preserve">1.2.5  How to Export Components</w:t>
+      </w:r>
+    </w:p>
+    <w:p>
+      <w:pPr>
+        <w:spacing w:after="120"/>
+      </w:pPr>
+      <w:r>
+        <w:rPr>
+          <w:rFonts w:ascii="Calibri" w:cs="Calibri" w:eastAsia="Calibri" w:hAnsi="Calibri"/>
+          <w:sz w:val="22"/>
+          <w:szCs w:val="22"/>
+        </w:rPr>
+        <w:t xml:space="preserve">Click “Export” to download the full component register as Excel.</w:t>
+      </w:r>
+    </w:p>
+    <w:p>
+      <w:r>
+        <w:br w:type="page"/>
+      </w:r>
+    </w:p>
+    <w:p>
+      <w:pPr>
+        <w:pStyle w:val="Heading1"/>
+        <w:spacing w:after="200" w:before="400"/>
+      </w:pPr>
+      <w:r>
+        <w:rPr>
+          <w:rFonts w:ascii="Calibri" w:cs="Calibri" w:eastAsia="Calibri" w:hAnsi="Calibri"/>
+          <w:b/>
+          <w:bCs/>
+          <w:color w:val="1E5A8E"/>
+          <w:sz w:val="36"/>
+          <w:szCs w:val="36"/>
+        </w:rPr>
+        <w:t xml:space="preserve">1.3  Work Orders</w:t>
+      </w:r>
+    </w:p>
+    <w:p>
+      <w:pPr>
+        <w:spacing w:after="120"/>
+      </w:pPr>
+      <w:r>
+        <w:rPr>
+          <w:rFonts w:ascii="Calibri" w:cs="Calibri" w:eastAsia="Calibri" w:hAnsi="Calibri"/>
+          <w:sz w:val="22"/>
+          <w:szCs w:val="22"/>
+        </w:rPr>
+        <w:t xml:space="preserve">Manages all planned and unplanned maintenance tasks for the selected vessel.</w:t>
+      </w:r>
+    </w:p>
+    <w:p>
+      <w:pPr>
+        <w:pStyle w:val="Heading2"/>
+        <w:spacing w:after="150" w:before="300"/>
+      </w:pPr>
+      <w:r>
+        <w:rPr>
+          <w:rFonts w:ascii="Calibri" w:cs="Calibri" w:eastAsia="Calibri" w:hAnsi="Calibri"/>
+          <w:b/>
+          <w:bCs/>
+          <w:color w:val="2E75B6"/>
+          <w:sz w:val="30"/>
+          <w:szCs w:val="30"/>
+        </w:rPr>
+        <w:t xml:space="preserve">1.3.1  Opening Screen</w:t>
       </w:r>
     </w:p>
     <w:p>
@@ -2489,43 +2270,97 @@
           <w:sz w:val="20"/>
           <w:szCs w:val="20"/>
         </w:rPr>
-        <w:t xml:space="preserve">Figure 1.3.3 – Due Tab. (1) Due tab selected (amber), (2) Work orders approaching due date.</w:t>
-      </w:r>
-    </w:p>
-    <w:p>
-      <w:pPr>
-        <w:pStyle w:val="ListParagraph"/>
-        <w:numPr>
-          <w:ilvl w:val="0"/>
-          <w:numId w:val="1"/>
-        </w:numPr>
-        <w:spacing w:after="60"/>
-      </w:pPr>
-      <w:r>
-        <w:rPr>
-          <w:rFonts w:ascii="Calibri" w:cs="Calibri" w:eastAsia="Calibri" w:hAnsi="Calibri"/>
-          <w:sz w:val="22"/>
-          <w:szCs w:val="22"/>
-        </w:rPr>
-        <w:t xml:space="preserve">(1) Due tab selected – Shows work orders within the warning window.</w:t>
-      </w:r>
-    </w:p>
-    <w:p>
-      <w:pPr>
-        <w:pStyle w:val="ListParagraph"/>
-        <w:numPr>
-          <w:ilvl w:val="0"/>
-          <w:numId w:val="1"/>
-        </w:numPr>
-        <w:spacing w:after="60"/>
-      </w:pPr>
-      <w:r>
-        <w:rPr>
-          <w:rFonts w:ascii="Calibri" w:cs="Calibri" w:eastAsia="Calibri" w:hAnsi="Calibri"/>
-          <w:sz w:val="22"/>
-          <w:szCs w:val="22"/>
-        </w:rPr>
-        <w:t xml:space="preserve">(2) Table – Same columns as Planned but filtered to items approaching due date.</w:t>
+        <w:t xml:space="preserve">Figure 1.3.1 – Work Orders. (1) Status Tabs, (2) Filters, (3) Work Order Table, (4) Export, (5) + Unplanned W.O.</w:t>
+      </w:r>
+    </w:p>
+    <w:p>
+      <w:pPr>
+        <w:pStyle w:val="ListParagraph"/>
+        <w:numPr>
+          <w:ilvl w:val="0"/>
+          <w:numId w:val="1"/>
+        </w:numPr>
+        <w:spacing w:after="60"/>
+      </w:pPr>
+      <w:r>
+        <w:rPr>
+          <w:rFonts w:ascii="Calibri" w:cs="Calibri" w:eastAsia="Calibri" w:hAnsi="Calibri"/>
+          <w:sz w:val="22"/>
+          <w:szCs w:val="22"/>
+        </w:rPr>
+        <w:t xml:space="preserve">(1) Status Tabs – Planned, Due, Overdue, Pending Approval, Completed (with count badges).</w:t>
+      </w:r>
+    </w:p>
+    <w:p>
+      <w:pPr>
+        <w:pStyle w:val="ListParagraph"/>
+        <w:numPr>
+          <w:ilvl w:val="0"/>
+          <w:numId w:val="1"/>
+        </w:numPr>
+        <w:spacing w:after="60"/>
+      </w:pPr>
+      <w:r>
+        <w:rPr>
+          <w:rFonts w:ascii="Calibri" w:cs="Calibri" w:eastAsia="Calibri" w:hAnsi="Calibri"/>
+          <w:sz w:val="22"/>
+          <w:szCs w:val="22"/>
+        </w:rPr>
+        <w:t xml:space="preserve">(2) Filters – Vessel, Search, Period (RH), Rank, Criticality.</w:t>
+      </w:r>
+    </w:p>
+    <w:p>
+      <w:pPr>
+        <w:pStyle w:val="ListParagraph"/>
+        <w:numPr>
+          <w:ilvl w:val="0"/>
+          <w:numId w:val="1"/>
+        </w:numPr>
+        <w:spacing w:after="60"/>
+      </w:pPr>
+      <w:r>
+        <w:rPr>
+          <w:rFonts w:ascii="Calibri" w:cs="Calibri" w:eastAsia="Calibri" w:hAnsi="Calibri"/>
+          <w:sz w:val="22"/>
+          <w:szCs w:val="22"/>
+        </w:rPr>
+        <w:t xml:space="preserve">(3) Work Order Table – Component, WO No, Job Title, Assigned To, Due Date, Status, Actions.</w:t>
+      </w:r>
+    </w:p>
+    <w:p>
+      <w:pPr>
+        <w:pStyle w:val="ListParagraph"/>
+        <w:numPr>
+          <w:ilvl w:val="0"/>
+          <w:numId w:val="1"/>
+        </w:numPr>
+        <w:spacing w:after="60"/>
+      </w:pPr>
+      <w:r>
+        <w:rPr>
+          <w:rFonts w:ascii="Calibri" w:cs="Calibri" w:eastAsia="Calibri" w:hAnsi="Calibri"/>
+          <w:sz w:val="22"/>
+          <w:szCs w:val="22"/>
+        </w:rPr>
+        <w:t xml:space="preserve">(4) Export – Download in Excel or PDF.</w:t>
+      </w:r>
+    </w:p>
+    <w:p>
+      <w:pPr>
+        <w:pStyle w:val="ListParagraph"/>
+        <w:numPr>
+          <w:ilvl w:val="0"/>
+          <w:numId w:val="1"/>
+        </w:numPr>
+        <w:spacing w:after="60"/>
+      </w:pPr>
+      <w:r>
+        <w:rPr>
+          <w:rFonts w:ascii="Calibri" w:cs="Calibri" w:eastAsia="Calibri" w:hAnsi="Calibri"/>
+          <w:sz w:val="22"/>
+          <w:szCs w:val="22"/>
+        </w:rPr>
+        <w:t xml:space="preserve">(5) + Unplanned W.O – Create new unplanned work order.</w:t>
       </w:r>
     </w:p>
     <w:p>
@@ -2542,7 +2377,7 @@
           <w:sz w:val="30"/>
           <w:szCs w:val="30"/>
         </w:rPr>
-        <w:t xml:space="preserve">1.3.4  Overdue Work Orders</w:t>
+        <w:t xml:space="preserve">1.3.2  Status Tabs</w:t>
       </w:r>
     </w:p>
     <w:p>
@@ -2605,43 +2440,97 @@
           <w:sz w:val="20"/>
           <w:szCs w:val="20"/>
         </w:rPr>
-        <w:t xml:space="preserve">Figure 1.3.4 – Overdue Tab. (1) Overdue tab selected (red), (2) Past-due work orders.</w:t>
-      </w:r>
-    </w:p>
-    <w:p>
-      <w:pPr>
-        <w:pStyle w:val="ListParagraph"/>
-        <w:numPr>
-          <w:ilvl w:val="0"/>
-          <w:numId w:val="1"/>
-        </w:numPr>
-        <w:spacing w:after="60"/>
-      </w:pPr>
-      <w:r>
-        <w:rPr>
-          <w:rFonts w:ascii="Calibri" w:cs="Calibri" w:eastAsia="Calibri" w:hAnsi="Calibri"/>
-          <w:sz w:val="22"/>
-          <w:szCs w:val="22"/>
-        </w:rPr>
-        <w:t xml:space="preserve">(1) Overdue tab selected – Shows work orders past their due date or tolerance.</w:t>
-      </w:r>
-    </w:p>
-    <w:p>
-      <w:pPr>
-        <w:pStyle w:val="ListParagraph"/>
-        <w:numPr>
-          <w:ilvl w:val="0"/>
-          <w:numId w:val="1"/>
-        </w:numPr>
-        <w:spacing w:after="60"/>
-      </w:pPr>
-      <w:r>
-        <w:rPr>
-          <w:rFonts w:ascii="Calibri" w:cs="Calibri" w:eastAsia="Calibri" w:hAnsi="Calibri"/>
-          <w:sz w:val="22"/>
-          <w:szCs w:val="22"/>
-        </w:rPr>
-        <w:t xml:space="preserve">(2) Table – Same columns filtered to overdue items. Red status indicator.</w:t>
+        <w:t xml:space="preserve">Figure 1.3.2 – Status Tabs. (1) Planned, (2) Due, (3) Overdue, (4) Pending Approval, (5) Completed.</w:t>
+      </w:r>
+    </w:p>
+    <w:p>
+      <w:pPr>
+        <w:pStyle w:val="ListParagraph"/>
+        <w:numPr>
+          <w:ilvl w:val="0"/>
+          <w:numId w:val="1"/>
+        </w:numPr>
+        <w:spacing w:after="60"/>
+      </w:pPr>
+      <w:r>
+        <w:rPr>
+          <w:rFonts w:ascii="Calibri" w:cs="Calibri" w:eastAsia="Calibri" w:hAnsi="Calibri"/>
+          <w:sz w:val="22"/>
+          <w:szCs w:val="22"/>
+        </w:rPr>
+        <w:t xml:space="preserve">(1) Planned – Active templates + postponed items.</w:t>
+      </w:r>
+    </w:p>
+    <w:p>
+      <w:pPr>
+        <w:pStyle w:val="ListParagraph"/>
+        <w:numPr>
+          <w:ilvl w:val="0"/>
+          <w:numId w:val="1"/>
+        </w:numPr>
+        <w:spacing w:after="60"/>
+      </w:pPr>
+      <w:r>
+        <w:rPr>
+          <w:rFonts w:ascii="Calibri" w:cs="Calibri" w:eastAsia="Calibri" w:hAnsi="Calibri"/>
+          <w:sz w:val="22"/>
+          <w:szCs w:val="22"/>
+        </w:rPr>
+        <w:t xml:space="preserve">(2) Due – Within warning window (≤30 days / ≤720 RH). Amber badge.</w:t>
+      </w:r>
+    </w:p>
+    <w:p>
+      <w:pPr>
+        <w:pStyle w:val="ListParagraph"/>
+        <w:numPr>
+          <w:ilvl w:val="0"/>
+          <w:numId w:val="1"/>
+        </w:numPr>
+        <w:spacing w:after="60"/>
+      </w:pPr>
+      <w:r>
+        <w:rPr>
+          <w:rFonts w:ascii="Calibri" w:cs="Calibri" w:eastAsia="Calibri" w:hAnsi="Calibri"/>
+          <w:sz w:val="22"/>
+          <w:szCs w:val="22"/>
+        </w:rPr>
+        <w:t xml:space="preserve">(3) Overdue – Past tolerance/grace period. Red badge.</w:t>
+      </w:r>
+    </w:p>
+    <w:p>
+      <w:pPr>
+        <w:pStyle w:val="ListParagraph"/>
+        <w:numPr>
+          <w:ilvl w:val="0"/>
+          <w:numId w:val="1"/>
+        </w:numPr>
+        <w:spacing w:after="60"/>
+      </w:pPr>
+      <w:r>
+        <w:rPr>
+          <w:rFonts w:ascii="Calibri" w:cs="Calibri" w:eastAsia="Calibri" w:hAnsi="Calibri"/>
+          <w:sz w:val="22"/>
+          <w:szCs w:val="22"/>
+        </w:rPr>
+        <w:t xml:space="preserve">(4) Pending Approval – Executed WOs awaiting review.</w:t>
+      </w:r>
+    </w:p>
+    <w:p>
+      <w:pPr>
+        <w:pStyle w:val="ListParagraph"/>
+        <w:numPr>
+          <w:ilvl w:val="0"/>
+          <w:numId w:val="1"/>
+        </w:numPr>
+        <w:spacing w:after="60"/>
+      </w:pPr>
+      <w:r>
+        <w:rPr>
+          <w:rFonts w:ascii="Calibri" w:cs="Calibri" w:eastAsia="Calibri" w:hAnsi="Calibri"/>
+          <w:sz w:val="22"/>
+          <w:szCs w:val="22"/>
+        </w:rPr>
+        <w:t xml:space="preserve">(5) Completed – Approved and finished.</w:t>
       </w:r>
     </w:p>
     <w:p>
@@ -2658,7 +2547,7 @@
           <w:sz w:val="30"/>
           <w:szCs w:val="30"/>
         </w:rPr>
-        <w:t xml:space="preserve">1.3.5  Pending Approval</w:t>
+        <w:t xml:space="preserve">1.3.3  Due Work Orders</w:t>
       </w:r>
     </w:p>
     <w:p>
@@ -2721,43 +2610,43 @@
           <w:sz w:val="20"/>
           <w:szCs w:val="20"/>
         </w:rPr>
-        <w:t xml:space="preserve">Figure 1.3.5 – Pending Approval Tab. (1) Pending tab selected, (2) Work orders awaiting approval.</w:t>
-      </w:r>
-    </w:p>
-    <w:p>
-      <w:pPr>
-        <w:pStyle w:val="ListParagraph"/>
-        <w:numPr>
-          <w:ilvl w:val="0"/>
-          <w:numId w:val="1"/>
-        </w:numPr>
-        <w:spacing w:after="60"/>
-      </w:pPr>
-      <w:r>
-        <w:rPr>
-          <w:rFonts w:ascii="Calibri" w:cs="Calibri" w:eastAsia="Calibri" w:hAnsi="Calibri"/>
-          <w:sz w:val="22"/>
-          <w:szCs w:val="22"/>
-        </w:rPr>
-        <w:t xml:space="preserve">(1) Pending Approval tab – Completed WOs submitted for review.</w:t>
-      </w:r>
-    </w:p>
-    <w:p>
-      <w:pPr>
-        <w:pStyle w:val="ListParagraph"/>
-        <w:numPr>
-          <w:ilvl w:val="0"/>
-          <w:numId w:val="1"/>
-        </w:numPr>
-        <w:spacing w:after="60"/>
-      </w:pPr>
-      <w:r>
-        <w:rPr>
-          <w:rFonts w:ascii="Calibri" w:cs="Calibri" w:eastAsia="Calibri" w:hAnsi="Calibri"/>
-          <w:sz w:val="22"/>
-          <w:szCs w:val="22"/>
-        </w:rPr>
-        <w:t xml:space="preserve">(2) Table – Click review icon to Approve or Reject each work order.</w:t>
+        <w:t xml:space="preserve">Figure 1.3.3 – Due Tab. (1) Due tab selected (amber), (2) Work orders approaching due date.</w:t>
+      </w:r>
+    </w:p>
+    <w:p>
+      <w:pPr>
+        <w:pStyle w:val="ListParagraph"/>
+        <w:numPr>
+          <w:ilvl w:val="0"/>
+          <w:numId w:val="1"/>
+        </w:numPr>
+        <w:spacing w:after="60"/>
+      </w:pPr>
+      <w:r>
+        <w:rPr>
+          <w:rFonts w:ascii="Calibri" w:cs="Calibri" w:eastAsia="Calibri" w:hAnsi="Calibri"/>
+          <w:sz w:val="22"/>
+          <w:szCs w:val="22"/>
+        </w:rPr>
+        <w:t xml:space="preserve">(1) Due tab selected – Shows work orders within the warning window.</w:t>
+      </w:r>
+    </w:p>
+    <w:p>
+      <w:pPr>
+        <w:pStyle w:val="ListParagraph"/>
+        <w:numPr>
+          <w:ilvl w:val="0"/>
+          <w:numId w:val="1"/>
+        </w:numPr>
+        <w:spacing w:after="60"/>
+      </w:pPr>
+      <w:r>
+        <w:rPr>
+          <w:rFonts w:ascii="Calibri" w:cs="Calibri" w:eastAsia="Calibri" w:hAnsi="Calibri"/>
+          <w:sz w:val="22"/>
+          <w:szCs w:val="22"/>
+        </w:rPr>
+        <w:t xml:space="preserve">(2) Table – Same columns as Planned but filtered to items approaching due date.</w:t>
       </w:r>
     </w:p>
     <w:p>
@@ -2774,7 +2663,7 @@
           <w:sz w:val="30"/>
           <w:szCs w:val="30"/>
         </w:rPr>
-        <w:t xml:space="preserve">1.3.6  Completed Work Orders</w:t>
+        <w:t xml:space="preserve">1.3.4  Overdue Work Orders</w:t>
       </w:r>
     </w:p>
     <w:p>
@@ -2837,43 +2726,43 @@
           <w:sz w:val="20"/>
           <w:szCs w:val="20"/>
         </w:rPr>
-        <w:t xml:space="preserve">Figure 1.3.6 – Completed Tab. (1) Completed tab selected, (2) Finished and approved work orders.</w:t>
-      </w:r>
-    </w:p>
-    <w:p>
-      <w:pPr>
-        <w:pStyle w:val="ListParagraph"/>
-        <w:numPr>
-          <w:ilvl w:val="0"/>
-          <w:numId w:val="1"/>
-        </w:numPr>
-        <w:spacing w:after="60"/>
-      </w:pPr>
-      <w:r>
-        <w:rPr>
-          <w:rFonts w:ascii="Calibri" w:cs="Calibri" w:eastAsia="Calibri" w:hAnsi="Calibri"/>
-          <w:sz w:val="22"/>
-          <w:szCs w:val="22"/>
-        </w:rPr>
-        <w:t xml:space="preserve">(1) Completed tab – Work orders that have been approved and finalized.</w:t>
-      </w:r>
-    </w:p>
-    <w:p>
-      <w:pPr>
-        <w:pStyle w:val="ListParagraph"/>
-        <w:numPr>
-          <w:ilvl w:val="0"/>
-          <w:numId w:val="1"/>
-        </w:numPr>
-        <w:spacing w:after="60"/>
-      </w:pPr>
-      <w:r>
-        <w:rPr>
-          <w:rFonts w:ascii="Calibri" w:cs="Calibri" w:eastAsia="Calibri" w:hAnsi="Calibri"/>
-          <w:sz w:val="22"/>
-          <w:szCs w:val="22"/>
-        </w:rPr>
-        <w:t xml:space="preserve">(2) Table – Read-only archive with completion dates and outcomes.</w:t>
+        <w:t xml:space="preserve">Figure 1.3.4 – Overdue Tab. (1) Overdue tab selected (red), (2) Past-due work orders.</w:t>
+      </w:r>
+    </w:p>
+    <w:p>
+      <w:pPr>
+        <w:pStyle w:val="ListParagraph"/>
+        <w:numPr>
+          <w:ilvl w:val="0"/>
+          <w:numId w:val="1"/>
+        </w:numPr>
+        <w:spacing w:after="60"/>
+      </w:pPr>
+      <w:r>
+        <w:rPr>
+          <w:rFonts w:ascii="Calibri" w:cs="Calibri" w:eastAsia="Calibri" w:hAnsi="Calibri"/>
+          <w:sz w:val="22"/>
+          <w:szCs w:val="22"/>
+        </w:rPr>
+        <w:t xml:space="preserve">(1) Overdue tab selected – Shows work orders past their due date or tolerance.</w:t>
+      </w:r>
+    </w:p>
+    <w:p>
+      <w:pPr>
+        <w:pStyle w:val="ListParagraph"/>
+        <w:numPr>
+          <w:ilvl w:val="0"/>
+          <w:numId w:val="1"/>
+        </w:numPr>
+        <w:spacing w:after="60"/>
+      </w:pPr>
+      <w:r>
+        <w:rPr>
+          <w:rFonts w:ascii="Calibri" w:cs="Calibri" w:eastAsia="Calibri" w:hAnsi="Calibri"/>
+          <w:sz w:val="22"/>
+          <w:szCs w:val="22"/>
+        </w:rPr>
+        <w:t xml:space="preserve">(2) Table – Same columns filtered to overdue items. Red status indicator.</w:t>
       </w:r>
     </w:p>
     <w:p>
@@ -2890,265 +2779,7 @@
           <w:sz w:val="30"/>
           <w:szCs w:val="30"/>
         </w:rPr>
-        <w:t xml:space="preserve">1.3.7  How to Create an Unplanned Work Order</w:t>
-      </w:r>
-    </w:p>
-    <w:p>
-      <w:pPr>
-        <w:spacing w:after="80"/>
-      </w:pPr>
-      <w:r>
-        <w:rPr>
-          <w:rFonts w:ascii="Calibri" w:cs="Calibri" w:eastAsia="Calibri" w:hAnsi="Calibri"/>
-          <w:b/>
-          <w:bCs/>
-          <w:sz w:val="22"/>
-          <w:szCs w:val="22"/>
-        </w:rPr>
-        <w:t xml:space="preserve">Step 1: </w:t>
-      </w:r>
-      <w:r>
-        <w:rPr>
-          <w:rFonts w:ascii="Calibri" w:cs="Calibri" w:eastAsia="Calibri" w:hAnsi="Calibri"/>
-          <w:sz w:val="22"/>
-          <w:szCs w:val="22"/>
-        </w:rPr>
-        <w:t xml:space="preserve">Click “+ Unplanned W.O” (top-right).</w:t>
-      </w:r>
-    </w:p>
-    <w:p>
-      <w:pPr>
-        <w:spacing w:after="80"/>
-      </w:pPr>
-      <w:r>
-        <w:rPr>
-          <w:rFonts w:ascii="Calibri" w:cs="Calibri" w:eastAsia="Calibri" w:hAnsi="Calibri"/>
-          <w:b/>
-          <w:bCs/>
-          <w:sz w:val="22"/>
-          <w:szCs w:val="22"/>
-        </w:rPr>
-        <w:t xml:space="preserve">Step 2: </w:t>
-      </w:r>
-      <w:r>
-        <w:rPr>
-          <w:rFonts w:ascii="Calibri" w:cs="Calibri" w:eastAsia="Calibri" w:hAnsi="Calibri"/>
-          <w:sz w:val="22"/>
-          <w:szCs w:val="22"/>
-        </w:rPr>
-        <w:t xml:space="preserve">Select Component, enter Job Title, Task Type, Assigned To, Priority, Description.</w:t>
-      </w:r>
-    </w:p>
-    <w:p>
-      <w:pPr>
-        <w:spacing w:after="80"/>
-      </w:pPr>
-      <w:r>
-        <w:rPr>
-          <w:rFonts w:ascii="Calibri" w:cs="Calibri" w:eastAsia="Calibri" w:hAnsi="Calibri"/>
-          <w:b/>
-          <w:bCs/>
-          <w:sz w:val="22"/>
-          <w:szCs w:val="22"/>
-        </w:rPr>
-        <w:t xml:space="preserve">Step 3: </w:t>
-      </w:r>
-      <w:r>
-        <w:rPr>
-          <w:rFonts w:ascii="Calibri" w:cs="Calibri" w:eastAsia="Calibri" w:hAnsi="Calibri"/>
-          <w:sz w:val="22"/>
-          <w:szCs w:val="22"/>
-        </w:rPr>
-        <w:t xml:space="preserve">Click “Create”.</w:t>
-      </w:r>
-    </w:p>
-    <w:p>
-      <w:pPr>
-        <w:pStyle w:val="Heading2"/>
-        <w:spacing w:after="150" w:before="300"/>
-      </w:pPr>
-      <w:r>
-        <w:rPr>
-          <w:rFonts w:ascii="Calibri" w:cs="Calibri" w:eastAsia="Calibri" w:hAnsi="Calibri"/>
-          <w:b/>
-          <w:bCs/>
-          <w:color w:val="2E75B6"/>
-          <w:sz w:val="30"/>
-          <w:szCs w:val="30"/>
-        </w:rPr>
-        <w:t xml:space="preserve">1.3.8  How to Postpone a Work Order</w:t>
-      </w:r>
-    </w:p>
-    <w:p>
-      <w:pPr>
-        <w:spacing w:after="80"/>
-      </w:pPr>
-      <w:r>
-        <w:rPr>
-          <w:rFonts w:ascii="Calibri" w:cs="Calibri" w:eastAsia="Calibri" w:hAnsi="Calibri"/>
-          <w:b/>
-          <w:bCs/>
-          <w:sz w:val="22"/>
-          <w:szCs w:val="22"/>
-        </w:rPr>
-        <w:t xml:space="preserve">Step 1: </w:t>
-      </w:r>
-      <w:r>
-        <w:rPr>
-          <w:rFonts w:ascii="Calibri" w:cs="Calibri" w:eastAsia="Calibri" w:hAnsi="Calibri"/>
-          <w:sz w:val="22"/>
-          <w:szCs w:val="22"/>
-        </w:rPr>
-        <w:t xml:space="preserve">Click timer icon in Actions column.</w:t>
-      </w:r>
-    </w:p>
-    <w:p>
-      <w:pPr>
-        <w:spacing w:after="80"/>
-      </w:pPr>
-      <w:r>
-        <w:rPr>
-          <w:rFonts w:ascii="Calibri" w:cs="Calibri" w:eastAsia="Calibri" w:hAnsi="Calibri"/>
-          <w:b/>
-          <w:bCs/>
-          <w:sz w:val="22"/>
-          <w:szCs w:val="22"/>
-        </w:rPr>
-        <w:t xml:space="preserve">Step 2: </w:t>
-      </w:r>
-      <w:r>
-        <w:rPr>
-          <w:rFonts w:ascii="Calibri" w:cs="Calibri" w:eastAsia="Calibri" w:hAnsi="Calibri"/>
-          <w:sz w:val="22"/>
-          <w:szCs w:val="22"/>
-        </w:rPr>
-        <w:t xml:space="preserve">Enter Reason, New Due Date, Authorization.</w:t>
-      </w:r>
-    </w:p>
-    <w:p>
-      <w:pPr>
-        <w:spacing w:after="80"/>
-      </w:pPr>
-      <w:r>
-        <w:rPr>
-          <w:rFonts w:ascii="Calibri" w:cs="Calibri" w:eastAsia="Calibri" w:hAnsi="Calibri"/>
-          <w:b/>
-          <w:bCs/>
-          <w:sz w:val="22"/>
-          <w:szCs w:val="22"/>
-        </w:rPr>
-        <w:t xml:space="preserve">Step 3: </w:t>
-      </w:r>
-      <w:r>
-        <w:rPr>
-          <w:rFonts w:ascii="Calibri" w:cs="Calibri" w:eastAsia="Calibri" w:hAnsi="Calibri"/>
-          <w:sz w:val="22"/>
-          <w:szCs w:val="22"/>
-        </w:rPr>
-        <w:t xml:space="preserve">Click “Confirm”.</w:t>
-      </w:r>
-    </w:p>
-    <w:p>
-      <w:pPr>
-        <w:pStyle w:val="Heading2"/>
-        <w:spacing w:after="150" w:before="300"/>
-      </w:pPr>
-      <w:r>
-        <w:rPr>
-          <w:rFonts w:ascii="Calibri" w:cs="Calibri" w:eastAsia="Calibri" w:hAnsi="Calibri"/>
-          <w:b/>
-          <w:bCs/>
-          <w:color w:val="2E75B6"/>
-          <w:sz w:val="30"/>
-          <w:szCs w:val="30"/>
-        </w:rPr>
-        <w:t xml:space="preserve">1.3.9  How to Approve / Reject a Work Order</w:t>
-      </w:r>
-    </w:p>
-    <w:p>
-      <w:pPr>
-        <w:spacing w:after="80"/>
-      </w:pPr>
-      <w:r>
-        <w:rPr>
-          <w:rFonts w:ascii="Calibri" w:cs="Calibri" w:eastAsia="Calibri" w:hAnsi="Calibri"/>
-          <w:b/>
-          <w:bCs/>
-          <w:sz w:val="22"/>
-          <w:szCs w:val="22"/>
-        </w:rPr>
-        <w:t xml:space="preserve">Step 1: </w:t>
-      </w:r>
-      <w:r>
-        <w:rPr>
-          <w:rFonts w:ascii="Calibri" w:cs="Calibri" w:eastAsia="Calibri" w:hAnsi="Calibri"/>
-          <w:sz w:val="22"/>
-          <w:szCs w:val="22"/>
-        </w:rPr>
-        <w:t xml:space="preserve">Go to “Pending Approval” tab.</w:t>
-      </w:r>
-    </w:p>
-    <w:p>
-      <w:pPr>
-        <w:spacing w:after="80"/>
-      </w:pPr>
-      <w:r>
-        <w:rPr>
-          <w:rFonts w:ascii="Calibri" w:cs="Calibri" w:eastAsia="Calibri" w:hAnsi="Calibri"/>
-          <w:b/>
-          <w:bCs/>
-          <w:sz w:val="22"/>
-          <w:szCs w:val="22"/>
-        </w:rPr>
-        <w:t xml:space="preserve">Step 2: </w:t>
-      </w:r>
-      <w:r>
-        <w:rPr>
-          <w:rFonts w:ascii="Calibri" w:cs="Calibri" w:eastAsia="Calibri" w:hAnsi="Calibri"/>
-          <w:sz w:val="22"/>
-          <w:szCs w:val="22"/>
-        </w:rPr>
-        <w:t xml:space="preserve">Review WO details via edit icon.</w:t>
-      </w:r>
-    </w:p>
-    <w:p>
-      <w:pPr>
-        <w:spacing w:after="80"/>
-      </w:pPr>
-      <w:r>
-        <w:rPr>
-          <w:rFonts w:ascii="Calibri" w:cs="Calibri" w:eastAsia="Calibri" w:hAnsi="Calibri"/>
-          <w:b/>
-          <w:bCs/>
-          <w:sz w:val="22"/>
-          <w:szCs w:val="22"/>
-        </w:rPr>
-        <w:t xml:space="preserve">Step 3: </w:t>
-      </w:r>
-      <w:r>
-        <w:rPr>
-          <w:rFonts w:ascii="Calibri" w:cs="Calibri" w:eastAsia="Calibri" w:hAnsi="Calibri"/>
-          <w:sz w:val="22"/>
-          <w:szCs w:val="22"/>
-        </w:rPr>
-        <w:t xml:space="preserve">Click “Approve” or “Reject”.</w:t>
-      </w:r>
-    </w:p>
-    <w:p>
-      <w:pPr>
-        <w:pStyle w:val="Heading2"/>
-        <w:spacing w:after="150" w:before="300"/>
-      </w:pPr>
-      <w:r>
-        <w:rPr>
-          <w:rFonts w:ascii="Calibri" w:cs="Calibri" w:eastAsia="Calibri" w:hAnsi="Calibri"/>
-          <w:b/>
-          <w:bCs/>
-          <w:color w:val="2E75B6"/>
-          <w:sz w:val="30"/>
-          <w:szCs w:val="30"/>
-        </w:rPr>
-        <w:t xml:space="preserve">1.3.10  Export Dialog</w:t>
+        <w:t xml:space="preserve">1.3.5  Pending Approval</w:t>
       </w:r>
     </w:p>
     <w:p>
@@ -3211,96 +2842,43 @@
           <w:sz w:val="20"/>
           <w:szCs w:val="20"/>
         </w:rPr>
-        <w:t xml:space="preserve">Figure 1.3.10 – Export Dialog. (1) Export options: Component Jobs (Excel), All Work Orders (Excel/PDF).</w:t>
-      </w:r>
-    </w:p>
-    <w:p>
-      <w:pPr>
-        <w:pStyle w:val="ListParagraph"/>
-        <w:numPr>
-          <w:ilvl w:val="0"/>
-          <w:numId w:val="1"/>
-        </w:numPr>
-        <w:spacing w:after="60"/>
-      </w:pPr>
-      <w:r>
-        <w:rPr>
-          <w:rFonts w:ascii="Calibri" w:cs="Calibri" w:eastAsia="Calibri" w:hAnsi="Calibri"/>
-          <w:sz w:val="22"/>
-          <w:szCs w:val="22"/>
-        </w:rPr>
-        <w:t xml:space="preserve">(1) Export dialog provides two options:</w:t>
-      </w:r>
-    </w:p>
-    <w:p>
-      <w:pPr>
-        <w:pStyle w:val="ListParagraph"/>
-        <w:numPr>
-          <w:ilvl w:val="0"/>
-          <w:numId w:val="1"/>
-        </w:numPr>
-        <w:spacing w:after="60"/>
-      </w:pPr>
-      <w:r>
-        <w:rPr>
-          <w:rFonts w:ascii="Calibri" w:cs="Calibri" w:eastAsia="Calibri" w:hAnsi="Calibri"/>
-          <w:sz w:val="22"/>
-          <w:szCs w:val="22"/>
-        </w:rPr>
-        <w:t xml:space="preserve">    • Export Component Jobs – All vessel jobs in Excel (.xlsx).</w:t>
-      </w:r>
-    </w:p>
-    <w:p>
-      <w:pPr>
-        <w:pStyle w:val="ListParagraph"/>
-        <w:numPr>
-          <w:ilvl w:val="0"/>
-          <w:numId w:val="1"/>
-        </w:numPr>
-        <w:spacing w:after="60"/>
-      </w:pPr>
-      <w:r>
-        <w:rPr>
-          <w:rFonts w:ascii="Calibri" w:cs="Calibri" w:eastAsia="Calibri" w:hAnsi="Calibri"/>
-          <w:sz w:val="22"/>
-          <w:szCs w:val="22"/>
-        </w:rPr>
-        <w:t xml:space="preserve">    • Export All Work Orders – Full WO listing in Excel or PDF.</w:t>
-      </w:r>
-    </w:p>
-    <w:p>
-      <w:r>
-        <w:br w:type="page"/>
-      </w:r>
-    </w:p>
-    <w:p>
-      <w:pPr>
-        <w:pStyle w:val="Heading1"/>
-        <w:spacing w:after="200" w:before="400"/>
-      </w:pPr>
-      <w:r>
-        <w:rPr>
-          <w:rFonts w:ascii="Calibri" w:cs="Calibri" w:eastAsia="Calibri" w:hAnsi="Calibri"/>
-          <w:b/>
-          <w:bCs/>
-          <w:color w:val="1E5A8E"/>
-          <w:sz w:val="36"/>
-          <w:szCs w:val="36"/>
-        </w:rPr>
-        <w:t xml:space="preserve">1.4  Running Hours</w:t>
-      </w:r>
-    </w:p>
-    <w:p>
-      <w:pPr>
-        <w:spacing w:after="120"/>
-      </w:pPr>
-      <w:r>
-        <w:rPr>
-          <w:rFonts w:ascii="Calibri" w:cs="Calibri" w:eastAsia="Calibri" w:hAnsi="Calibri"/>
-          <w:sz w:val="22"/>
-          <w:szCs w:val="22"/>
-        </w:rPr>
-        <w:t xml:space="preserve">Tracks cumulative operating hours for vessel equipment.</w:t>
+        <w:t xml:space="preserve">Figure 1.3.5 – Pending Approval Tab. (1) Pending tab selected, (2) Work orders awaiting approval.</w:t>
+      </w:r>
+    </w:p>
+    <w:p>
+      <w:pPr>
+        <w:pStyle w:val="ListParagraph"/>
+        <w:numPr>
+          <w:ilvl w:val="0"/>
+          <w:numId w:val="1"/>
+        </w:numPr>
+        <w:spacing w:after="60"/>
+      </w:pPr>
+      <w:r>
+        <w:rPr>
+          <w:rFonts w:ascii="Calibri" w:cs="Calibri" w:eastAsia="Calibri" w:hAnsi="Calibri"/>
+          <w:sz w:val="22"/>
+          <w:szCs w:val="22"/>
+        </w:rPr>
+        <w:t xml:space="preserve">(1) Pending Approval tab – Completed WOs submitted for review.</w:t>
+      </w:r>
+    </w:p>
+    <w:p>
+      <w:pPr>
+        <w:pStyle w:val="ListParagraph"/>
+        <w:numPr>
+          <w:ilvl w:val="0"/>
+          <w:numId w:val="1"/>
+        </w:numPr>
+        <w:spacing w:after="60"/>
+      </w:pPr>
+      <w:r>
+        <w:rPr>
+          <w:rFonts w:ascii="Calibri" w:cs="Calibri" w:eastAsia="Calibri" w:hAnsi="Calibri"/>
+          <w:sz w:val="22"/>
+          <w:szCs w:val="22"/>
+        </w:rPr>
+        <w:t xml:space="preserve">(2) Table – Click review icon to Approve or Reject each work order.</w:t>
       </w:r>
     </w:p>
     <w:p>
@@ -3317,7 +2895,7 @@
           <w:sz w:val="30"/>
           <w:szCs w:val="30"/>
         </w:rPr>
-        <w:t xml:space="preserve">1.4.1  Opening Screen</w:t>
+        <w:t xml:space="preserve">1.3.6  Completed Work Orders</w:t>
       </w:r>
     </w:p>
     <w:p>
@@ -3380,97 +2958,43 @@
           <w:sz w:val="20"/>
           <w:szCs w:val="20"/>
         </w:rPr>
-        <w:t xml:space="preserve">Figure 1.4.1 – Running Hours. (1) Overview/History tabs, (2) Search &amp; Utilization filter, (3) Component table, (4) Export, (5) Bulk Update RH.</w:t>
-      </w:r>
-    </w:p>
-    <w:p>
-      <w:pPr>
-        <w:pStyle w:val="ListParagraph"/>
-        <w:numPr>
-          <w:ilvl w:val="0"/>
-          <w:numId w:val="1"/>
-        </w:numPr>
-        <w:spacing w:after="60"/>
-      </w:pPr>
-      <w:r>
-        <w:rPr>
-          <w:rFonts w:ascii="Calibri" w:cs="Calibri" w:eastAsia="Calibri" w:hAnsi="Calibri"/>
-          <w:sz w:val="22"/>
-          <w:szCs w:val="22"/>
-        </w:rPr>
-        <w:t xml:space="preserve">(1) Overview / History – Current values vs. update audit trail.</w:t>
-      </w:r>
-    </w:p>
-    <w:p>
-      <w:pPr>
-        <w:pStyle w:val="ListParagraph"/>
-        <w:numPr>
-          <w:ilvl w:val="0"/>
-          <w:numId w:val="1"/>
-        </w:numPr>
-        <w:spacing w:after="60"/>
-      </w:pPr>
-      <w:r>
-        <w:rPr>
-          <w:rFonts w:ascii="Calibri" w:cs="Calibri" w:eastAsia="Calibri" w:hAnsi="Calibri"/>
-          <w:sz w:val="22"/>
-          <w:szCs w:val="22"/>
-        </w:rPr>
-        <w:t xml:space="preserve">(2) Filters – Search by Name/Code; Utilization Period (Weekly/Monthly/Quarterly/Yearly).</w:t>
-      </w:r>
-    </w:p>
-    <w:p>
-      <w:pPr>
-        <w:pStyle w:val="ListParagraph"/>
-        <w:numPr>
-          <w:ilvl w:val="0"/>
-          <w:numId w:val="1"/>
-        </w:numPr>
-        <w:spacing w:after="60"/>
-      </w:pPr>
-      <w:r>
-        <w:rPr>
-          <w:rFonts w:ascii="Calibri" w:cs="Calibri" w:eastAsia="Calibri" w:hAnsi="Calibri"/>
-          <w:sz w:val="22"/>
-          <w:szCs w:val="22"/>
-        </w:rPr>
-        <w:t xml:space="preserve">(3) Table – Name, Code, Category, Running Hours, Last Updated, Utilization Rate.</w:t>
-      </w:r>
-    </w:p>
-    <w:p>
-      <w:pPr>
-        <w:pStyle w:val="ListParagraph"/>
-        <w:numPr>
-          <w:ilvl w:val="0"/>
-          <w:numId w:val="1"/>
-        </w:numPr>
-        <w:spacing w:after="60"/>
-      </w:pPr>
-      <w:r>
-        <w:rPr>
-          <w:rFonts w:ascii="Calibri" w:cs="Calibri" w:eastAsia="Calibri" w:hAnsi="Calibri"/>
-          <w:sz w:val="22"/>
-          <w:szCs w:val="22"/>
-        </w:rPr>
-        <w:t xml:space="preserve">(4) Export – Download as CSV.</w:t>
-      </w:r>
-    </w:p>
-    <w:p>
-      <w:pPr>
-        <w:pStyle w:val="ListParagraph"/>
-        <w:numPr>
-          <w:ilvl w:val="0"/>
-          <w:numId w:val="1"/>
-        </w:numPr>
-        <w:spacing w:after="60"/>
-      </w:pPr>
-      <w:r>
-        <w:rPr>
-          <w:rFonts w:ascii="Calibri" w:cs="Calibri" w:eastAsia="Calibri" w:hAnsi="Calibri"/>
-          <w:sz w:val="22"/>
-          <w:szCs w:val="22"/>
-        </w:rPr>
-        <w:t xml:space="preserve">(5) + Bulk Update RH – Update multiple components at once.</w:t>
+        <w:t xml:space="preserve">Figure 1.3.6 – Completed Tab. (1) Completed tab selected, (2) Finished and approved work orders.</w:t>
+      </w:r>
+    </w:p>
+    <w:p>
+      <w:pPr>
+        <w:pStyle w:val="ListParagraph"/>
+        <w:numPr>
+          <w:ilvl w:val="0"/>
+          <w:numId w:val="1"/>
+        </w:numPr>
+        <w:spacing w:after="60"/>
+      </w:pPr>
+      <w:r>
+        <w:rPr>
+          <w:rFonts w:ascii="Calibri" w:cs="Calibri" w:eastAsia="Calibri" w:hAnsi="Calibri"/>
+          <w:sz w:val="22"/>
+          <w:szCs w:val="22"/>
+        </w:rPr>
+        <w:t xml:space="preserve">(1) Completed tab – Work orders that have been approved and finalized.</w:t>
+      </w:r>
+    </w:p>
+    <w:p>
+      <w:pPr>
+        <w:pStyle w:val="ListParagraph"/>
+        <w:numPr>
+          <w:ilvl w:val="0"/>
+          <w:numId w:val="1"/>
+        </w:numPr>
+        <w:spacing w:after="60"/>
+      </w:pPr>
+      <w:r>
+        <w:rPr>
+          <w:rFonts w:ascii="Calibri" w:cs="Calibri" w:eastAsia="Calibri" w:hAnsi="Calibri"/>
+          <w:sz w:val="22"/>
+          <w:szCs w:val="22"/>
+        </w:rPr>
+        <w:t xml:space="preserve">(2) Table – Read-only archive with completion dates and outcomes.</w:t>
       </w:r>
     </w:p>
     <w:p>
@@ -3487,203 +3011,7 @@
           <w:sz w:val="30"/>
           <w:szCs w:val="30"/>
         </w:rPr>
-        <w:t xml:space="preserve">1.4.2  How to Update Running Hours</w:t>
-      </w:r>
-    </w:p>
-    <w:p>
-      <w:pPr>
-        <w:spacing w:after="80"/>
-      </w:pPr>
-      <w:r>
-        <w:rPr>
-          <w:rFonts w:ascii="Calibri" w:cs="Calibri" w:eastAsia="Calibri" w:hAnsi="Calibri"/>
-          <w:b/>
-          <w:bCs/>
-          <w:sz w:val="22"/>
-          <w:szCs w:val="22"/>
-        </w:rPr>
-        <w:t xml:space="preserve">Step 1: </w:t>
-      </w:r>
-      <w:r>
-        <w:rPr>
-          <w:rFonts w:ascii="Calibri" w:cs="Calibri" w:eastAsia="Calibri" w:hAnsi="Calibri"/>
-          <w:sz w:val="22"/>
-          <w:szCs w:val="22"/>
-        </w:rPr>
-        <w:t xml:space="preserve">Click gear icon next to the component.</w:t>
-      </w:r>
-    </w:p>
-    <w:p>
-      <w:pPr>
-        <w:spacing w:after="80"/>
-      </w:pPr>
-      <w:r>
-        <w:rPr>
-          <w:rFonts w:ascii="Calibri" w:cs="Calibri" w:eastAsia="Calibri" w:hAnsi="Calibri"/>
-          <w:b/>
-          <w:bCs/>
-          <w:sz w:val="22"/>
-          <w:szCs w:val="22"/>
-        </w:rPr>
-        <w:t xml:space="preserve">Step 2: </w:t>
-      </w:r>
-      <w:r>
-        <w:rPr>
-          <w:rFonts w:ascii="Calibri" w:cs="Calibri" w:eastAsia="Calibri" w:hAnsi="Calibri"/>
-          <w:sz w:val="22"/>
-          <w:szCs w:val="22"/>
-        </w:rPr>
-        <w:t xml:space="preserve">Choose “Set Total” or “Add Delta”.</w:t>
-      </w:r>
-    </w:p>
-    <w:p>
-      <w:pPr>
-        <w:spacing w:after="80"/>
-      </w:pPr>
-      <w:r>
-        <w:rPr>
-          <w:rFonts w:ascii="Calibri" w:cs="Calibri" w:eastAsia="Calibri" w:hAnsi="Calibri"/>
-          <w:b/>
-          <w:bCs/>
-          <w:sz w:val="22"/>
-          <w:szCs w:val="22"/>
-        </w:rPr>
-        <w:t xml:space="preserve">Step 3: </w:t>
-      </w:r>
-      <w:r>
-        <w:rPr>
-          <w:rFonts w:ascii="Calibri" w:cs="Calibri" w:eastAsia="Calibri" w:hAnsi="Calibri"/>
-          <w:sz w:val="22"/>
-          <w:szCs w:val="22"/>
-        </w:rPr>
-        <w:t xml:space="preserve">Enter value and remarks → Click “Save”.</w:t>
-      </w:r>
-    </w:p>
-    <w:p>
-      <w:pPr>
-        <w:spacing w:after="120" w:before="100"/>
-      </w:pPr>
-      <w:r>
-        <w:rPr>
-          <w:rFonts w:ascii="Calibri" w:cs="Calibri" w:eastAsia="Calibri" w:hAnsi="Calibri"/>
-          <w:b/>
-          <w:bCs/>
-          <w:color w:val="D4A017"/>
-          <w:sz w:val="22"/>
-          <w:szCs w:val="22"/>
-        </w:rPr>
-        <w:t xml:space="preserve">Note: </w:t>
-      </w:r>
-      <w:r>
-        <w:rPr>
-          <w:rFonts w:ascii="Calibri" w:cs="Calibri" w:eastAsia="Calibri" w:hAnsi="Calibri"/>
-          <w:sz w:val="22"/>
-          <w:szCs w:val="22"/>
-        </w:rPr>
-        <w:t xml:space="preserve">Updates cascade to child components with Inherited RH type.</w:t>
-      </w:r>
-    </w:p>
-    <w:p>
-      <w:pPr>
-        <w:pStyle w:val="Heading2"/>
-        <w:spacing w:after="150" w:before="300"/>
-      </w:pPr>
-      <w:r>
-        <w:rPr>
-          <w:rFonts w:ascii="Calibri" w:cs="Calibri" w:eastAsia="Calibri" w:hAnsi="Calibri"/>
-          <w:b/>
-          <w:bCs/>
-          <w:color w:val="2E75B6"/>
-          <w:sz w:val="30"/>
-          <w:szCs w:val="30"/>
-        </w:rPr>
-        <w:t xml:space="preserve">1.4.3  How to Perform Bulk Update</w:t>
-      </w:r>
-    </w:p>
-    <w:p>
-      <w:pPr>
-        <w:spacing w:after="80"/>
-      </w:pPr>
-      <w:r>
-        <w:rPr>
-          <w:rFonts w:ascii="Calibri" w:cs="Calibri" w:eastAsia="Calibri" w:hAnsi="Calibri"/>
-          <w:b/>
-          <w:bCs/>
-          <w:sz w:val="22"/>
-          <w:szCs w:val="22"/>
-        </w:rPr>
-        <w:t xml:space="preserve">Step 1: </w:t>
-      </w:r>
-      <w:r>
-        <w:rPr>
-          <w:rFonts w:ascii="Calibri" w:cs="Calibri" w:eastAsia="Calibri" w:hAnsi="Calibri"/>
-          <w:sz w:val="22"/>
-          <w:szCs w:val="22"/>
-        </w:rPr>
-        <w:t xml:space="preserve">Click “+ Bulk Update RH”.</w:t>
-      </w:r>
-    </w:p>
-    <w:p>
-      <w:pPr>
-        <w:spacing w:after="80"/>
-      </w:pPr>
-      <w:r>
-        <w:rPr>
-          <w:rFonts w:ascii="Calibri" w:cs="Calibri" w:eastAsia="Calibri" w:hAnsi="Calibri"/>
-          <w:b/>
-          <w:bCs/>
-          <w:sz w:val="22"/>
-          <w:szCs w:val="22"/>
-        </w:rPr>
-        <w:t xml:space="preserve">Step 2: </w:t>
-      </w:r>
-      <w:r>
-        <w:rPr>
-          <w:rFonts w:ascii="Calibri" w:cs="Calibri" w:eastAsia="Calibri" w:hAnsi="Calibri"/>
-          <w:sz w:val="22"/>
-          <w:szCs w:val="22"/>
-        </w:rPr>
-        <w:t xml:space="preserve">Enter values for multiple components in the form.</w:t>
-      </w:r>
-    </w:p>
-    <w:p>
-      <w:pPr>
-        <w:spacing w:after="80"/>
-      </w:pPr>
-      <w:r>
-        <w:rPr>
-          <w:rFonts w:ascii="Calibri" w:cs="Calibri" w:eastAsia="Calibri" w:hAnsi="Calibri"/>
-          <w:b/>
-          <w:bCs/>
-          <w:sz w:val="22"/>
-          <w:szCs w:val="22"/>
-        </w:rPr>
-        <w:t xml:space="preserve">Step 3: </w:t>
-      </w:r>
-      <w:r>
-        <w:rPr>
-          <w:rFonts w:ascii="Calibri" w:cs="Calibri" w:eastAsia="Calibri" w:hAnsi="Calibri"/>
-          <w:sz w:val="22"/>
-          <w:szCs w:val="22"/>
-        </w:rPr>
-        <w:t xml:space="preserve">Click “Save All”.</w:t>
-      </w:r>
-    </w:p>
-    <w:p>
-      <w:pPr>
-        <w:pStyle w:val="Heading2"/>
-        <w:spacing w:after="150" w:before="300"/>
-      </w:pPr>
-      <w:r>
-        <w:rPr>
-          <w:rFonts w:ascii="Calibri" w:cs="Calibri" w:eastAsia="Calibri" w:hAnsi="Calibri"/>
-          <w:b/>
-          <w:bCs/>
-          <w:color w:val="2E75B6"/>
-          <w:sz w:val="30"/>
-          <w:szCs w:val="30"/>
-        </w:rPr>
-        <w:t xml:space="preserve">1.4.4  Running Hours History</w:t>
+        <w:t xml:space="preserve">1.3.7  How to Create an Unplanned Work Order</w:t>
       </w:r>
     </w:p>
     <w:p>
@@ -3746,78 +3074,76 @@
           <w:sz w:val="20"/>
           <w:szCs w:val="20"/>
         </w:rPr>
-        <w:t xml:space="preserve">Figure 1.4.4 – Running Hours History. (1) History tab selected, (2) Audit trail of all RH updates.</w:t>
-      </w:r>
-    </w:p>
-    <w:p>
-      <w:pPr>
-        <w:pStyle w:val="ListParagraph"/>
-        <w:numPr>
-          <w:ilvl w:val="0"/>
-          <w:numId w:val="1"/>
-        </w:numPr>
-        <w:spacing w:after="60"/>
-      </w:pPr>
-      <w:r>
-        <w:rPr>
-          <w:rFonts w:ascii="Calibri" w:cs="Calibri" w:eastAsia="Calibri" w:hAnsi="Calibri"/>
-          <w:sz w:val="22"/>
-          <w:szCs w:val="22"/>
-        </w:rPr>
-        <w:t xml:space="preserve">(1) History tab – Switch to view the audit trail of all running hours updates.</w:t>
-      </w:r>
-    </w:p>
-    <w:p>
-      <w:pPr>
-        <w:pStyle w:val="ListParagraph"/>
-        <w:numPr>
-          <w:ilvl w:val="0"/>
-          <w:numId w:val="1"/>
-        </w:numPr>
-        <w:spacing w:after="60"/>
-      </w:pPr>
-      <w:r>
-        <w:rPr>
-          <w:rFonts w:ascii="Calibri" w:cs="Calibri" w:eastAsia="Calibri" w:hAnsi="Calibri"/>
-          <w:sz w:val="22"/>
-          <w:szCs w:val="22"/>
-        </w:rPr>
-        <w:t xml:space="preserve">(2) Table – Date, Component, Previous RH, New RH, Delta, Updated By, Remarks. Filter by date range.</w:t>
-      </w:r>
-    </w:p>
-    <w:p>
-      <w:r>
-        <w:br w:type="page"/>
-      </w:r>
-    </w:p>
-    <w:p>
-      <w:pPr>
-        <w:pStyle w:val="Heading1"/>
-        <w:spacing w:after="200" w:before="400"/>
-      </w:pPr>
-      <w:r>
-        <w:rPr>
-          <w:rFonts w:ascii="Calibri" w:cs="Calibri" w:eastAsia="Calibri" w:hAnsi="Calibri"/>
-          <w:b/>
-          <w:bCs/>
-          <w:color w:val="1E5A8E"/>
-          <w:sz w:val="36"/>
-          <w:szCs w:val="36"/>
-        </w:rPr>
-        <w:t xml:space="preserve">1.5  Spares (Inventory)</w:t>
-      </w:r>
-    </w:p>
-    <w:p>
-      <w:pPr>
-        <w:spacing w:after="120"/>
-      </w:pPr>
-      <w:r>
-        <w:rPr>
-          <w:rFonts w:ascii="Calibri" w:cs="Calibri" w:eastAsia="Calibri" w:hAnsi="Calibri"/>
-          <w:sz w:val="22"/>
-          <w:szCs w:val="22"/>
-        </w:rPr>
-        <w:t xml:space="preserve">Manages spare parts inventory including stock tracking and multi-location support.</w:t>
+        <w:t xml:space="preserve">Figure 1.3.7 – Unplanned Work Order Form. (1) Form with Component, Job Title, Task Type, Assigned To, Priority, Description fields.</w:t>
+      </w:r>
+    </w:p>
+    <w:p>
+      <w:pPr>
+        <w:spacing w:after="80"/>
+      </w:pPr>
+      <w:r>
+        <w:rPr>
+          <w:rFonts w:ascii="Calibri" w:cs="Calibri" w:eastAsia="Calibri" w:hAnsi="Calibri"/>
+          <w:b/>
+          <w:bCs/>
+          <w:sz w:val="22"/>
+          <w:szCs w:val="22"/>
+        </w:rPr>
+        <w:t xml:space="preserve">Step 1: </w:t>
+      </w:r>
+      <w:r>
+        <w:rPr>
+          <w:rFonts w:ascii="Calibri" w:cs="Calibri" w:eastAsia="Calibri" w:hAnsi="Calibri"/>
+          <w:sz w:val="22"/>
+          <w:szCs w:val="22"/>
+        </w:rPr>
+        <w:t xml:space="preserve">Click “+ Unplanned W.O” (top-right).</w:t>
+      </w:r>
+    </w:p>
+    <w:p>
+      <w:pPr>
+        <w:spacing w:after="80"/>
+      </w:pPr>
+      <w:r>
+        <w:rPr>
+          <w:rFonts w:ascii="Calibri" w:cs="Calibri" w:eastAsia="Calibri" w:hAnsi="Calibri"/>
+          <w:b/>
+          <w:bCs/>
+          <w:sz w:val="22"/>
+          <w:szCs w:val="22"/>
+        </w:rPr>
+        <w:t xml:space="preserve">Step 2: </w:t>
+      </w:r>
+      <w:r>
+        <w:rPr>
+          <w:rFonts w:ascii="Calibri" w:cs="Calibri" w:eastAsia="Calibri" w:hAnsi="Calibri"/>
+          <w:sz w:val="22"/>
+          <w:szCs w:val="22"/>
+        </w:rPr>
+        <w:t xml:space="preserve">Select Component, enter Job Title, Task Type, Assigned To, Priority, Description.</w:t>
+      </w:r>
+    </w:p>
+    <w:p>
+      <w:pPr>
+        <w:spacing w:after="80"/>
+      </w:pPr>
+      <w:r>
+        <w:rPr>
+          <w:rFonts w:ascii="Calibri" w:cs="Calibri" w:eastAsia="Calibri" w:hAnsi="Calibri"/>
+          <w:b/>
+          <w:bCs/>
+          <w:sz w:val="22"/>
+          <w:szCs w:val="22"/>
+        </w:rPr>
+        <w:t xml:space="preserve">Step 3: </w:t>
+      </w:r>
+      <w:r>
+        <w:rPr>
+          <w:rFonts w:ascii="Calibri" w:cs="Calibri" w:eastAsia="Calibri" w:hAnsi="Calibri"/>
+          <w:sz w:val="22"/>
+          <w:szCs w:val="22"/>
+        </w:rPr>
+        <w:t xml:space="preserve">Click “Create”.</w:t>
       </w:r>
     </w:p>
     <w:p>
@@ -3834,7 +3160,179 @@
           <w:sz w:val="30"/>
           <w:szCs w:val="30"/>
         </w:rPr>
-        <w:t xml:space="preserve">1.5.1  Opening Screen</w:t>
+        <w:t xml:space="preserve">1.3.8  How to Postpone a Work Order</w:t>
+      </w:r>
+    </w:p>
+    <w:p>
+      <w:pPr>
+        <w:spacing w:after="80"/>
+      </w:pPr>
+      <w:r>
+        <w:rPr>
+          <w:rFonts w:ascii="Calibri" w:cs="Calibri" w:eastAsia="Calibri" w:hAnsi="Calibri"/>
+          <w:b/>
+          <w:bCs/>
+          <w:sz w:val="22"/>
+          <w:szCs w:val="22"/>
+        </w:rPr>
+        <w:t xml:space="preserve">Step 1: </w:t>
+      </w:r>
+      <w:r>
+        <w:rPr>
+          <w:rFonts w:ascii="Calibri" w:cs="Calibri" w:eastAsia="Calibri" w:hAnsi="Calibri"/>
+          <w:sz w:val="22"/>
+          <w:szCs w:val="22"/>
+        </w:rPr>
+        <w:t xml:space="preserve">Click timer icon in Actions column.</w:t>
+      </w:r>
+    </w:p>
+    <w:p>
+      <w:pPr>
+        <w:spacing w:after="80"/>
+      </w:pPr>
+      <w:r>
+        <w:rPr>
+          <w:rFonts w:ascii="Calibri" w:cs="Calibri" w:eastAsia="Calibri" w:hAnsi="Calibri"/>
+          <w:b/>
+          <w:bCs/>
+          <w:sz w:val="22"/>
+          <w:szCs w:val="22"/>
+        </w:rPr>
+        <w:t xml:space="preserve">Step 2: </w:t>
+      </w:r>
+      <w:r>
+        <w:rPr>
+          <w:rFonts w:ascii="Calibri" w:cs="Calibri" w:eastAsia="Calibri" w:hAnsi="Calibri"/>
+          <w:sz w:val="22"/>
+          <w:szCs w:val="22"/>
+        </w:rPr>
+        <w:t xml:space="preserve">Enter Reason, New Due Date, Authorization.</w:t>
+      </w:r>
+    </w:p>
+    <w:p>
+      <w:pPr>
+        <w:spacing w:after="80"/>
+      </w:pPr>
+      <w:r>
+        <w:rPr>
+          <w:rFonts w:ascii="Calibri" w:cs="Calibri" w:eastAsia="Calibri" w:hAnsi="Calibri"/>
+          <w:b/>
+          <w:bCs/>
+          <w:sz w:val="22"/>
+          <w:szCs w:val="22"/>
+        </w:rPr>
+        <w:t xml:space="preserve">Step 3: </w:t>
+      </w:r>
+      <w:r>
+        <w:rPr>
+          <w:rFonts w:ascii="Calibri" w:cs="Calibri" w:eastAsia="Calibri" w:hAnsi="Calibri"/>
+          <w:sz w:val="22"/>
+          <w:szCs w:val="22"/>
+        </w:rPr>
+        <w:t xml:space="preserve">Click “Confirm”.</w:t>
+      </w:r>
+    </w:p>
+    <w:p>
+      <w:pPr>
+        <w:pStyle w:val="Heading2"/>
+        <w:spacing w:after="150" w:before="300"/>
+      </w:pPr>
+      <w:r>
+        <w:rPr>
+          <w:rFonts w:ascii="Calibri" w:cs="Calibri" w:eastAsia="Calibri" w:hAnsi="Calibri"/>
+          <w:b/>
+          <w:bCs/>
+          <w:color w:val="2E75B6"/>
+          <w:sz w:val="30"/>
+          <w:szCs w:val="30"/>
+        </w:rPr>
+        <w:t xml:space="preserve">1.3.9  How to Approve / Reject a Work Order</w:t>
+      </w:r>
+    </w:p>
+    <w:p>
+      <w:pPr>
+        <w:spacing w:after="80"/>
+      </w:pPr>
+      <w:r>
+        <w:rPr>
+          <w:rFonts w:ascii="Calibri" w:cs="Calibri" w:eastAsia="Calibri" w:hAnsi="Calibri"/>
+          <w:b/>
+          <w:bCs/>
+          <w:sz w:val="22"/>
+          <w:szCs w:val="22"/>
+        </w:rPr>
+        <w:t xml:space="preserve">Step 1: </w:t>
+      </w:r>
+      <w:r>
+        <w:rPr>
+          <w:rFonts w:ascii="Calibri" w:cs="Calibri" w:eastAsia="Calibri" w:hAnsi="Calibri"/>
+          <w:sz w:val="22"/>
+          <w:szCs w:val="22"/>
+        </w:rPr>
+        <w:t xml:space="preserve">Go to “Pending Approval” tab.</w:t>
+      </w:r>
+    </w:p>
+    <w:p>
+      <w:pPr>
+        <w:spacing w:after="80"/>
+      </w:pPr>
+      <w:r>
+        <w:rPr>
+          <w:rFonts w:ascii="Calibri" w:cs="Calibri" w:eastAsia="Calibri" w:hAnsi="Calibri"/>
+          <w:b/>
+          <w:bCs/>
+          <w:sz w:val="22"/>
+          <w:szCs w:val="22"/>
+        </w:rPr>
+        <w:t xml:space="preserve">Step 2: </w:t>
+      </w:r>
+      <w:r>
+        <w:rPr>
+          <w:rFonts w:ascii="Calibri" w:cs="Calibri" w:eastAsia="Calibri" w:hAnsi="Calibri"/>
+          <w:sz w:val="22"/>
+          <w:szCs w:val="22"/>
+        </w:rPr>
+        <w:t xml:space="preserve">Review WO details via edit icon.</w:t>
+      </w:r>
+    </w:p>
+    <w:p>
+      <w:pPr>
+        <w:spacing w:after="80"/>
+      </w:pPr>
+      <w:r>
+        <w:rPr>
+          <w:rFonts w:ascii="Calibri" w:cs="Calibri" w:eastAsia="Calibri" w:hAnsi="Calibri"/>
+          <w:b/>
+          <w:bCs/>
+          <w:sz w:val="22"/>
+          <w:szCs w:val="22"/>
+        </w:rPr>
+        <w:t xml:space="preserve">Step 3: </w:t>
+      </w:r>
+      <w:r>
+        <w:rPr>
+          <w:rFonts w:ascii="Calibri" w:cs="Calibri" w:eastAsia="Calibri" w:hAnsi="Calibri"/>
+          <w:sz w:val="22"/>
+          <w:szCs w:val="22"/>
+        </w:rPr>
+        <w:t xml:space="preserve">Click “Approve” or “Reject”.</w:t>
+      </w:r>
+    </w:p>
+    <w:p>
+      <w:pPr>
+        <w:pStyle w:val="Heading2"/>
+        <w:spacing w:after="150" w:before="300"/>
+      </w:pPr>
+      <w:r>
+        <w:rPr>
+          <w:rFonts w:ascii="Calibri" w:cs="Calibri" w:eastAsia="Calibri" w:hAnsi="Calibri"/>
+          <w:b/>
+          <w:bCs/>
+          <w:color w:val="2E75B6"/>
+          <w:sz w:val="30"/>
+          <w:szCs w:val="30"/>
+        </w:rPr>
+        <w:t xml:space="preserve">1.3.10  Export Dialog</w:t>
       </w:r>
     </w:p>
     <w:p>
@@ -3897,79 +3395,96 @@
           <w:sz w:val="20"/>
           <w:szCs w:val="20"/>
         </w:rPr>
-        <w:t xml:space="preserve">Figure 1.5.1 – Spares. (1) Component tree, (2) Spares table, (3) Inventory/Location/History tabs, (4) Search &amp; Filters.</w:t>
-      </w:r>
-    </w:p>
-    <w:p>
-      <w:pPr>
-        <w:pStyle w:val="ListParagraph"/>
-        <w:numPr>
-          <w:ilvl w:val="0"/>
-          <w:numId w:val="1"/>
-        </w:numPr>
-        <w:spacing w:after="60"/>
-      </w:pPr>
-      <w:r>
-        <w:rPr>
-          <w:rFonts w:ascii="Calibri" w:cs="Calibri" w:eastAsia="Calibri" w:hAnsi="Calibri"/>
-          <w:sz w:val="22"/>
-          <w:szCs w:val="22"/>
-        </w:rPr>
-        <w:t xml:space="preserve">(1) Component Search – Navigate hierarchy to filter spares by equipment.</w:t>
-      </w:r>
-    </w:p>
-    <w:p>
-      <w:pPr>
-        <w:pStyle w:val="ListParagraph"/>
-        <w:numPr>
-          <w:ilvl w:val="0"/>
-          <w:numId w:val="1"/>
-        </w:numPr>
-        <w:spacing w:after="60"/>
-      </w:pPr>
-      <w:r>
-        <w:rPr>
-          <w:rFonts w:ascii="Calibri" w:cs="Calibri" w:eastAsia="Calibri" w:hAnsi="Calibri"/>
-          <w:sz w:val="22"/>
-          <w:szCs w:val="22"/>
-        </w:rPr>
-        <w:t xml:space="preserve">(2) Spares Table – Part Code, Name, Component, Number, Criticality, ROB, Min/Max, Stock Status.</w:t>
-      </w:r>
-    </w:p>
-    <w:p>
-      <w:pPr>
-        <w:pStyle w:val="ListParagraph"/>
-        <w:numPr>
-          <w:ilvl w:val="0"/>
-          <w:numId w:val="1"/>
-        </w:numPr>
-        <w:spacing w:after="60"/>
-      </w:pPr>
-      <w:r>
-        <w:rPr>
-          <w:rFonts w:ascii="Calibri" w:cs="Calibri" w:eastAsia="Calibri" w:hAnsi="Calibri"/>
-          <w:sz w:val="22"/>
-          <w:szCs w:val="22"/>
-        </w:rPr>
-        <w:t xml:space="preserve">(3) Tabs – Inventory (default), Location (by storage area), History (transaction ledger).</w:t>
-      </w:r>
-    </w:p>
-    <w:p>
-      <w:pPr>
-        <w:pStyle w:val="ListParagraph"/>
-        <w:numPr>
-          <w:ilvl w:val="0"/>
-          <w:numId w:val="1"/>
-        </w:numPr>
-        <w:spacing w:after="60"/>
-      </w:pPr>
-      <w:r>
-        <w:rPr>
-          <w:rFonts w:ascii="Calibri" w:cs="Calibri" w:eastAsia="Calibri" w:hAnsi="Calibri"/>
-          <w:sz w:val="22"/>
-          <w:szCs w:val="22"/>
-        </w:rPr>
-        <w:t xml:space="preserve">(4) Filters – Search, Criticality, Stock (All/Low/Out of Stock).</w:t>
+        <w:t xml:space="preserve">Figure 1.3.10 – Export Dialog. (1) Export options: Component Jobs (Excel), All Work Orders (Excel/PDF).</w:t>
+      </w:r>
+    </w:p>
+    <w:p>
+      <w:pPr>
+        <w:pStyle w:val="ListParagraph"/>
+        <w:numPr>
+          <w:ilvl w:val="0"/>
+          <w:numId w:val="1"/>
+        </w:numPr>
+        <w:spacing w:after="60"/>
+      </w:pPr>
+      <w:r>
+        <w:rPr>
+          <w:rFonts w:ascii="Calibri" w:cs="Calibri" w:eastAsia="Calibri" w:hAnsi="Calibri"/>
+          <w:sz w:val="22"/>
+          <w:szCs w:val="22"/>
+        </w:rPr>
+        <w:t xml:space="preserve">(1) Export dialog provides two options:</w:t>
+      </w:r>
+    </w:p>
+    <w:p>
+      <w:pPr>
+        <w:pStyle w:val="ListParagraph"/>
+        <w:numPr>
+          <w:ilvl w:val="0"/>
+          <w:numId w:val="1"/>
+        </w:numPr>
+        <w:spacing w:after="60"/>
+      </w:pPr>
+      <w:r>
+        <w:rPr>
+          <w:rFonts w:ascii="Calibri" w:cs="Calibri" w:eastAsia="Calibri" w:hAnsi="Calibri"/>
+          <w:sz w:val="22"/>
+          <w:szCs w:val="22"/>
+        </w:rPr>
+        <w:t xml:space="preserve">    • Export Component Jobs – All vessel jobs in Excel (.xlsx).</w:t>
+      </w:r>
+    </w:p>
+    <w:p>
+      <w:pPr>
+        <w:pStyle w:val="ListParagraph"/>
+        <w:numPr>
+          <w:ilvl w:val="0"/>
+          <w:numId w:val="1"/>
+        </w:numPr>
+        <w:spacing w:after="60"/>
+      </w:pPr>
+      <w:r>
+        <w:rPr>
+          <w:rFonts w:ascii="Calibri" w:cs="Calibri" w:eastAsia="Calibri" w:hAnsi="Calibri"/>
+          <w:sz w:val="22"/>
+          <w:szCs w:val="22"/>
+        </w:rPr>
+        <w:t xml:space="preserve">    • Export All Work Orders – Full WO listing in Excel or PDF.</w:t>
+      </w:r>
+    </w:p>
+    <w:p>
+      <w:r>
+        <w:br w:type="page"/>
+      </w:r>
+    </w:p>
+    <w:p>
+      <w:pPr>
+        <w:pStyle w:val="Heading1"/>
+        <w:spacing w:after="200" w:before="400"/>
+      </w:pPr>
+      <w:r>
+        <w:rPr>
+          <w:rFonts w:ascii="Calibri" w:cs="Calibri" w:eastAsia="Calibri" w:hAnsi="Calibri"/>
+          <w:b/>
+          <w:bCs/>
+          <w:color w:val="1E5A8E"/>
+          <w:sz w:val="36"/>
+          <w:szCs w:val="36"/>
+        </w:rPr>
+        <w:t xml:space="preserve">1.4  Running Hours</w:t>
+      </w:r>
+    </w:p>
+    <w:p>
+      <w:pPr>
+        <w:spacing w:after="120"/>
+      </w:pPr>
+      <w:r>
+        <w:rPr>
+          <w:rFonts w:ascii="Calibri" w:cs="Calibri" w:eastAsia="Calibri" w:hAnsi="Calibri"/>
+          <w:sz w:val="22"/>
+          <w:szCs w:val="22"/>
+        </w:rPr>
+        <w:t xml:space="preserve">Tracks cumulative operating hours for vessel equipment.</w:t>
       </w:r>
     </w:p>
     <w:p>
@@ -3986,7 +3501,7 @@
           <w:sz w:val="30"/>
           <w:szCs w:val="30"/>
         </w:rPr>
-        <w:t xml:space="preserve">1.5.2  Location View</w:t>
+        <w:t xml:space="preserve">1.4.1  Opening Screen</w:t>
       </w:r>
     </w:p>
     <w:p>
@@ -4049,43 +3564,97 @@
           <w:sz w:val="20"/>
           <w:szCs w:val="20"/>
         </w:rPr>
-        <w:t xml:space="preserve">Figure 1.5.2 – Spares Location View. (1) Location tab selected, (2) Spare parts grouped by storage location.</w:t>
-      </w:r>
-    </w:p>
-    <w:p>
-      <w:pPr>
-        <w:pStyle w:val="ListParagraph"/>
-        <w:numPr>
-          <w:ilvl w:val="0"/>
-          <w:numId w:val="1"/>
-        </w:numPr>
-        <w:spacing w:after="60"/>
-      </w:pPr>
-      <w:r>
-        <w:rPr>
-          <w:rFonts w:ascii="Calibri" w:cs="Calibri" w:eastAsia="Calibri" w:hAnsi="Calibri"/>
-          <w:sz w:val="22"/>
-          <w:szCs w:val="22"/>
-        </w:rPr>
-        <w:t xml:space="preserve">(1) Location tab – View spares organized by their physical storage location on the vessel.</w:t>
-      </w:r>
-    </w:p>
-    <w:p>
-      <w:pPr>
-        <w:pStyle w:val="ListParagraph"/>
-        <w:numPr>
-          <w:ilvl w:val="0"/>
-          <w:numId w:val="1"/>
-        </w:numPr>
-        <w:spacing w:after="60"/>
-      </w:pPr>
-      <w:r>
-        <w:rPr>
-          <w:rFonts w:ascii="Calibri" w:cs="Calibri" w:eastAsia="Calibri" w:hAnsi="Calibri"/>
-          <w:sz w:val="22"/>
-          <w:szCs w:val="22"/>
-        </w:rPr>
-        <w:t xml:space="preserve">(2) Location table – Shows location-specific quantities, allowing you to track where each spare is stored.</w:t>
+        <w:t xml:space="preserve">Figure 1.4.1 – Running Hours. (1) Overview/History tabs, (2) Search &amp; Utilization filter, (3) Component table, (4) Export, (5) Bulk Update RH.</w:t>
+      </w:r>
+    </w:p>
+    <w:p>
+      <w:pPr>
+        <w:pStyle w:val="ListParagraph"/>
+        <w:numPr>
+          <w:ilvl w:val="0"/>
+          <w:numId w:val="1"/>
+        </w:numPr>
+        <w:spacing w:after="60"/>
+      </w:pPr>
+      <w:r>
+        <w:rPr>
+          <w:rFonts w:ascii="Calibri" w:cs="Calibri" w:eastAsia="Calibri" w:hAnsi="Calibri"/>
+          <w:sz w:val="22"/>
+          <w:szCs w:val="22"/>
+        </w:rPr>
+        <w:t xml:space="preserve">(1) Overview / History – Current values vs. update audit trail.</w:t>
+      </w:r>
+    </w:p>
+    <w:p>
+      <w:pPr>
+        <w:pStyle w:val="ListParagraph"/>
+        <w:numPr>
+          <w:ilvl w:val="0"/>
+          <w:numId w:val="1"/>
+        </w:numPr>
+        <w:spacing w:after="60"/>
+      </w:pPr>
+      <w:r>
+        <w:rPr>
+          <w:rFonts w:ascii="Calibri" w:cs="Calibri" w:eastAsia="Calibri" w:hAnsi="Calibri"/>
+          <w:sz w:val="22"/>
+          <w:szCs w:val="22"/>
+        </w:rPr>
+        <w:t xml:space="preserve">(2) Filters – Search by Name/Code; Utilization Period (Weekly/Monthly/Quarterly/Yearly).</w:t>
+      </w:r>
+    </w:p>
+    <w:p>
+      <w:pPr>
+        <w:pStyle w:val="ListParagraph"/>
+        <w:numPr>
+          <w:ilvl w:val="0"/>
+          <w:numId w:val="1"/>
+        </w:numPr>
+        <w:spacing w:after="60"/>
+      </w:pPr>
+      <w:r>
+        <w:rPr>
+          <w:rFonts w:ascii="Calibri" w:cs="Calibri" w:eastAsia="Calibri" w:hAnsi="Calibri"/>
+          <w:sz w:val="22"/>
+          <w:szCs w:val="22"/>
+        </w:rPr>
+        <w:t xml:space="preserve">(3) Table – Name, Code, Category, Running Hours, Last Updated, Utilization Rate.</w:t>
+      </w:r>
+    </w:p>
+    <w:p>
+      <w:pPr>
+        <w:pStyle w:val="ListParagraph"/>
+        <w:numPr>
+          <w:ilvl w:val="0"/>
+          <w:numId w:val="1"/>
+        </w:numPr>
+        <w:spacing w:after="60"/>
+      </w:pPr>
+      <w:r>
+        <w:rPr>
+          <w:rFonts w:ascii="Calibri" w:cs="Calibri" w:eastAsia="Calibri" w:hAnsi="Calibri"/>
+          <w:sz w:val="22"/>
+          <w:szCs w:val="22"/>
+        </w:rPr>
+        <w:t xml:space="preserve">(4) Export – Download as CSV.</w:t>
+      </w:r>
+    </w:p>
+    <w:p>
+      <w:pPr>
+        <w:pStyle w:val="ListParagraph"/>
+        <w:numPr>
+          <w:ilvl w:val="0"/>
+          <w:numId w:val="1"/>
+        </w:numPr>
+        <w:spacing w:after="60"/>
+      </w:pPr>
+      <w:r>
+        <w:rPr>
+          <w:rFonts w:ascii="Calibri" w:cs="Calibri" w:eastAsia="Calibri" w:hAnsi="Calibri"/>
+          <w:sz w:val="22"/>
+          <w:szCs w:val="22"/>
+        </w:rPr>
+        <w:t xml:space="preserve">(5) + Bulk Update RH – Update multiple components at once.</w:t>
       </w:r>
     </w:p>
     <w:p>
@@ -4102,7 +3671,117 @@
           <w:sz w:val="30"/>
           <w:szCs w:val="30"/>
         </w:rPr>
-        <w:t xml:space="preserve">1.5.3  History View</w:t>
+        <w:t xml:space="preserve">1.4.2  How to Update Running Hours</w:t>
+      </w:r>
+    </w:p>
+    <w:p>
+      <w:pPr>
+        <w:spacing w:after="80"/>
+      </w:pPr>
+      <w:r>
+        <w:rPr>
+          <w:rFonts w:ascii="Calibri" w:cs="Calibri" w:eastAsia="Calibri" w:hAnsi="Calibri"/>
+          <w:b/>
+          <w:bCs/>
+          <w:sz w:val="22"/>
+          <w:szCs w:val="22"/>
+        </w:rPr>
+        <w:t xml:space="preserve">Step 1: </w:t>
+      </w:r>
+      <w:r>
+        <w:rPr>
+          <w:rFonts w:ascii="Calibri" w:cs="Calibri" w:eastAsia="Calibri" w:hAnsi="Calibri"/>
+          <w:sz w:val="22"/>
+          <w:szCs w:val="22"/>
+        </w:rPr>
+        <w:t xml:space="preserve">Click gear icon next to the component.</w:t>
+      </w:r>
+    </w:p>
+    <w:p>
+      <w:pPr>
+        <w:spacing w:after="80"/>
+      </w:pPr>
+      <w:r>
+        <w:rPr>
+          <w:rFonts w:ascii="Calibri" w:cs="Calibri" w:eastAsia="Calibri" w:hAnsi="Calibri"/>
+          <w:b/>
+          <w:bCs/>
+          <w:sz w:val="22"/>
+          <w:szCs w:val="22"/>
+        </w:rPr>
+        <w:t xml:space="preserve">Step 2: </w:t>
+      </w:r>
+      <w:r>
+        <w:rPr>
+          <w:rFonts w:ascii="Calibri" w:cs="Calibri" w:eastAsia="Calibri" w:hAnsi="Calibri"/>
+          <w:sz w:val="22"/>
+          <w:szCs w:val="22"/>
+        </w:rPr>
+        <w:t xml:space="preserve">Choose “Set Total” or “Add Delta”.</w:t>
+      </w:r>
+    </w:p>
+    <w:p>
+      <w:pPr>
+        <w:spacing w:after="80"/>
+      </w:pPr>
+      <w:r>
+        <w:rPr>
+          <w:rFonts w:ascii="Calibri" w:cs="Calibri" w:eastAsia="Calibri" w:hAnsi="Calibri"/>
+          <w:b/>
+          <w:bCs/>
+          <w:sz w:val="22"/>
+          <w:szCs w:val="22"/>
+        </w:rPr>
+        <w:t xml:space="preserve">Step 3: </w:t>
+      </w:r>
+      <w:r>
+        <w:rPr>
+          <w:rFonts w:ascii="Calibri" w:cs="Calibri" w:eastAsia="Calibri" w:hAnsi="Calibri"/>
+          <w:sz w:val="22"/>
+          <w:szCs w:val="22"/>
+        </w:rPr>
+        <w:t xml:space="preserve">Enter value and remarks → Click “Save”.</w:t>
+      </w:r>
+    </w:p>
+    <w:p>
+      <w:pPr>
+        <w:spacing w:after="120" w:before="100"/>
+      </w:pPr>
+      <w:r>
+        <w:rPr>
+          <w:rFonts w:ascii="Calibri" w:cs="Calibri" w:eastAsia="Calibri" w:hAnsi="Calibri"/>
+          <w:b/>
+          <w:bCs/>
+          <w:color w:val="D4A017"/>
+          <w:sz w:val="22"/>
+          <w:szCs w:val="22"/>
+        </w:rPr>
+        <w:t xml:space="preserve">Note: </w:t>
+      </w:r>
+      <w:r>
+        <w:rPr>
+          <w:rFonts w:ascii="Calibri" w:cs="Calibri" w:eastAsia="Calibri" w:hAnsi="Calibri"/>
+          <w:sz w:val="22"/>
+          <w:szCs w:val="22"/>
+        </w:rPr>
+        <w:t xml:space="preserve">Updates cascade to child components with Inherited RH type.</w:t>
+      </w:r>
+    </w:p>
+    <w:p>
+      <w:pPr>
+        <w:pStyle w:val="Heading2"/>
+        <w:spacing w:after="150" w:before="300"/>
+      </w:pPr>
+      <w:r>
+        <w:rPr>
+          <w:rFonts w:ascii="Calibri" w:cs="Calibri" w:eastAsia="Calibri" w:hAnsi="Calibri"/>
+          <w:b/>
+          <w:bCs/>
+          <w:color w:val="2E75B6"/>
+          <w:sz w:val="30"/>
+          <w:szCs w:val="30"/>
+        </w:rPr>
+        <w:t xml:space="preserve">1.4.3  How to Perform Bulk Update</w:t>
       </w:r>
     </w:p>
     <w:p>
@@ -4165,43 +3844,76 @@
           <w:sz w:val="20"/>
           <w:szCs w:val="20"/>
         </w:rPr>
-        <w:t xml:space="preserve">Figure 1.5.3 – Spares History View. (1) History tab selected, (2) Transaction ledger with all consume/receive events.</w:t>
-      </w:r>
-    </w:p>
-    <w:p>
-      <w:pPr>
-        <w:pStyle w:val="ListParagraph"/>
-        <w:numPr>
-          <w:ilvl w:val="0"/>
-          <w:numId w:val="1"/>
-        </w:numPr>
-        <w:spacing w:after="60"/>
-      </w:pPr>
-      <w:r>
-        <w:rPr>
-          <w:rFonts w:ascii="Calibri" w:cs="Calibri" w:eastAsia="Calibri" w:hAnsi="Calibri"/>
-          <w:sz w:val="22"/>
-          <w:szCs w:val="22"/>
-        </w:rPr>
-        <w:t xml:space="preserve">(1) History tab – View the complete transaction history for all spares.</w:t>
-      </w:r>
-    </w:p>
-    <w:p>
-      <w:pPr>
-        <w:pStyle w:val="ListParagraph"/>
-        <w:numPr>
-          <w:ilvl w:val="0"/>
-          <w:numId w:val="1"/>
-        </w:numPr>
-        <w:spacing w:after="60"/>
-      </w:pPr>
-      <w:r>
-        <w:rPr>
-          <w:rFonts w:ascii="Calibri" w:cs="Calibri" w:eastAsia="Calibri" w:hAnsi="Calibri"/>
-          <w:sz w:val="22"/>
-          <w:szCs w:val="22"/>
-        </w:rPr>
-        <w:t xml:space="preserve">(2) Transaction ledger – Date, Type (Consume/Receive), Spare Part, Quantity, Balance, Work Order Reference, Updated By.</w:t>
+        <w:t xml:space="preserve">Figure 1.4.3 – Bulk Update Running Hours. (1) Bulk update form with multiple component fields.</w:t>
+      </w:r>
+    </w:p>
+    <w:p>
+      <w:pPr>
+        <w:spacing w:after="80"/>
+      </w:pPr>
+      <w:r>
+        <w:rPr>
+          <w:rFonts w:ascii="Calibri" w:cs="Calibri" w:eastAsia="Calibri" w:hAnsi="Calibri"/>
+          <w:b/>
+          <w:bCs/>
+          <w:sz w:val="22"/>
+          <w:szCs w:val="22"/>
+        </w:rPr>
+        <w:t xml:space="preserve">Step 1: </w:t>
+      </w:r>
+      <w:r>
+        <w:rPr>
+          <w:rFonts w:ascii="Calibri" w:cs="Calibri" w:eastAsia="Calibri" w:hAnsi="Calibri"/>
+          <w:sz w:val="22"/>
+          <w:szCs w:val="22"/>
+        </w:rPr>
+        <w:t xml:space="preserve">Click “+ Bulk Update RH”.</w:t>
+      </w:r>
+    </w:p>
+    <w:p>
+      <w:pPr>
+        <w:spacing w:after="80"/>
+      </w:pPr>
+      <w:r>
+        <w:rPr>
+          <w:rFonts w:ascii="Calibri" w:cs="Calibri" w:eastAsia="Calibri" w:hAnsi="Calibri"/>
+          <w:b/>
+          <w:bCs/>
+          <w:sz w:val="22"/>
+          <w:szCs w:val="22"/>
+        </w:rPr>
+        <w:t xml:space="preserve">Step 2: </w:t>
+      </w:r>
+      <w:r>
+        <w:rPr>
+          <w:rFonts w:ascii="Calibri" w:cs="Calibri" w:eastAsia="Calibri" w:hAnsi="Calibri"/>
+          <w:sz w:val="22"/>
+          <w:szCs w:val="22"/>
+        </w:rPr>
+        <w:t xml:space="preserve">Enter values for multiple components in the form.</w:t>
+      </w:r>
+    </w:p>
+    <w:p>
+      <w:pPr>
+        <w:spacing w:after="80"/>
+      </w:pPr>
+      <w:r>
+        <w:rPr>
+          <w:rFonts w:ascii="Calibri" w:cs="Calibri" w:eastAsia="Calibri" w:hAnsi="Calibri"/>
+          <w:b/>
+          <w:bCs/>
+          <w:sz w:val="22"/>
+          <w:szCs w:val="22"/>
+        </w:rPr>
+        <w:t xml:space="preserve">Step 3: </w:t>
+      </w:r>
+      <w:r>
+        <w:rPr>
+          <w:rFonts w:ascii="Calibri" w:cs="Calibri" w:eastAsia="Calibri" w:hAnsi="Calibri"/>
+          <w:sz w:val="22"/>
+          <w:szCs w:val="22"/>
+        </w:rPr>
+        <w:t xml:space="preserve">Click “Save All”.</w:t>
       </w:r>
     </w:p>
     <w:p>
@@ -4218,268 +3930,7 @@
           <w:sz w:val="30"/>
           <w:szCs w:val="30"/>
         </w:rPr>
-        <w:t xml:space="preserve">1.5.4  How to Add a Spare Part</w:t>
-      </w:r>
-    </w:p>
-    <w:p>
-      <w:pPr>
-        <w:spacing w:after="80"/>
-      </w:pPr>
-      <w:r>
-        <w:rPr>
-          <w:rFonts w:ascii="Calibri" w:cs="Calibri" w:eastAsia="Calibri" w:hAnsi="Calibri"/>
-          <w:b/>
-          <w:bCs/>
-          <w:sz w:val="22"/>
-          <w:szCs w:val="22"/>
-        </w:rPr>
-        <w:t xml:space="preserve">Step 1: </w:t>
-      </w:r>
-      <w:r>
-        <w:rPr>
-          <w:rFonts w:ascii="Calibri" w:cs="Calibri" w:eastAsia="Calibri" w:hAnsi="Calibri"/>
-          <w:sz w:val="22"/>
-          <w:szCs w:val="22"/>
-        </w:rPr>
-        <w:t xml:space="preserve">Click “+ Add Spare”.</w:t>
-      </w:r>
-    </w:p>
-    <w:p>
-      <w:pPr>
-        <w:spacing w:after="80"/>
-      </w:pPr>
-      <w:r>
-        <w:rPr>
-          <w:rFonts w:ascii="Calibri" w:cs="Calibri" w:eastAsia="Calibri" w:hAnsi="Calibri"/>
-          <w:b/>
-          <w:bCs/>
-          <w:sz w:val="22"/>
-          <w:szCs w:val="22"/>
-        </w:rPr>
-        <w:t xml:space="preserve">Step 2: </w:t>
-      </w:r>
-      <w:r>
-        <w:rPr>
-          <w:rFonts w:ascii="Calibri" w:cs="Calibri" w:eastAsia="Calibri" w:hAnsi="Calibri"/>
-          <w:sz w:val="22"/>
-          <w:szCs w:val="22"/>
-        </w:rPr>
-        <w:t xml:space="preserve">Enter Part Code, Name, Number, Component, Min/Max, Unit, Location quantities.</w:t>
-      </w:r>
-    </w:p>
-    <w:p>
-      <w:pPr>
-        <w:spacing w:after="80"/>
-      </w:pPr>
-      <w:r>
-        <w:rPr>
-          <w:rFonts w:ascii="Calibri" w:cs="Calibri" w:eastAsia="Calibri" w:hAnsi="Calibri"/>
-          <w:b/>
-          <w:bCs/>
-          <w:sz w:val="22"/>
-          <w:szCs w:val="22"/>
-        </w:rPr>
-        <w:t xml:space="preserve">Step 3: </w:t>
-      </w:r>
-      <w:r>
-        <w:rPr>
-          <w:rFonts w:ascii="Calibri" w:cs="Calibri" w:eastAsia="Calibri" w:hAnsi="Calibri"/>
-          <w:sz w:val="22"/>
-          <w:szCs w:val="22"/>
-        </w:rPr>
-        <w:t xml:space="preserve">Click “Save”.</w:t>
-      </w:r>
-    </w:p>
-    <w:p>
-      <w:pPr>
-        <w:pStyle w:val="Heading2"/>
-        <w:spacing w:after="150" w:before="300"/>
-      </w:pPr>
-      <w:r>
-        <w:rPr>
-          <w:rFonts w:ascii="Calibri" w:cs="Calibri" w:eastAsia="Calibri" w:hAnsi="Calibri"/>
-          <w:b/>
-          <w:bCs/>
-          <w:color w:val="2E75B6"/>
-          <w:sz w:val="30"/>
-          <w:szCs w:val="30"/>
-        </w:rPr>
-        <w:t xml:space="preserve">1.5.5  How to Consume / Receive Spares</w:t>
-      </w:r>
-    </w:p>
-    <w:p>
-      <w:pPr>
-        <w:spacing w:after="80"/>
-      </w:pPr>
-      <w:r>
-        <w:rPr>
-          <w:rFonts w:ascii="Calibri" w:cs="Calibri" w:eastAsia="Calibri" w:hAnsi="Calibri"/>
-          <w:b/>
-          <w:bCs/>
-          <w:sz w:val="22"/>
-          <w:szCs w:val="22"/>
-        </w:rPr>
-        <w:t xml:space="preserve">Step 1: </w:t>
-      </w:r>
-      <w:r>
-        <w:rPr>
-          <w:rFonts w:ascii="Calibri" w:cs="Calibri" w:eastAsia="Calibri" w:hAnsi="Calibri"/>
-          <w:sz w:val="22"/>
-          <w:szCs w:val="22"/>
-        </w:rPr>
-        <w:t xml:space="preserve">Click Consume or Receive button next to the part.</w:t>
-      </w:r>
-    </w:p>
-    <w:p>
-      <w:pPr>
-        <w:spacing w:after="80"/>
-      </w:pPr>
-      <w:r>
-        <w:rPr>
-          <w:rFonts w:ascii="Calibri" w:cs="Calibri" w:eastAsia="Calibri" w:hAnsi="Calibri"/>
-          <w:b/>
-          <w:bCs/>
-          <w:sz w:val="22"/>
-          <w:szCs w:val="22"/>
-        </w:rPr>
-        <w:t xml:space="preserve">Step 2: </w:t>
-      </w:r>
-      <w:r>
-        <w:rPr>
-          <w:rFonts w:ascii="Calibri" w:cs="Calibri" w:eastAsia="Calibri" w:hAnsi="Calibri"/>
-          <w:sz w:val="22"/>
-          <w:szCs w:val="22"/>
-        </w:rPr>
-        <w:t xml:space="preserve">Enter quantity, date, optional WO reference.</w:t>
-      </w:r>
-    </w:p>
-    <w:p>
-      <w:pPr>
-        <w:spacing w:after="80"/>
-      </w:pPr>
-      <w:r>
-        <w:rPr>
-          <w:rFonts w:ascii="Calibri" w:cs="Calibri" w:eastAsia="Calibri" w:hAnsi="Calibri"/>
-          <w:b/>
-          <w:bCs/>
-          <w:sz w:val="22"/>
-          <w:szCs w:val="22"/>
-        </w:rPr>
-        <w:t xml:space="preserve">Step 3: </w:t>
-      </w:r>
-      <w:r>
-        <w:rPr>
-          <w:rFonts w:ascii="Calibri" w:cs="Calibri" w:eastAsia="Calibri" w:hAnsi="Calibri"/>
-          <w:sz w:val="22"/>
-          <w:szCs w:val="22"/>
-        </w:rPr>
-        <w:t xml:space="preserve">Click “Confirm”.</w:t>
-      </w:r>
-    </w:p>
-    <w:p>
-      <w:pPr>
-        <w:spacing w:after="120" w:before="100"/>
-      </w:pPr>
-      <w:r>
-        <w:rPr>
-          <w:rFonts w:ascii="Calibri" w:cs="Calibri" w:eastAsia="Calibri" w:hAnsi="Calibri"/>
-          <w:b/>
-          <w:bCs/>
-          <w:color w:val="D4A017"/>
-          <w:sz w:val="22"/>
-          <w:szCs w:val="22"/>
-        </w:rPr>
-        <w:t xml:space="preserve">Note: </w:t>
-      </w:r>
-      <w:r>
-        <w:rPr>
-          <w:rFonts w:ascii="Calibri" w:cs="Calibri" w:eastAsia="Calibri" w:hAnsi="Calibri"/>
-          <w:sz w:val="22"/>
-          <w:szCs w:val="22"/>
-        </w:rPr>
-        <w:t xml:space="preserve">Consumption cannot exceed current ROB. Bulk Update available for multiple items.</w:t>
-      </w:r>
-    </w:p>
-    <w:p>
-      <w:pPr>
-        <w:pStyle w:val="Heading2"/>
-        <w:spacing w:after="150" w:before="300"/>
-      </w:pPr>
-      <w:r>
-        <w:rPr>
-          <w:rFonts w:ascii="Calibri" w:cs="Calibri" w:eastAsia="Calibri" w:hAnsi="Calibri"/>
-          <w:b/>
-          <w:bCs/>
-          <w:color w:val="2E75B6"/>
-          <w:sz w:val="30"/>
-          <w:szCs w:val="30"/>
-        </w:rPr>
-        <w:t xml:space="preserve">1.5.6  How to Export Spares</w:t>
-      </w:r>
-    </w:p>
-    <w:p>
-      <w:pPr>
-        <w:spacing w:after="120"/>
-      </w:pPr>
-      <w:r>
-        <w:rPr>
-          <w:rFonts w:ascii="Calibri" w:cs="Calibri" w:eastAsia="Calibri" w:hAnsi="Calibri"/>
-          <w:sz w:val="22"/>
-          <w:szCs w:val="22"/>
-        </w:rPr>
-        <w:t xml:space="preserve">Click “Export” to download inventory as Excel.</w:t>
-      </w:r>
-    </w:p>
-    <w:p>
-      <w:r>
-        <w:br w:type="page"/>
-      </w:r>
-    </w:p>
-    <w:p>
-      <w:pPr>
-        <w:pStyle w:val="Heading1"/>
-        <w:spacing w:after="200" w:before="400"/>
-      </w:pPr>
-      <w:r>
-        <w:rPr>
-          <w:rFonts w:ascii="Calibri" w:cs="Calibri" w:eastAsia="Calibri" w:hAnsi="Calibri"/>
-          <w:b/>
-          <w:bCs/>
-          <w:color w:val="1E5A8E"/>
-          <w:sz w:val="36"/>
-          <w:szCs w:val="36"/>
-        </w:rPr>
-        <w:t xml:space="preserve">1.6  Stores</w:t>
-      </w:r>
-    </w:p>
-    <w:p>
-      <w:pPr>
-        <w:spacing w:after="120"/>
-      </w:pPr>
-      <w:r>
-        <w:rPr>
-          <w:rFonts w:ascii="Calibri" w:cs="Calibri" w:eastAsia="Calibri" w:hAnsi="Calibri"/>
-          <w:sz w:val="22"/>
-          <w:szCs w:val="22"/>
-        </w:rPr>
-        <w:t xml:space="preserve">Manages consumable items in four categories: Stores, Lubes, Chemicals, Others.</w:t>
-      </w:r>
-    </w:p>
-    <w:p>
-      <w:pPr>
-        <w:pStyle w:val="Heading2"/>
-        <w:spacing w:after="150" w:before="300"/>
-      </w:pPr>
-      <w:r>
-        <w:rPr>
-          <w:rFonts w:ascii="Calibri" w:cs="Calibri" w:eastAsia="Calibri" w:hAnsi="Calibri"/>
-          <w:b/>
-          <w:bCs/>
-          <w:color w:val="2E75B6"/>
-          <w:sz w:val="30"/>
-          <w:szCs w:val="30"/>
-        </w:rPr>
-        <w:t xml:space="preserve">1.6.1  Opening Screen</w:t>
+        <w:t xml:space="preserve">1.4.4  Running Hours History</w:t>
       </w:r>
     </w:p>
     <w:p>
@@ -4542,79 +3993,78 @@
           <w:sz w:val="20"/>
           <w:szCs w:val="20"/>
         </w:rPr>
-        <w:t xml:space="preserve">Figure 1.6.1 – Stores. (1) Category tabs, (2) View modes (Inventory/Location/History), (3) Item table, (4) Action buttons.</w:t>
-      </w:r>
-    </w:p>
-    <w:p>
-      <w:pPr>
-        <w:pStyle w:val="ListParagraph"/>
-        <w:numPr>
-          <w:ilvl w:val="0"/>
-          <w:numId w:val="1"/>
-        </w:numPr>
-        <w:spacing w:after="60"/>
-      </w:pPr>
-      <w:r>
-        <w:rPr>
-          <w:rFonts w:ascii="Calibri" w:cs="Calibri" w:eastAsia="Calibri" w:hAnsi="Calibri"/>
-          <w:sz w:val="22"/>
-          <w:szCs w:val="22"/>
-        </w:rPr>
-        <w:t xml:space="preserve">(1) Categories – Stores, Lubes, Chemicals, Others.</w:t>
-      </w:r>
-    </w:p>
-    <w:p>
-      <w:pPr>
-        <w:pStyle w:val="ListParagraph"/>
-        <w:numPr>
-          <w:ilvl w:val="0"/>
-          <w:numId w:val="1"/>
-        </w:numPr>
-        <w:spacing w:after="60"/>
-      </w:pPr>
-      <w:r>
-        <w:rPr>
-          <w:rFonts w:ascii="Calibri" w:cs="Calibri" w:eastAsia="Calibri" w:hAnsi="Calibri"/>
-          <w:sz w:val="22"/>
-          <w:szCs w:val="22"/>
-        </w:rPr>
-        <w:t xml:space="preserve">(2) View Modes – Inventory, Location, History.</w:t>
-      </w:r>
-    </w:p>
-    <w:p>
-      <w:pPr>
-        <w:pStyle w:val="ListParagraph"/>
-        <w:numPr>
-          <w:ilvl w:val="0"/>
-          <w:numId w:val="1"/>
-        </w:numPr>
-        <w:spacing w:after="60"/>
-      </w:pPr>
-      <w:r>
-        <w:rPr>
-          <w:rFonts w:ascii="Calibri" w:cs="Calibri" w:eastAsia="Calibri" w:hAnsi="Calibri"/>
-          <w:sz w:val="22"/>
-          <w:szCs w:val="22"/>
-        </w:rPr>
-        <w:t xml:space="preserve">(3) Table – Item Code, Name, Category, UOM, ROB, Min, Stock, Location, IHM, Actions.</w:t>
-      </w:r>
-    </w:p>
-    <w:p>
-      <w:pPr>
-        <w:pStyle w:val="ListParagraph"/>
-        <w:numPr>
-          <w:ilvl w:val="0"/>
-          <w:numId w:val="1"/>
-        </w:numPr>
-        <w:spacing w:after="60"/>
-      </w:pPr>
-      <w:r>
-        <w:rPr>
-          <w:rFonts w:ascii="Calibri" w:cs="Calibri" w:eastAsia="Calibri" w:hAnsi="Calibri"/>
-          <w:sz w:val="22"/>
-          <w:szCs w:val="22"/>
-        </w:rPr>
-        <w:t xml:space="preserve">(4) Actions – + Add Store, + Bulk Update Stores, Export.</w:t>
+        <w:t xml:space="preserve">Figure 1.4.4 – Running Hours History. (1) History tab selected, (2) Audit trail of all RH updates.</w:t>
+      </w:r>
+    </w:p>
+    <w:p>
+      <w:pPr>
+        <w:pStyle w:val="ListParagraph"/>
+        <w:numPr>
+          <w:ilvl w:val="0"/>
+          <w:numId w:val="1"/>
+        </w:numPr>
+        <w:spacing w:after="60"/>
+      </w:pPr>
+      <w:r>
+        <w:rPr>
+          <w:rFonts w:ascii="Calibri" w:cs="Calibri" w:eastAsia="Calibri" w:hAnsi="Calibri"/>
+          <w:sz w:val="22"/>
+          <w:szCs w:val="22"/>
+        </w:rPr>
+        <w:t xml:space="preserve">(1) History tab – Switch to view the audit trail of all running hours updates.</w:t>
+      </w:r>
+    </w:p>
+    <w:p>
+      <w:pPr>
+        <w:pStyle w:val="ListParagraph"/>
+        <w:numPr>
+          <w:ilvl w:val="0"/>
+          <w:numId w:val="1"/>
+        </w:numPr>
+        <w:spacing w:after="60"/>
+      </w:pPr>
+      <w:r>
+        <w:rPr>
+          <w:rFonts w:ascii="Calibri" w:cs="Calibri" w:eastAsia="Calibri" w:hAnsi="Calibri"/>
+          <w:sz w:val="22"/>
+          <w:szCs w:val="22"/>
+        </w:rPr>
+        <w:t xml:space="preserve">(2) Table – Date, Component, Previous RH, New RH, Delta, Updated By, Remarks. Filter by date range.</w:t>
+      </w:r>
+    </w:p>
+    <w:p>
+      <w:r>
+        <w:br w:type="page"/>
+      </w:r>
+    </w:p>
+    <w:p>
+      <w:pPr>
+        <w:pStyle w:val="Heading1"/>
+        <w:spacing w:after="200" w:before="400"/>
+      </w:pPr>
+      <w:r>
+        <w:rPr>
+          <w:rFonts w:ascii="Calibri" w:cs="Calibri" w:eastAsia="Calibri" w:hAnsi="Calibri"/>
+          <w:b/>
+          <w:bCs/>
+          <w:color w:val="1E5A8E"/>
+          <w:sz w:val="36"/>
+          <w:szCs w:val="36"/>
+        </w:rPr>
+        <w:t xml:space="preserve">1.5  Spares (Inventory)</w:t>
+      </w:r>
+    </w:p>
+    <w:p>
+      <w:pPr>
+        <w:spacing w:after="120"/>
+      </w:pPr>
+      <w:r>
+        <w:rPr>
+          <w:rFonts w:ascii="Calibri" w:cs="Calibri" w:eastAsia="Calibri" w:hAnsi="Calibri"/>
+          <w:sz w:val="22"/>
+          <w:szCs w:val="22"/>
+        </w:rPr>
+        <w:t xml:space="preserve">Manages spare parts inventory including stock tracking and multi-location support.</w:t>
       </w:r>
     </w:p>
     <w:p>
@@ -4631,7 +4081,7 @@
           <w:sz w:val="30"/>
           <w:szCs w:val="30"/>
         </w:rPr>
-        <w:t xml:space="preserve">1.6.2  Lubes</w:t>
+        <w:t xml:space="preserve">1.5.1  Opening Screen</w:t>
       </w:r>
     </w:p>
     <w:p>
@@ -4694,43 +4144,79 @@
           <w:sz w:val="20"/>
           <w:szCs w:val="20"/>
         </w:rPr>
-        <w:t xml:space="preserve">Figure 1.6.2 – Stores – Lubes Tab. (1) Lubes category selected, (2) Lubricants and oils inventory.</w:t>
-      </w:r>
-    </w:p>
-    <w:p>
-      <w:pPr>
-        <w:pStyle w:val="ListParagraph"/>
-        <w:numPr>
-          <w:ilvl w:val="0"/>
-          <w:numId w:val="1"/>
-        </w:numPr>
-        <w:spacing w:after="60"/>
-      </w:pPr>
-      <w:r>
-        <w:rPr>
-          <w:rFonts w:ascii="Calibri" w:cs="Calibri" w:eastAsia="Calibri" w:hAnsi="Calibri"/>
-          <w:sz w:val="22"/>
-          <w:szCs w:val="22"/>
-        </w:rPr>
-        <w:t xml:space="preserve">(1) Lubes tab – Filters the table to show only lubricants and oils.</w:t>
-      </w:r>
-    </w:p>
-    <w:p>
-      <w:pPr>
-        <w:pStyle w:val="ListParagraph"/>
-        <w:numPr>
-          <w:ilvl w:val="0"/>
-          <w:numId w:val="1"/>
-        </w:numPr>
-        <w:spacing w:after="60"/>
-      </w:pPr>
-      <w:r>
-        <w:rPr>
-          <w:rFonts w:ascii="Calibri" w:cs="Calibri" w:eastAsia="Calibri" w:hAnsi="Calibri"/>
-          <w:sz w:val="22"/>
-          <w:szCs w:val="22"/>
-        </w:rPr>
-        <w:t xml:space="preserve">(2) Table – Same columns as Stores but filtered to lube items.</w:t>
+        <w:t xml:space="preserve">Figure 1.5.1 – Spares. (1) Component tree, (2) Spares table, (3) Inventory/Location/History tabs, (4) Search &amp; Filters.</w:t>
+      </w:r>
+    </w:p>
+    <w:p>
+      <w:pPr>
+        <w:pStyle w:val="ListParagraph"/>
+        <w:numPr>
+          <w:ilvl w:val="0"/>
+          <w:numId w:val="1"/>
+        </w:numPr>
+        <w:spacing w:after="60"/>
+      </w:pPr>
+      <w:r>
+        <w:rPr>
+          <w:rFonts w:ascii="Calibri" w:cs="Calibri" w:eastAsia="Calibri" w:hAnsi="Calibri"/>
+          <w:sz w:val="22"/>
+          <w:szCs w:val="22"/>
+        </w:rPr>
+        <w:t xml:space="preserve">(1) Component Search – Navigate hierarchy to filter spares by equipment.</w:t>
+      </w:r>
+    </w:p>
+    <w:p>
+      <w:pPr>
+        <w:pStyle w:val="ListParagraph"/>
+        <w:numPr>
+          <w:ilvl w:val="0"/>
+          <w:numId w:val="1"/>
+        </w:numPr>
+        <w:spacing w:after="60"/>
+      </w:pPr>
+      <w:r>
+        <w:rPr>
+          <w:rFonts w:ascii="Calibri" w:cs="Calibri" w:eastAsia="Calibri" w:hAnsi="Calibri"/>
+          <w:sz w:val="22"/>
+          <w:szCs w:val="22"/>
+        </w:rPr>
+        <w:t xml:space="preserve">(2) Spares Table – Part Code, Name, Component, Number, Criticality, ROB, Min/Max, Stock Status.</w:t>
+      </w:r>
+    </w:p>
+    <w:p>
+      <w:pPr>
+        <w:pStyle w:val="ListParagraph"/>
+        <w:numPr>
+          <w:ilvl w:val="0"/>
+          <w:numId w:val="1"/>
+        </w:numPr>
+        <w:spacing w:after="60"/>
+      </w:pPr>
+      <w:r>
+        <w:rPr>
+          <w:rFonts w:ascii="Calibri" w:cs="Calibri" w:eastAsia="Calibri" w:hAnsi="Calibri"/>
+          <w:sz w:val="22"/>
+          <w:szCs w:val="22"/>
+        </w:rPr>
+        <w:t xml:space="preserve">(3) Tabs – Inventory (default), Location (by storage area), History (transaction ledger).</w:t>
+      </w:r>
+    </w:p>
+    <w:p>
+      <w:pPr>
+        <w:pStyle w:val="ListParagraph"/>
+        <w:numPr>
+          <w:ilvl w:val="0"/>
+          <w:numId w:val="1"/>
+        </w:numPr>
+        <w:spacing w:after="60"/>
+      </w:pPr>
+      <w:r>
+        <w:rPr>
+          <w:rFonts w:ascii="Calibri" w:cs="Calibri" w:eastAsia="Calibri" w:hAnsi="Calibri"/>
+          <w:sz w:val="22"/>
+          <w:szCs w:val="22"/>
+        </w:rPr>
+        <w:t xml:space="preserve">(4) Filters – Search, Criticality, Stock (All/Low/Out of Stock).</w:t>
       </w:r>
     </w:p>
     <w:p>
@@ -4747,7 +4233,7 @@
           <w:sz w:val="30"/>
           <w:szCs w:val="30"/>
         </w:rPr>
-        <w:t xml:space="preserve">1.6.3  Chemicals</w:t>
+        <w:t xml:space="preserve">1.5.2  Location View</w:t>
       </w:r>
     </w:p>
     <w:p>
@@ -4810,43 +4296,43 @@
           <w:sz w:val="20"/>
           <w:szCs w:val="20"/>
         </w:rPr>
-        <w:t xml:space="preserve">Figure 1.6.3 – Stores – Chemicals Tab. (1) Chemicals category selected, (2) Chemical inventory with hazard information.</w:t>
-      </w:r>
-    </w:p>
-    <w:p>
-      <w:pPr>
-        <w:pStyle w:val="ListParagraph"/>
-        <w:numPr>
-          <w:ilvl w:val="0"/>
-          <w:numId w:val="1"/>
-        </w:numPr>
-        <w:spacing w:after="60"/>
-      </w:pPr>
-      <w:r>
-        <w:rPr>
-          <w:rFonts w:ascii="Calibri" w:cs="Calibri" w:eastAsia="Calibri" w:hAnsi="Calibri"/>
-          <w:sz w:val="22"/>
-          <w:szCs w:val="22"/>
-        </w:rPr>
-        <w:t xml:space="preserve">(1) Chemicals tab – Filters to onboard chemicals with additional fields: Hazard Classification, UN Number, Flash Point.</w:t>
-      </w:r>
-    </w:p>
-    <w:p>
-      <w:pPr>
-        <w:pStyle w:val="ListParagraph"/>
-        <w:numPr>
-          <w:ilvl w:val="0"/>
-          <w:numId w:val="1"/>
-        </w:numPr>
-        <w:spacing w:after="60"/>
-      </w:pPr>
-      <w:r>
-        <w:rPr>
-          <w:rFonts w:ascii="Calibri" w:cs="Calibri" w:eastAsia="Calibri" w:hAnsi="Calibri"/>
-          <w:sz w:val="22"/>
-          <w:szCs w:val="22"/>
-        </w:rPr>
-        <w:t xml:space="preserve">(2) Table – Includes chemical-specific safety data columns.</w:t>
+        <w:t xml:space="preserve">Figure 1.5.2 – Spares Location View. (1) Location tab selected, (2) Spare parts grouped by storage location.</w:t>
+      </w:r>
+    </w:p>
+    <w:p>
+      <w:pPr>
+        <w:pStyle w:val="ListParagraph"/>
+        <w:numPr>
+          <w:ilvl w:val="0"/>
+          <w:numId w:val="1"/>
+        </w:numPr>
+        <w:spacing w:after="60"/>
+      </w:pPr>
+      <w:r>
+        <w:rPr>
+          <w:rFonts w:ascii="Calibri" w:cs="Calibri" w:eastAsia="Calibri" w:hAnsi="Calibri"/>
+          <w:sz w:val="22"/>
+          <w:szCs w:val="22"/>
+        </w:rPr>
+        <w:t xml:space="preserve">(1) Location tab – View spares organized by their physical storage location on the vessel.</w:t>
+      </w:r>
+    </w:p>
+    <w:p>
+      <w:pPr>
+        <w:pStyle w:val="ListParagraph"/>
+        <w:numPr>
+          <w:ilvl w:val="0"/>
+          <w:numId w:val="1"/>
+        </w:numPr>
+        <w:spacing w:after="60"/>
+      </w:pPr>
+      <w:r>
+        <w:rPr>
+          <w:rFonts w:ascii="Calibri" w:cs="Calibri" w:eastAsia="Calibri" w:hAnsi="Calibri"/>
+          <w:sz w:val="22"/>
+          <w:szCs w:val="22"/>
+        </w:rPr>
+        <w:t xml:space="preserve">(2) Location table – Shows location-specific quantities, allowing you to track where each spare is stored.</w:t>
       </w:r>
     </w:p>
     <w:p>
@@ -4863,236 +4349,7 @@
           <w:sz w:val="30"/>
           <w:szCs w:val="30"/>
         </w:rPr>
-        <w:t xml:space="preserve">1.6.4  How to Add / Receive / Consume Store Items</w:t>
-      </w:r>
-    </w:p>
-    <w:p>
-      <w:pPr>
-        <w:spacing w:after="120"/>
-      </w:pPr>
-      <w:r>
-        <w:rPr>
-          <w:rFonts w:ascii="Calibri" w:cs="Calibri" w:eastAsia="Calibri" w:hAnsi="Calibri"/>
-          <w:sz w:val="22"/>
-          <w:szCs w:val="22"/>
-        </w:rPr>
-        <w:t xml:space="preserve">Add:</w:t>
-      </w:r>
-    </w:p>
-    <w:p>
-      <w:pPr>
-        <w:spacing w:after="80"/>
-      </w:pPr>
-      <w:r>
-        <w:rPr>
-          <w:rFonts w:ascii="Calibri" w:cs="Calibri" w:eastAsia="Calibri" w:hAnsi="Calibri"/>
-          <w:b/>
-          <w:bCs/>
-          <w:sz w:val="22"/>
-          <w:szCs w:val="22"/>
-        </w:rPr>
-        <w:t xml:space="preserve">Step 1: </w:t>
-      </w:r>
-      <w:r>
-        <w:rPr>
-          <w:rFonts w:ascii="Calibri" w:cs="Calibri" w:eastAsia="Calibri" w:hAnsi="Calibri"/>
-          <w:sz w:val="22"/>
-          <w:szCs w:val="22"/>
-        </w:rPr>
-        <w:t xml:space="preserve">Click “+ Add Store”.</w:t>
-      </w:r>
-    </w:p>
-    <w:p>
-      <w:pPr>
-        <w:spacing w:after="80"/>
-      </w:pPr>
-      <w:r>
-        <w:rPr>
-          <w:rFonts w:ascii="Calibri" w:cs="Calibri" w:eastAsia="Calibri" w:hAnsi="Calibri"/>
-          <w:b/>
-          <w:bCs/>
-          <w:sz w:val="22"/>
-          <w:szCs w:val="22"/>
-        </w:rPr>
-        <w:t xml:space="preserve">Step 2: </w:t>
-      </w:r>
-      <w:r>
-        <w:rPr>
-          <w:rFonts w:ascii="Calibri" w:cs="Calibri" w:eastAsia="Calibri" w:hAnsi="Calibri"/>
-          <w:sz w:val="22"/>
-          <w:szCs w:val="22"/>
-        </w:rPr>
-        <w:t xml:space="preserve">Fill Item Code, Name, IMPA Code, Category, Unit, Min Level.</w:t>
-      </w:r>
-    </w:p>
-    <w:p>
-      <w:pPr>
-        <w:spacing w:after="80"/>
-      </w:pPr>
-      <w:r>
-        <w:rPr>
-          <w:rFonts w:ascii="Calibri" w:cs="Calibri" w:eastAsia="Calibri" w:hAnsi="Calibri"/>
-          <w:b/>
-          <w:bCs/>
-          <w:sz w:val="22"/>
-          <w:szCs w:val="22"/>
-        </w:rPr>
-        <w:t xml:space="preserve">Step 3: </w:t>
-      </w:r>
-      <w:r>
-        <w:rPr>
-          <w:rFonts w:ascii="Calibri" w:cs="Calibri" w:eastAsia="Calibri" w:hAnsi="Calibri"/>
-          <w:sz w:val="22"/>
-          <w:szCs w:val="22"/>
-        </w:rPr>
-        <w:t xml:space="preserve">Click “Save”.</w:t>
-      </w:r>
-    </w:p>
-    <w:p>
-      <w:pPr>
-        <w:spacing w:after="120"/>
-      </w:pPr>
-      <w:r>
-        <w:rPr>
-          <w:rFonts w:ascii="Calibri" w:cs="Calibri" w:eastAsia="Calibri" w:hAnsi="Calibri"/>
-          <w:sz w:val="22"/>
-          <w:szCs w:val="22"/>
-        </w:rPr>
-        <w:t xml:space="preserve">Receive / Consume:</w:t>
-      </w:r>
-    </w:p>
-    <w:p>
-      <w:pPr>
-        <w:spacing w:after="80"/>
-      </w:pPr>
-      <w:r>
-        <w:rPr>
-          <w:rFonts w:ascii="Calibri" w:cs="Calibri" w:eastAsia="Calibri" w:hAnsi="Calibri"/>
-          <w:b/>
-          <w:bCs/>
-          <w:sz w:val="22"/>
-          <w:szCs w:val="22"/>
-        </w:rPr>
-        <w:t xml:space="preserve">Step 1: </w:t>
-      </w:r>
-      <w:r>
-        <w:rPr>
-          <w:rFonts w:ascii="Calibri" w:cs="Calibri" w:eastAsia="Calibri" w:hAnsi="Calibri"/>
-          <w:sz w:val="22"/>
-          <w:szCs w:val="22"/>
-        </w:rPr>
-        <w:t xml:space="preserve">Click action button next to the item.</w:t>
-      </w:r>
-    </w:p>
-    <w:p>
-      <w:pPr>
-        <w:spacing w:after="80"/>
-      </w:pPr>
-      <w:r>
-        <w:rPr>
-          <w:rFonts w:ascii="Calibri" w:cs="Calibri" w:eastAsia="Calibri" w:hAnsi="Calibri"/>
-          <w:b/>
-          <w:bCs/>
-          <w:sz w:val="22"/>
-          <w:szCs w:val="22"/>
-        </w:rPr>
-        <w:t xml:space="preserve">Step 2: </w:t>
-      </w:r>
-      <w:r>
-        <w:rPr>
-          <w:rFonts w:ascii="Calibri" w:cs="Calibri" w:eastAsia="Calibri" w:hAnsi="Calibri"/>
-          <w:sz w:val="22"/>
-          <w:szCs w:val="22"/>
-        </w:rPr>
-        <w:t xml:space="preserve">Enter quantity, date, remarks.</w:t>
-      </w:r>
-    </w:p>
-    <w:p>
-      <w:pPr>
-        <w:spacing w:after="80"/>
-      </w:pPr>
-      <w:r>
-        <w:rPr>
-          <w:rFonts w:ascii="Calibri" w:cs="Calibri" w:eastAsia="Calibri" w:hAnsi="Calibri"/>
-          <w:b/>
-          <w:bCs/>
-          <w:sz w:val="22"/>
-          <w:szCs w:val="22"/>
-        </w:rPr>
-        <w:t xml:space="preserve">Step 3: </w:t>
-      </w:r>
-      <w:r>
-        <w:rPr>
-          <w:rFonts w:ascii="Calibri" w:cs="Calibri" w:eastAsia="Calibri" w:hAnsi="Calibri"/>
-          <w:sz w:val="22"/>
-          <w:szCs w:val="22"/>
-        </w:rPr>
-        <w:t xml:space="preserve">Click “Confirm”.</w:t>
-      </w:r>
-    </w:p>
-    <w:p>
-      <w:pPr>
-        <w:spacing w:after="120"/>
-      </w:pPr>
-      <w:r>
-        <w:rPr>
-          <w:rFonts w:ascii="Calibri" w:cs="Calibri" w:eastAsia="Calibri" w:hAnsi="Calibri"/>
-          <w:sz w:val="22"/>
-          <w:szCs w:val="22"/>
-        </w:rPr>
-        <w:t xml:space="preserve">Bulk Update: Click “+ Bulk Update Stores” for multiple items at once.</w:t>
-      </w:r>
-    </w:p>
-    <w:p>
-      <w:r>
-        <w:br w:type="page"/>
-      </w:r>
-    </w:p>
-    <w:p>
-      <w:pPr>
-        <w:pStyle w:val="Heading1"/>
-        <w:spacing w:after="200" w:before="400"/>
-      </w:pPr>
-      <w:r>
-        <w:rPr>
-          <w:rFonts w:ascii="Calibri" w:cs="Calibri" w:eastAsia="Calibri" w:hAnsi="Calibri"/>
-          <w:b/>
-          <w:bCs/>
-          <w:color w:val="1E5A8E"/>
-          <w:sz w:val="36"/>
-          <w:szCs w:val="36"/>
-        </w:rPr>
-        <w:t xml:space="preserve">1.7  Defects</w:t>
-      </w:r>
-    </w:p>
-    <w:p>
-      <w:pPr>
-        <w:spacing w:after="120"/>
-      </w:pPr>
-      <w:r>
-        <w:rPr>
-          <w:rFonts w:ascii="Calibri" w:cs="Calibri" w:eastAsia="Calibri" w:hAnsi="Calibri"/>
-          <w:sz w:val="22"/>
-          <w:szCs w:val="22"/>
-        </w:rPr>
-        <w:t xml:space="preserve">Tracks defects from reporting through resolution with a multi-part form workflow (Parts A through D).</w:t>
-      </w:r>
-    </w:p>
-    <w:p>
-      <w:pPr>
-        <w:pStyle w:val="Heading2"/>
-        <w:spacing w:after="150" w:before="300"/>
-      </w:pPr>
-      <w:r>
-        <w:rPr>
-          <w:rFonts w:ascii="Calibri" w:cs="Calibri" w:eastAsia="Calibri" w:hAnsi="Calibri"/>
-          <w:b/>
-          <w:bCs/>
-          <w:color w:val="2E75B6"/>
-          <w:sz w:val="30"/>
-          <w:szCs w:val="30"/>
-        </w:rPr>
-        <w:t xml:space="preserve">1.7.1  Defect Log</w:t>
+        <w:t xml:space="preserve">1.5.3  History View</w:t>
       </w:r>
     </w:p>
     <w:p>
@@ -5155,97 +4412,43 @@
           <w:sz w:val="20"/>
           <w:szCs w:val="20"/>
         </w:rPr>
-        <w:t xml:space="preserve">Figure 1.7.1 – Defect Log. (1) Filters, (2) Defect grid, (3) Export, (4) Filters panel, (5) + New Defect.</w:t>
-      </w:r>
-    </w:p>
-    <w:p>
-      <w:pPr>
-        <w:pStyle w:val="ListParagraph"/>
-        <w:numPr>
-          <w:ilvl w:val="0"/>
-          <w:numId w:val="1"/>
-        </w:numPr>
-        <w:spacing w:after="60"/>
-      </w:pPr>
-      <w:r>
-        <w:rPr>
-          <w:rFonts w:ascii="Calibri" w:cs="Calibri" w:eastAsia="Calibri" w:hAnsi="Calibri"/>
-          <w:sz w:val="22"/>
-          <w:szCs w:val="22"/>
-        </w:rPr>
-        <w:t xml:space="preserve">(1) Filters – Period, Search, Due/Overdue.</w:t>
-      </w:r>
-    </w:p>
-    <w:p>
-      <w:pPr>
-        <w:pStyle w:val="ListParagraph"/>
-        <w:numPr>
-          <w:ilvl w:val="0"/>
-          <w:numId w:val="1"/>
-        </w:numPr>
-        <w:spacing w:after="60"/>
-      </w:pPr>
-      <w:r>
-        <w:rPr>
-          <w:rFonts w:ascii="Calibri" w:cs="Calibri" w:eastAsia="Calibri" w:hAnsi="Calibri"/>
-          <w:sz w:val="22"/>
-          <w:szCs w:val="22"/>
-        </w:rPr>
-        <w:t xml:space="preserve">(2) Defect Table – ID, Vessel, Issue Date, Category, Component, Description, Target Date, Status, Priority.</w:t>
-      </w:r>
-    </w:p>
-    <w:p>
-      <w:pPr>
-        <w:pStyle w:val="ListParagraph"/>
-        <w:numPr>
-          <w:ilvl w:val="0"/>
-          <w:numId w:val="1"/>
-        </w:numPr>
-        <w:spacing w:after="60"/>
-      </w:pPr>
-      <w:r>
-        <w:rPr>
-          <w:rFonts w:ascii="Calibri" w:cs="Calibri" w:eastAsia="Calibri" w:hAnsi="Calibri"/>
-          <w:sz w:val="22"/>
-          <w:szCs w:val="22"/>
-        </w:rPr>
-        <w:t xml:space="preserve">(3) Export – CSV or Excel.</w:t>
-      </w:r>
-    </w:p>
-    <w:p>
-      <w:pPr>
-        <w:pStyle w:val="ListParagraph"/>
-        <w:numPr>
-          <w:ilvl w:val="0"/>
-          <w:numId w:val="1"/>
-        </w:numPr>
-        <w:spacing w:after="60"/>
-      </w:pPr>
-      <w:r>
-        <w:rPr>
-          <w:rFonts w:ascii="Calibri" w:cs="Calibri" w:eastAsia="Calibri" w:hAnsi="Calibri"/>
-          <w:sz w:val="22"/>
-          <w:szCs w:val="22"/>
-        </w:rPr>
-        <w:t xml:space="preserve">(4) Filters – Advanced filter panel.</w:t>
-      </w:r>
-    </w:p>
-    <w:p>
-      <w:pPr>
-        <w:pStyle w:val="ListParagraph"/>
-        <w:numPr>
-          <w:ilvl w:val="0"/>
-          <w:numId w:val="1"/>
-        </w:numPr>
-        <w:spacing w:after="60"/>
-      </w:pPr>
-      <w:r>
-        <w:rPr>
-          <w:rFonts w:ascii="Calibri" w:cs="Calibri" w:eastAsia="Calibri" w:hAnsi="Calibri"/>
-          <w:sz w:val="22"/>
-          <w:szCs w:val="22"/>
-        </w:rPr>
-        <w:t xml:space="preserve">(5) + New Defect – Start defect reporting wizard.</w:t>
+        <w:t xml:space="preserve">Figure 1.5.3 – Spares History View. (1) History tab selected, (2) Transaction ledger with all consume/receive events.</w:t>
+      </w:r>
+    </w:p>
+    <w:p>
+      <w:pPr>
+        <w:pStyle w:val="ListParagraph"/>
+        <w:numPr>
+          <w:ilvl w:val="0"/>
+          <w:numId w:val="1"/>
+        </w:numPr>
+        <w:spacing w:after="60"/>
+      </w:pPr>
+      <w:r>
+        <w:rPr>
+          <w:rFonts w:ascii="Calibri" w:cs="Calibri" w:eastAsia="Calibri" w:hAnsi="Calibri"/>
+          <w:sz w:val="22"/>
+          <w:szCs w:val="22"/>
+        </w:rPr>
+        <w:t xml:space="preserve">(1) History tab – View the complete transaction history for all spares.</w:t>
+      </w:r>
+    </w:p>
+    <w:p>
+      <w:pPr>
+        <w:pStyle w:val="ListParagraph"/>
+        <w:numPr>
+          <w:ilvl w:val="0"/>
+          <w:numId w:val="1"/>
+        </w:numPr>
+        <w:spacing w:after="60"/>
+      </w:pPr>
+      <w:r>
+        <w:rPr>
+          <w:rFonts w:ascii="Calibri" w:cs="Calibri" w:eastAsia="Calibri" w:hAnsi="Calibri"/>
+          <w:sz w:val="22"/>
+          <w:szCs w:val="22"/>
+        </w:rPr>
+        <w:t xml:space="preserve">(2) Transaction ledger – Date, Type (Consume/Receive), Spare Part, Quantity, Balance, Work Order Reference, Updated By.</w:t>
       </w:r>
     </w:p>
     <w:p>
@@ -5262,346 +4465,7 @@
           <w:sz w:val="30"/>
           <w:szCs w:val="30"/>
         </w:rPr>
-        <w:t xml:space="preserve">1.7.2  How to Report a New Defect</w:t>
-      </w:r>
-    </w:p>
-    <w:p>
-      <w:pPr>
-        <w:spacing w:after="120"/>
-      </w:pPr>
-      <w:r>
-        <w:rPr>
-          <w:rFonts w:ascii="Calibri" w:cs="Calibri" w:eastAsia="Calibri" w:hAnsi="Calibri"/>
-          <w:sz w:val="22"/>
-          <w:szCs w:val="22"/>
-        </w:rPr>
-        <w:t xml:space="preserve">Part A – Initial Report:</w:t>
-      </w:r>
-    </w:p>
-    <w:p>
-      <w:pPr>
-        <w:spacing w:after="80"/>
-      </w:pPr>
-      <w:r>
-        <w:rPr>
-          <w:rFonts w:ascii="Calibri" w:cs="Calibri" w:eastAsia="Calibri" w:hAnsi="Calibri"/>
-          <w:b/>
-          <w:bCs/>
-          <w:sz w:val="22"/>
-          <w:szCs w:val="22"/>
-        </w:rPr>
-        <w:t xml:space="preserve">Step 1: </w:t>
-      </w:r>
-      <w:r>
-        <w:rPr>
-          <w:rFonts w:ascii="Calibri" w:cs="Calibri" w:eastAsia="Calibri" w:hAnsi="Calibri"/>
-          <w:sz w:val="22"/>
-          <w:szCs w:val="22"/>
-        </w:rPr>
-        <w:t xml:space="preserve">Click “+ New Defect”.</w:t>
-      </w:r>
-    </w:p>
-    <w:p>
-      <w:pPr>
-        <w:spacing w:after="80"/>
-      </w:pPr>
-      <w:r>
-        <w:rPr>
-          <w:rFonts w:ascii="Calibri" w:cs="Calibri" w:eastAsia="Calibri" w:hAnsi="Calibri"/>
-          <w:b/>
-          <w:bCs/>
-          <w:sz w:val="22"/>
-          <w:szCs w:val="22"/>
-        </w:rPr>
-        <w:t xml:space="preserve">Step 2: </w:t>
-      </w:r>
-      <w:r>
-        <w:rPr>
-          <w:rFonts w:ascii="Calibri" w:cs="Calibri" w:eastAsia="Calibri" w:hAnsi="Calibri"/>
-          <w:sz w:val="22"/>
-          <w:szCs w:val="22"/>
-        </w:rPr>
-        <w:t xml:space="preserve">Enter: Vessel, Date, Component, Category, Description, Severity, Attachments (photos/documents).</w:t>
-      </w:r>
-    </w:p>
-    <w:p>
-      <w:pPr>
-        <w:spacing w:after="80"/>
-      </w:pPr>
-      <w:r>
-        <w:rPr>
-          <w:rFonts w:ascii="Calibri" w:cs="Calibri" w:eastAsia="Calibri" w:hAnsi="Calibri"/>
-          <w:b/>
-          <w:bCs/>
-          <w:sz w:val="22"/>
-          <w:szCs w:val="22"/>
-        </w:rPr>
-        <w:t xml:space="preserve">Step 3: </w:t>
-      </w:r>
-      <w:r>
-        <w:rPr>
-          <w:rFonts w:ascii="Calibri" w:cs="Calibri" w:eastAsia="Calibri" w:hAnsi="Calibri"/>
-          <w:sz w:val="22"/>
-          <w:szCs w:val="22"/>
-        </w:rPr>
-        <w:t xml:space="preserve">Click “Next” to proceed to Part B.</w:t>
-      </w:r>
-    </w:p>
-    <w:p>
-      <w:pPr>
-        <w:spacing w:after="120"/>
-      </w:pPr>
-      <w:r>
-        <w:rPr>
-          <w:rFonts w:ascii="Calibri" w:cs="Calibri" w:eastAsia="Calibri" w:hAnsi="Calibri"/>
-          <w:sz w:val="22"/>
-          <w:szCs w:val="22"/>
-        </w:rPr>
-        <w:t xml:space="preserve">Part B – Investigation:</w:t>
-      </w:r>
-    </w:p>
-    <w:p>
-      <w:pPr>
-        <w:spacing w:after="80"/>
-      </w:pPr>
-      <w:r>
-        <w:rPr>
-          <w:rFonts w:ascii="Calibri" w:cs="Calibri" w:eastAsia="Calibri" w:hAnsi="Calibri"/>
-          <w:b/>
-          <w:bCs/>
-          <w:sz w:val="22"/>
-          <w:szCs w:val="22"/>
-        </w:rPr>
-        <w:t xml:space="preserve">Step 4: </w:t>
-      </w:r>
-      <w:r>
-        <w:rPr>
-          <w:rFonts w:ascii="Calibri" w:cs="Calibri" w:eastAsia="Calibri" w:hAnsi="Calibri"/>
-          <w:sz w:val="22"/>
-          <w:szCs w:val="22"/>
-        </w:rPr>
-        <w:t xml:space="preserve">Enter: Immediate Cause, Root Cause, Risk Level, Target Date for resolution.</w:t>
-      </w:r>
-    </w:p>
-    <w:p>
-      <w:pPr>
-        <w:spacing w:after="80"/>
-      </w:pPr>
-      <w:r>
-        <w:rPr>
-          <w:rFonts w:ascii="Calibri" w:cs="Calibri" w:eastAsia="Calibri" w:hAnsi="Calibri"/>
-          <w:b/>
-          <w:bCs/>
-          <w:sz w:val="22"/>
-          <w:szCs w:val="22"/>
-        </w:rPr>
-        <w:t xml:space="preserve">Step 5: </w:t>
-      </w:r>
-      <w:r>
-        <w:rPr>
-          <w:rFonts w:ascii="Calibri" w:cs="Calibri" w:eastAsia="Calibri" w:hAnsi="Calibri"/>
-          <w:sz w:val="22"/>
-          <w:szCs w:val="22"/>
-        </w:rPr>
-        <w:t xml:space="preserve">Click “Save”.</w:t>
-      </w:r>
-    </w:p>
-    <w:p>
-      <w:pPr>
-        <w:pStyle w:val="Heading2"/>
-        <w:spacing w:after="150" w:before="300"/>
-      </w:pPr>
-      <w:r>
-        <w:rPr>
-          <w:rFonts w:ascii="Calibri" w:cs="Calibri" w:eastAsia="Calibri" w:hAnsi="Calibri"/>
-          <w:b/>
-          <w:bCs/>
-          <w:color w:val="2E75B6"/>
-          <w:sz w:val="30"/>
-          <w:szCs w:val="30"/>
-        </w:rPr>
-        <w:t xml:space="preserve">1.7.3  How to Close and Verify a Defect</w:t>
-      </w:r>
-    </w:p>
-    <w:p>
-      <w:pPr>
-        <w:spacing w:after="120"/>
-      </w:pPr>
-      <w:r>
-        <w:rPr>
-          <w:rFonts w:ascii="Calibri" w:cs="Calibri" w:eastAsia="Calibri" w:hAnsi="Calibri"/>
-          <w:sz w:val="22"/>
-          <w:szCs w:val="22"/>
-        </w:rPr>
-        <w:t xml:space="preserve">Part C – Close:</w:t>
-      </w:r>
-    </w:p>
-    <w:p>
-      <w:pPr>
-        <w:spacing w:after="80"/>
-      </w:pPr>
-      <w:r>
-        <w:rPr>
-          <w:rFonts w:ascii="Calibri" w:cs="Calibri" w:eastAsia="Calibri" w:hAnsi="Calibri"/>
-          <w:b/>
-          <w:bCs/>
-          <w:sz w:val="22"/>
-          <w:szCs w:val="22"/>
-        </w:rPr>
-        <w:t xml:space="preserve">Step 1: </w:t>
-      </w:r>
-      <w:r>
-        <w:rPr>
-          <w:rFonts w:ascii="Calibri" w:cs="Calibri" w:eastAsia="Calibri" w:hAnsi="Calibri"/>
-          <w:sz w:val="22"/>
-          <w:szCs w:val="22"/>
-        </w:rPr>
-        <w:t xml:space="preserve">Open the defect record.</w:t>
-      </w:r>
-    </w:p>
-    <w:p>
-      <w:pPr>
-        <w:spacing w:after="80"/>
-      </w:pPr>
-      <w:r>
-        <w:rPr>
-          <w:rFonts w:ascii="Calibri" w:cs="Calibri" w:eastAsia="Calibri" w:hAnsi="Calibri"/>
-          <w:b/>
-          <w:bCs/>
-          <w:sz w:val="22"/>
-          <w:szCs w:val="22"/>
-        </w:rPr>
-        <w:t xml:space="preserve">Step 2: </w:t>
-      </w:r>
-      <w:r>
-        <w:rPr>
-          <w:rFonts w:ascii="Calibri" w:cs="Calibri" w:eastAsia="Calibri" w:hAnsi="Calibri"/>
-          <w:sz w:val="22"/>
-          <w:szCs w:val="22"/>
-        </w:rPr>
-        <w:t xml:space="preserve">Enter Date Completed, Closed By, Corrective Actions.</w:t>
-      </w:r>
-    </w:p>
-    <w:p>
-      <w:pPr>
-        <w:spacing w:after="80"/>
-      </w:pPr>
-      <w:r>
-        <w:rPr>
-          <w:rFonts w:ascii="Calibri" w:cs="Calibri" w:eastAsia="Calibri" w:hAnsi="Calibri"/>
-          <w:b/>
-          <w:bCs/>
-          <w:sz w:val="22"/>
-          <w:szCs w:val="22"/>
-        </w:rPr>
-        <w:t xml:space="preserve">Step 3: </w:t>
-      </w:r>
-      <w:r>
-        <w:rPr>
-          <w:rFonts w:ascii="Calibri" w:cs="Calibri" w:eastAsia="Calibri" w:hAnsi="Calibri"/>
-          <w:sz w:val="22"/>
-          <w:szCs w:val="22"/>
-        </w:rPr>
-        <w:t xml:space="preserve">Click “Submit”.</w:t>
-      </w:r>
-    </w:p>
-    <w:p>
-      <w:pPr>
-        <w:spacing w:after="120"/>
-      </w:pPr>
-      <w:r>
-        <w:rPr>
-          <w:rFonts w:ascii="Calibri" w:cs="Calibri" w:eastAsia="Calibri" w:hAnsi="Calibri"/>
-          <w:sz w:val="22"/>
-          <w:szCs w:val="22"/>
-        </w:rPr>
-        <w:t xml:space="preserve">Part D – Verify:</w:t>
-      </w:r>
-    </w:p>
-    <w:p>
-      <w:pPr>
-        <w:spacing w:after="80"/>
-      </w:pPr>
-      <w:r>
-        <w:rPr>
-          <w:rFonts w:ascii="Calibri" w:cs="Calibri" w:eastAsia="Calibri" w:hAnsi="Calibri"/>
-          <w:b/>
-          <w:bCs/>
-          <w:sz w:val="22"/>
-          <w:szCs w:val="22"/>
-        </w:rPr>
-        <w:t xml:space="preserve">Step 4: </w:t>
-      </w:r>
-      <w:r>
-        <w:rPr>
-          <w:rFonts w:ascii="Calibri" w:cs="Calibri" w:eastAsia="Calibri" w:hAnsi="Calibri"/>
-          <w:sz w:val="22"/>
-          <w:szCs w:val="22"/>
-        </w:rPr>
-        <w:t xml:space="preserve">Check the verification box.</w:t>
-      </w:r>
-    </w:p>
-    <w:p>
-      <w:pPr>
-        <w:spacing w:after="80"/>
-      </w:pPr>
-      <w:r>
-        <w:rPr>
-          <w:rFonts w:ascii="Calibri" w:cs="Calibri" w:eastAsia="Calibri" w:hAnsi="Calibri"/>
-          <w:b/>
-          <w:bCs/>
-          <w:sz w:val="22"/>
-          <w:szCs w:val="22"/>
-        </w:rPr>
-        <w:t xml:space="preserve">Step 5: </w:t>
-      </w:r>
-      <w:r>
-        <w:rPr>
-          <w:rFonts w:ascii="Calibri" w:cs="Calibri" w:eastAsia="Calibri" w:hAnsi="Calibri"/>
-          <w:sz w:val="22"/>
-          <w:szCs w:val="22"/>
-        </w:rPr>
-        <w:t xml:space="preserve">Enter Date Verified, Verified By.</w:t>
-      </w:r>
-    </w:p>
-    <w:p>
-      <w:pPr>
-        <w:spacing w:after="80"/>
-      </w:pPr>
-      <w:r>
-        <w:rPr>
-          <w:rFonts w:ascii="Calibri" w:cs="Calibri" w:eastAsia="Calibri" w:hAnsi="Calibri"/>
-          <w:b/>
-          <w:bCs/>
-          <w:sz w:val="22"/>
-          <w:szCs w:val="22"/>
-        </w:rPr>
-        <w:t xml:space="preserve">Step 6: </w:t>
-      </w:r>
-      <w:r>
-        <w:rPr>
-          <w:rFonts w:ascii="Calibri" w:cs="Calibri" w:eastAsia="Calibri" w:hAnsi="Calibri"/>
-          <w:sz w:val="22"/>
-          <w:szCs w:val="22"/>
-        </w:rPr>
-        <w:t xml:space="preserve">Click “Submit”.</w:t>
-      </w:r>
-    </w:p>
-    <w:p>
-      <w:pPr>
-        <w:pStyle w:val="Heading2"/>
-        <w:spacing w:after="150" w:before="300"/>
-      </w:pPr>
-      <w:r>
-        <w:rPr>
-          <w:rFonts w:ascii="Calibri" w:cs="Calibri" w:eastAsia="Calibri" w:hAnsi="Calibri"/>
-          <w:b/>
-          <w:bCs/>
-          <w:color w:val="2E75B6"/>
-          <w:sz w:val="30"/>
-          <w:szCs w:val="30"/>
-        </w:rPr>
-        <w:t xml:space="preserve">1.7.4  Condition of Class (CoC)</w:t>
+        <w:t xml:space="preserve">1.5.4  How to Add a Spare Part</w:t>
       </w:r>
     </w:p>
     <w:p>
@@ -5664,61 +4528,216 @@
           <w:sz w:val="20"/>
           <w:szCs w:val="20"/>
         </w:rPr>
-        <w:t xml:space="preserve">Figure 1.7.4 – CoC Defects. (1) CoC filters, (2) CoC defect grid, (3) + New CoC Defect.</w:t>
-      </w:r>
-    </w:p>
-    <w:p>
-      <w:pPr>
-        <w:pStyle w:val="ListParagraph"/>
-        <w:numPr>
-          <w:ilvl w:val="0"/>
-          <w:numId w:val="1"/>
-        </w:numPr>
-        <w:spacing w:after="60"/>
-      </w:pPr>
-      <w:r>
-        <w:rPr>
-          <w:rFonts w:ascii="Calibri" w:cs="Calibri" w:eastAsia="Calibri" w:hAnsi="Calibri"/>
-          <w:sz w:val="22"/>
-          <w:szCs w:val="22"/>
-        </w:rPr>
-        <w:t xml:space="preserve">(1) CoC Filters – Search and filter CoC-specific defects.</w:t>
-      </w:r>
-    </w:p>
-    <w:p>
-      <w:pPr>
-        <w:pStyle w:val="ListParagraph"/>
-        <w:numPr>
-          <w:ilvl w:val="0"/>
-          <w:numId w:val="1"/>
-        </w:numPr>
-        <w:spacing w:after="60"/>
-      </w:pPr>
-      <w:r>
-        <w:rPr>
-          <w:rFonts w:ascii="Calibri" w:cs="Calibri" w:eastAsia="Calibri" w:hAnsi="Calibri"/>
-          <w:sz w:val="22"/>
-          <w:szCs w:val="22"/>
-        </w:rPr>
-        <w:t xml:space="preserve">(2) CoC Grid – Defects linked to class requirements with survey deadlines.</w:t>
-      </w:r>
-    </w:p>
-    <w:p>
-      <w:pPr>
-        <w:pStyle w:val="ListParagraph"/>
-        <w:numPr>
-          <w:ilvl w:val="0"/>
-          <w:numId w:val="1"/>
-        </w:numPr>
-        <w:spacing w:after="60"/>
-      </w:pPr>
-      <w:r>
-        <w:rPr>
-          <w:rFonts w:ascii="Calibri" w:cs="Calibri" w:eastAsia="Calibri" w:hAnsi="Calibri"/>
-          <w:sz w:val="22"/>
-          <w:szCs w:val="22"/>
-        </w:rPr>
-        <w:t xml:space="preserve">(3) + New CoC Defect – Report a class-related defect.</w:t>
+        <w:t xml:space="preserve">Figure 1.5.4 – Add Spare Part Form. (1) Form with Part Code, Name, Number, Component, Min/Max, Unit fields.</w:t>
+      </w:r>
+    </w:p>
+    <w:p>
+      <w:pPr>
+        <w:spacing w:after="80"/>
+      </w:pPr>
+      <w:r>
+        <w:rPr>
+          <w:rFonts w:ascii="Calibri" w:cs="Calibri" w:eastAsia="Calibri" w:hAnsi="Calibri"/>
+          <w:b/>
+          <w:bCs/>
+          <w:sz w:val="22"/>
+          <w:szCs w:val="22"/>
+        </w:rPr>
+        <w:t xml:space="preserve">Step 1: </w:t>
+      </w:r>
+      <w:r>
+        <w:rPr>
+          <w:rFonts w:ascii="Calibri" w:cs="Calibri" w:eastAsia="Calibri" w:hAnsi="Calibri"/>
+          <w:sz w:val="22"/>
+          <w:szCs w:val="22"/>
+        </w:rPr>
+        <w:t xml:space="preserve">Click “+ Add Spare”.</w:t>
+      </w:r>
+    </w:p>
+    <w:p>
+      <w:pPr>
+        <w:spacing w:after="80"/>
+      </w:pPr>
+      <w:r>
+        <w:rPr>
+          <w:rFonts w:ascii="Calibri" w:cs="Calibri" w:eastAsia="Calibri" w:hAnsi="Calibri"/>
+          <w:b/>
+          <w:bCs/>
+          <w:sz w:val="22"/>
+          <w:szCs w:val="22"/>
+        </w:rPr>
+        <w:t xml:space="preserve">Step 2: </w:t>
+      </w:r>
+      <w:r>
+        <w:rPr>
+          <w:rFonts w:ascii="Calibri" w:cs="Calibri" w:eastAsia="Calibri" w:hAnsi="Calibri"/>
+          <w:sz w:val="22"/>
+          <w:szCs w:val="22"/>
+        </w:rPr>
+        <w:t xml:space="preserve">Enter Part Code, Name, Number, Component, Min/Max, Unit, Location quantities.</w:t>
+      </w:r>
+    </w:p>
+    <w:p>
+      <w:pPr>
+        <w:spacing w:after="80"/>
+      </w:pPr>
+      <w:r>
+        <w:rPr>
+          <w:rFonts w:ascii="Calibri" w:cs="Calibri" w:eastAsia="Calibri" w:hAnsi="Calibri"/>
+          <w:b/>
+          <w:bCs/>
+          <w:sz w:val="22"/>
+          <w:szCs w:val="22"/>
+        </w:rPr>
+        <w:t xml:space="preserve">Step 3: </w:t>
+      </w:r>
+      <w:r>
+        <w:rPr>
+          <w:rFonts w:ascii="Calibri" w:cs="Calibri" w:eastAsia="Calibri" w:hAnsi="Calibri"/>
+          <w:sz w:val="22"/>
+          <w:szCs w:val="22"/>
+        </w:rPr>
+        <w:t xml:space="preserve">Click “Save”.</w:t>
+      </w:r>
+    </w:p>
+    <w:p>
+      <w:pPr>
+        <w:pStyle w:val="Heading2"/>
+        <w:spacing w:after="150" w:before="300"/>
+      </w:pPr>
+      <w:r>
+        <w:rPr>
+          <w:rFonts w:ascii="Calibri" w:cs="Calibri" w:eastAsia="Calibri" w:hAnsi="Calibri"/>
+          <w:b/>
+          <w:bCs/>
+          <w:color w:val="2E75B6"/>
+          <w:sz w:val="30"/>
+          <w:szCs w:val="30"/>
+        </w:rPr>
+        <w:t xml:space="preserve">1.5.5  How to Consume / Receive Spares</w:t>
+      </w:r>
+    </w:p>
+    <w:p>
+      <w:pPr>
+        <w:spacing w:after="80"/>
+      </w:pPr>
+      <w:r>
+        <w:rPr>
+          <w:rFonts w:ascii="Calibri" w:cs="Calibri" w:eastAsia="Calibri" w:hAnsi="Calibri"/>
+          <w:b/>
+          <w:bCs/>
+          <w:sz w:val="22"/>
+          <w:szCs w:val="22"/>
+        </w:rPr>
+        <w:t xml:space="preserve">Step 1: </w:t>
+      </w:r>
+      <w:r>
+        <w:rPr>
+          <w:rFonts w:ascii="Calibri" w:cs="Calibri" w:eastAsia="Calibri" w:hAnsi="Calibri"/>
+          <w:sz w:val="22"/>
+          <w:szCs w:val="22"/>
+        </w:rPr>
+        <w:t xml:space="preserve">Click Consume or Receive button next to the part.</w:t>
+      </w:r>
+    </w:p>
+    <w:p>
+      <w:pPr>
+        <w:spacing w:after="80"/>
+      </w:pPr>
+      <w:r>
+        <w:rPr>
+          <w:rFonts w:ascii="Calibri" w:cs="Calibri" w:eastAsia="Calibri" w:hAnsi="Calibri"/>
+          <w:b/>
+          <w:bCs/>
+          <w:sz w:val="22"/>
+          <w:szCs w:val="22"/>
+        </w:rPr>
+        <w:t xml:space="preserve">Step 2: </w:t>
+      </w:r>
+      <w:r>
+        <w:rPr>
+          <w:rFonts w:ascii="Calibri" w:cs="Calibri" w:eastAsia="Calibri" w:hAnsi="Calibri"/>
+          <w:sz w:val="22"/>
+          <w:szCs w:val="22"/>
+        </w:rPr>
+        <w:t xml:space="preserve">Enter quantity, date, optional WO reference.</w:t>
+      </w:r>
+    </w:p>
+    <w:p>
+      <w:pPr>
+        <w:spacing w:after="80"/>
+      </w:pPr>
+      <w:r>
+        <w:rPr>
+          <w:rFonts w:ascii="Calibri" w:cs="Calibri" w:eastAsia="Calibri" w:hAnsi="Calibri"/>
+          <w:b/>
+          <w:bCs/>
+          <w:sz w:val="22"/>
+          <w:szCs w:val="22"/>
+        </w:rPr>
+        <w:t xml:space="preserve">Step 3: </w:t>
+      </w:r>
+      <w:r>
+        <w:rPr>
+          <w:rFonts w:ascii="Calibri" w:cs="Calibri" w:eastAsia="Calibri" w:hAnsi="Calibri"/>
+          <w:sz w:val="22"/>
+          <w:szCs w:val="22"/>
+        </w:rPr>
+        <w:t xml:space="preserve">Click “Confirm”.</w:t>
+      </w:r>
+    </w:p>
+    <w:p>
+      <w:pPr>
+        <w:spacing w:after="120" w:before="100"/>
+      </w:pPr>
+      <w:r>
+        <w:rPr>
+          <w:rFonts w:ascii="Calibri" w:cs="Calibri" w:eastAsia="Calibri" w:hAnsi="Calibri"/>
+          <w:b/>
+          <w:bCs/>
+          <w:color w:val="D4A017"/>
+          <w:sz w:val="22"/>
+          <w:szCs w:val="22"/>
+        </w:rPr>
+        <w:t xml:space="preserve">Note: </w:t>
+      </w:r>
+      <w:r>
+        <w:rPr>
+          <w:rFonts w:ascii="Calibri" w:cs="Calibri" w:eastAsia="Calibri" w:hAnsi="Calibri"/>
+          <w:sz w:val="22"/>
+          <w:szCs w:val="22"/>
+        </w:rPr>
+        <w:t xml:space="preserve">Consumption cannot exceed current ROB. Bulk Update available for multiple items.</w:t>
+      </w:r>
+    </w:p>
+    <w:p>
+      <w:pPr>
+        <w:pStyle w:val="Heading2"/>
+        <w:spacing w:after="150" w:before="300"/>
+      </w:pPr>
+      <w:r>
+        <w:rPr>
+          <w:rFonts w:ascii="Calibri" w:cs="Calibri" w:eastAsia="Calibri" w:hAnsi="Calibri"/>
+          <w:b/>
+          <w:bCs/>
+          <w:color w:val="2E75B6"/>
+          <w:sz w:val="30"/>
+          <w:szCs w:val="30"/>
+        </w:rPr>
+        <w:t xml:space="preserve">1.5.6  How to Export Spares</w:t>
+      </w:r>
+    </w:p>
+    <w:p>
+      <w:pPr>
+        <w:spacing w:after="120"/>
+      </w:pPr>
+      <w:r>
+        <w:rPr>
+          <w:rFonts w:ascii="Calibri" w:cs="Calibri" w:eastAsia="Calibri" w:hAnsi="Calibri"/>
+          <w:sz w:val="22"/>
+          <w:szCs w:val="22"/>
+        </w:rPr>
+        <w:t xml:space="preserve">Click “Export” to download inventory as Excel.</w:t>
       </w:r>
     </w:p>
     <w:p>
@@ -5740,20 +4759,20 @@
           <w:sz w:val="36"/>
           <w:szCs w:val="36"/>
         </w:rPr>
-        <w:t xml:space="preserve">1.8  Certificates &amp; Surveys</w:t>
-      </w:r>
-    </w:p>
-    <w:p>
-      <w:pPr>
-        <w:spacing w:after="120"/>
-      </w:pPr>
-      <w:r>
-        <w:rPr>
-          <w:rFonts w:ascii="Calibri" w:cs="Calibri" w:eastAsia="Calibri" w:hAnsi="Calibri"/>
-          <w:sz w:val="22"/>
-          <w:szCs w:val="22"/>
-        </w:rPr>
-        <w:t xml:space="preserve">Tracks statutory and class compliance documentation with expiry alerts.</w:t>
+        <w:t xml:space="preserve">1.6  Stores</w:t>
+      </w:r>
+    </w:p>
+    <w:p>
+      <w:pPr>
+        <w:spacing w:after="120"/>
+      </w:pPr>
+      <w:r>
+        <w:rPr>
+          <w:rFonts w:ascii="Calibri" w:cs="Calibri" w:eastAsia="Calibri" w:hAnsi="Calibri"/>
+          <w:sz w:val="22"/>
+          <w:szCs w:val="22"/>
+        </w:rPr>
+        <w:t xml:space="preserve">Manages consumable items in four categories: Stores, Lubes, Chemicals, Others.</w:t>
       </w:r>
     </w:p>
     <w:p>
@@ -5770,7 +4789,7 @@
           <w:sz w:val="30"/>
           <w:szCs w:val="30"/>
         </w:rPr>
-        <w:t xml:space="preserve">1.8.1  Certificates</w:t>
+        <w:t xml:space="preserve">1.6.1  Opening Screen</w:t>
       </w:r>
     </w:p>
     <w:p>
@@ -5833,85 +4852,79 @@
           <w:sz w:val="20"/>
           <w:szCs w:val="20"/>
         </w:rPr>
-        <w:t xml:space="preserve">Figure 1.8.1 – Certificates. (1) Filters, (2) Certificate grid, (3) Export &amp; Filters.</w:t>
-      </w:r>
-    </w:p>
-    <w:p>
-      <w:pPr>
-        <w:pStyle w:val="ListParagraph"/>
-        <w:numPr>
-          <w:ilvl w:val="0"/>
-          <w:numId w:val="1"/>
-        </w:numPr>
-        <w:spacing w:after="60"/>
-      </w:pPr>
-      <w:r>
-        <w:rPr>
-          <w:rFonts w:ascii="Calibri" w:cs="Calibri" w:eastAsia="Calibri" w:hAnsi="Calibri"/>
-          <w:sz w:val="22"/>
-          <w:szCs w:val="22"/>
-        </w:rPr>
-        <w:t xml:space="preserve">(1) Filters – Vessel/Fleet/Group, Due In (All/Overdue/Due 1-3 months).</w:t>
-      </w:r>
-    </w:p>
-    <w:p>
-      <w:pPr>
-        <w:pStyle w:val="ListParagraph"/>
-        <w:numPr>
-          <w:ilvl w:val="0"/>
-          <w:numId w:val="1"/>
-        </w:numPr>
-        <w:spacing w:after="60"/>
-      </w:pPr>
-      <w:r>
-        <w:rPr>
-          <w:rFonts w:ascii="Calibri" w:cs="Calibri" w:eastAsia="Calibri" w:hAnsi="Calibri"/>
-          <w:sz w:val="22"/>
-          <w:szCs w:val="22"/>
-        </w:rPr>
-        <w:t xml:space="preserve">(2) Grid – Company ID, Name, Company Group, Vessel, Issue Date, Expiry Date, Last Annual, Actions.</w:t>
-      </w:r>
-    </w:p>
-    <w:p>
-      <w:pPr>
-        <w:pStyle w:val="ListParagraph"/>
-        <w:numPr>
-          <w:ilvl w:val="0"/>
-          <w:numId w:val="1"/>
-        </w:numPr>
-        <w:spacing w:after="60"/>
-      </w:pPr>
-      <w:r>
-        <w:rPr>
-          <w:rFonts w:ascii="Calibri" w:cs="Calibri" w:eastAsia="Calibri" w:hAnsi="Calibri"/>
-          <w:sz w:val="22"/>
-          <w:szCs w:val="22"/>
-        </w:rPr>
-        <w:t xml:space="preserve">(3) Export &amp; Filters buttons.</w:t>
-      </w:r>
-    </w:p>
-    <w:p>
-      <w:pPr>
-        <w:spacing w:after="120" w:before="100"/>
-      </w:pPr>
-      <w:r>
-        <w:rPr>
-          <w:rFonts w:ascii="Calibri" w:cs="Calibri" w:eastAsia="Calibri" w:hAnsi="Calibri"/>
-          <w:b/>
-          <w:bCs/>
-          <w:color w:val="D4A017"/>
-          <w:sz w:val="22"/>
-          <w:szCs w:val="22"/>
-        </w:rPr>
-        <w:t xml:space="preserve">Note: </w:t>
-      </w:r>
-      <w:r>
-        <w:rPr>
-          <w:rFonts w:ascii="Calibri" w:cs="Calibri" w:eastAsia="Calibri" w:hAnsi="Calibri"/>
-          <w:sz w:val="22"/>
-          <w:szCs w:val="22"/>
-        </w:rPr>
-        <w:t xml:space="preserve">Red = overdue; Amber = due within 60 days.</w:t>
+        <w:t xml:space="preserve">Figure 1.6.1 – Stores. (1) Category tabs, (2) View modes (Inventory/Location/History), (3) Item table, (4) Action buttons.</w:t>
+      </w:r>
+    </w:p>
+    <w:p>
+      <w:pPr>
+        <w:pStyle w:val="ListParagraph"/>
+        <w:numPr>
+          <w:ilvl w:val="0"/>
+          <w:numId w:val="1"/>
+        </w:numPr>
+        <w:spacing w:after="60"/>
+      </w:pPr>
+      <w:r>
+        <w:rPr>
+          <w:rFonts w:ascii="Calibri" w:cs="Calibri" w:eastAsia="Calibri" w:hAnsi="Calibri"/>
+          <w:sz w:val="22"/>
+          <w:szCs w:val="22"/>
+        </w:rPr>
+        <w:t xml:space="preserve">(1) Categories – Stores, Lubes, Chemicals, Others.</w:t>
+      </w:r>
+    </w:p>
+    <w:p>
+      <w:pPr>
+        <w:pStyle w:val="ListParagraph"/>
+        <w:numPr>
+          <w:ilvl w:val="0"/>
+          <w:numId w:val="1"/>
+        </w:numPr>
+        <w:spacing w:after="60"/>
+      </w:pPr>
+      <w:r>
+        <w:rPr>
+          <w:rFonts w:ascii="Calibri" w:cs="Calibri" w:eastAsia="Calibri" w:hAnsi="Calibri"/>
+          <w:sz w:val="22"/>
+          <w:szCs w:val="22"/>
+        </w:rPr>
+        <w:t xml:space="preserve">(2) View Modes – Inventory, Location, History.</w:t>
+      </w:r>
+    </w:p>
+    <w:p>
+      <w:pPr>
+        <w:pStyle w:val="ListParagraph"/>
+        <w:numPr>
+          <w:ilvl w:val="0"/>
+          <w:numId w:val="1"/>
+        </w:numPr>
+        <w:spacing w:after="60"/>
+      </w:pPr>
+      <w:r>
+        <w:rPr>
+          <w:rFonts w:ascii="Calibri" w:cs="Calibri" w:eastAsia="Calibri" w:hAnsi="Calibri"/>
+          <w:sz w:val="22"/>
+          <w:szCs w:val="22"/>
+        </w:rPr>
+        <w:t xml:space="preserve">(3) Table – Item Code, Name, Category, UOM, ROB, Min, Stock, Location, IHM, Actions.</w:t>
+      </w:r>
+    </w:p>
+    <w:p>
+      <w:pPr>
+        <w:pStyle w:val="ListParagraph"/>
+        <w:numPr>
+          <w:ilvl w:val="0"/>
+          <w:numId w:val="1"/>
+        </w:numPr>
+        <w:spacing w:after="60"/>
+      </w:pPr>
+      <w:r>
+        <w:rPr>
+          <w:rFonts w:ascii="Calibri" w:cs="Calibri" w:eastAsia="Calibri" w:hAnsi="Calibri"/>
+          <w:sz w:val="22"/>
+          <w:szCs w:val="22"/>
+        </w:rPr>
+        <w:t xml:space="preserve">(4) Actions – + Add Store, + Bulk Update Stores, Export.</w:t>
       </w:r>
     </w:p>
     <w:p>
@@ -5928,7 +4941,7 @@
           <w:sz w:val="30"/>
           <w:szCs w:val="30"/>
         </w:rPr>
-        <w:t xml:space="preserve">1.8.2  Surveys</w:t>
+        <w:t xml:space="preserve">1.6.2  Lubes</w:t>
       </w:r>
     </w:p>
     <w:p>
@@ -5991,25 +5004,43 @@
           <w:sz w:val="20"/>
           <w:szCs w:val="20"/>
         </w:rPr>
-        <w:t xml:space="preserve">Figure 1.8.2 – Surveys. (1) Filters, (2) Survey grid, (3) Export &amp; Filters.</w:t>
-      </w:r>
-    </w:p>
-    <w:p>
-      <w:pPr>
-        <w:pStyle w:val="ListParagraph"/>
-        <w:numPr>
-          <w:ilvl w:val="0"/>
-          <w:numId w:val="1"/>
-        </w:numPr>
-        <w:spacing w:after="60"/>
-      </w:pPr>
-      <w:r>
-        <w:rPr>
-          <w:rFonts w:ascii="Calibri" w:cs="Calibri" w:eastAsia="Calibri" w:hAnsi="Calibri"/>
-          <w:sz w:val="22"/>
-          <w:szCs w:val="22"/>
-        </w:rPr>
-        <w:t xml:space="preserve">Columns: Company ID, Survey, Company Group, Vessel, Survey Date, Due Date, 1st/2nd Range Dates.</w:t>
+        <w:t xml:space="preserve">Figure 1.6.2 – Stores – Lubes Tab. (1) Lubes category selected, (2) Lubricants and oils inventory.</w:t>
+      </w:r>
+    </w:p>
+    <w:p>
+      <w:pPr>
+        <w:pStyle w:val="ListParagraph"/>
+        <w:numPr>
+          <w:ilvl w:val="0"/>
+          <w:numId w:val="1"/>
+        </w:numPr>
+        <w:spacing w:after="60"/>
+      </w:pPr>
+      <w:r>
+        <w:rPr>
+          <w:rFonts w:ascii="Calibri" w:cs="Calibri" w:eastAsia="Calibri" w:hAnsi="Calibri"/>
+          <w:sz w:val="22"/>
+          <w:szCs w:val="22"/>
+        </w:rPr>
+        <w:t xml:space="preserve">(1) Lubes tab – Filters the table to show only lubricants and oils.</w:t>
+      </w:r>
+    </w:p>
+    <w:p>
+      <w:pPr>
+        <w:pStyle w:val="ListParagraph"/>
+        <w:numPr>
+          <w:ilvl w:val="0"/>
+          <w:numId w:val="1"/>
+        </w:numPr>
+        <w:spacing w:after="60"/>
+      </w:pPr>
+      <w:r>
+        <w:rPr>
+          <w:rFonts w:ascii="Calibri" w:cs="Calibri" w:eastAsia="Calibri" w:hAnsi="Calibri"/>
+          <w:sz w:val="22"/>
+          <w:szCs w:val="22"/>
+        </w:rPr>
+        <w:t xml:space="preserve">(2) Table – Same columns as Stores but filtered to lube items.</w:t>
       </w:r>
     </w:p>
     <w:p>
@@ -6026,105 +5057,7 @@
           <w:sz w:val="30"/>
           <w:szCs w:val="30"/>
         </w:rPr>
-        <w:t xml:space="preserve">1.8.3  How to Edit and Manage Attachments</w:t>
-      </w:r>
-    </w:p>
-    <w:p>
-      <w:pPr>
-        <w:spacing w:after="80"/>
-      </w:pPr>
-      <w:r>
-        <w:rPr>
-          <w:rFonts w:ascii="Calibri" w:cs="Calibri" w:eastAsia="Calibri" w:hAnsi="Calibri"/>
-          <w:b/>
-          <w:bCs/>
-          <w:sz w:val="22"/>
-          <w:szCs w:val="22"/>
-        </w:rPr>
-        <w:t xml:space="preserve">Step 1: </w:t>
-      </w:r>
-      <w:r>
-        <w:rPr>
-          <w:rFonts w:ascii="Calibri" w:cs="Calibri" w:eastAsia="Calibri" w:hAnsi="Calibri"/>
-          <w:sz w:val="22"/>
-          <w:szCs w:val="22"/>
-        </w:rPr>
-        <w:t xml:space="preserve">Click a date cell to use inline date picker – changes auto-save.</w:t>
-      </w:r>
-    </w:p>
-    <w:p>
-      <w:pPr>
-        <w:spacing w:after="80"/>
-      </w:pPr>
-      <w:r>
-        <w:rPr>
-          <w:rFonts w:ascii="Calibri" w:cs="Calibri" w:eastAsia="Calibri" w:hAnsi="Calibri"/>
-          <w:b/>
-          <w:bCs/>
-          <w:sz w:val="22"/>
-          <w:szCs w:val="22"/>
-        </w:rPr>
-        <w:t xml:space="preserve">Step 2: </w:t>
-      </w:r>
-      <w:r>
-        <w:rPr>
-          <w:rFonts w:ascii="Calibri" w:cs="Calibri" w:eastAsia="Calibri" w:hAnsi="Calibri"/>
-          <w:sz w:val="22"/>
-          <w:szCs w:val="22"/>
-        </w:rPr>
-        <w:t xml:space="preserve">Click paperclip icon to upload PDF/images or view/download existing documents.</w:t>
-      </w:r>
-    </w:p>
-    <w:p>
-      <w:r>
-        <w:br w:type="page"/>
-      </w:r>
-    </w:p>
-    <w:p>
-      <w:pPr>
-        <w:pStyle w:val="Heading1"/>
-        <w:spacing w:after="200" w:before="400"/>
-      </w:pPr>
-      <w:r>
-        <w:rPr>
-          <w:rFonts w:ascii="Calibri" w:cs="Calibri" w:eastAsia="Calibri" w:hAnsi="Calibri"/>
-          <w:b/>
-          <w:bCs/>
-          <w:color w:val="1E5A8E"/>
-          <w:sz w:val="36"/>
-          <w:szCs w:val="36"/>
-        </w:rPr>
-        <w:t xml:space="preserve">1.9  Reports</w:t>
-      </w:r>
-    </w:p>
-    <w:p>
-      <w:pPr>
-        <w:spacing w:after="120"/>
-      </w:pPr>
-      <w:r>
-        <w:rPr>
-          <w:rFonts w:ascii="Calibri" w:cs="Calibri" w:eastAsia="Calibri" w:hAnsi="Calibri"/>
-          <w:sz w:val="22"/>
-          <w:szCs w:val="22"/>
-        </w:rPr>
-        <w:t xml:space="preserve">Consolidated analytics and exportable reports across all PMS areas.</w:t>
-      </w:r>
-    </w:p>
-    <w:p>
-      <w:pPr>
-        <w:pStyle w:val="Heading2"/>
-        <w:spacing w:after="150" w:before="300"/>
-      </w:pPr>
-      <w:r>
-        <w:rPr>
-          <w:rFonts w:ascii="Calibri" w:cs="Calibri" w:eastAsia="Calibri" w:hAnsi="Calibri"/>
-          <w:b/>
-          <w:bCs/>
-          <w:color w:val="2E75B6"/>
-          <w:sz w:val="30"/>
-          <w:szCs w:val="30"/>
-        </w:rPr>
-        <w:t xml:space="preserve">1.9.1  Opening Screen</w:t>
+        <w:t xml:space="preserve">1.6.3  Chemicals</w:t>
       </w:r>
     </w:p>
     <w:p>
@@ -6187,61 +5120,43 @@
           <w:sz w:val="20"/>
           <w:szCs w:val="20"/>
         </w:rPr>
-        <w:t xml:space="preserve">Figure 1.9.1 – Reports. (1) Search &amp; filters, (2) Report category cards, (3) Schedule &amp; Export Queue.</w:t>
-      </w:r>
-    </w:p>
-    <w:p>
-      <w:pPr>
-        <w:pStyle w:val="ListParagraph"/>
-        <w:numPr>
-          <w:ilvl w:val="0"/>
-          <w:numId w:val="1"/>
-        </w:numPr>
-        <w:spacing w:after="60"/>
-      </w:pPr>
-      <w:r>
-        <w:rPr>
-          <w:rFonts w:ascii="Calibri" w:cs="Calibri" w:eastAsia="Calibri" w:hAnsi="Calibri"/>
-          <w:sz w:val="22"/>
-          <w:szCs w:val="22"/>
-        </w:rPr>
-        <w:t xml:space="preserve">(1) Filters – Vessel, Search, Date range.</w:t>
-      </w:r>
-    </w:p>
-    <w:p>
-      <w:pPr>
-        <w:pStyle w:val="ListParagraph"/>
-        <w:numPr>
-          <w:ilvl w:val="0"/>
-          <w:numId w:val="1"/>
-        </w:numPr>
-        <w:spacing w:after="60"/>
-      </w:pPr>
-      <w:r>
-        <w:rPr>
-          <w:rFonts w:ascii="Calibri" w:cs="Calibri" w:eastAsia="Calibri" w:hAnsi="Calibri"/>
-          <w:sz w:val="22"/>
-          <w:szCs w:val="22"/>
-        </w:rPr>
-        <w:t xml:space="preserve">(2) Report Cards – Maintenance Planner, Maintenance &amp; Work Orders, Running Hours, Spares, Stores, IHM, Modify PMS, Critical Equipment, LSA/FFA.</w:t>
-      </w:r>
-    </w:p>
-    <w:p>
-      <w:pPr>
-        <w:pStyle w:val="ListParagraph"/>
-        <w:numPr>
-          <w:ilvl w:val="0"/>
-          <w:numId w:val="1"/>
-        </w:numPr>
-        <w:spacing w:after="60"/>
-      </w:pPr>
-      <w:r>
-        <w:rPr>
-          <w:rFonts w:ascii="Calibri" w:cs="Calibri" w:eastAsia="Calibri" w:hAnsi="Calibri"/>
-          <w:sz w:val="22"/>
-          <w:szCs w:val="22"/>
-        </w:rPr>
-        <w:t xml:space="preserve">(3) Schedule Reports &amp; Export Queue.</w:t>
+        <w:t xml:space="preserve">Figure 1.6.3 – Stores – Chemicals Tab. (1) Chemicals category selected, (2) Chemical inventory with hazard information.</w:t>
+      </w:r>
+    </w:p>
+    <w:p>
+      <w:pPr>
+        <w:pStyle w:val="ListParagraph"/>
+        <w:numPr>
+          <w:ilvl w:val="0"/>
+          <w:numId w:val="1"/>
+        </w:numPr>
+        <w:spacing w:after="60"/>
+      </w:pPr>
+      <w:r>
+        <w:rPr>
+          <w:rFonts w:ascii="Calibri" w:cs="Calibri" w:eastAsia="Calibri" w:hAnsi="Calibri"/>
+          <w:sz w:val="22"/>
+          <w:szCs w:val="22"/>
+        </w:rPr>
+        <w:t xml:space="preserve">(1) Chemicals tab – Filters to onboard chemicals with additional fields: Hazard Classification, UN Number, Flash Point.</w:t>
+      </w:r>
+    </w:p>
+    <w:p>
+      <w:pPr>
+        <w:pStyle w:val="ListParagraph"/>
+        <w:numPr>
+          <w:ilvl w:val="0"/>
+          <w:numId w:val="1"/>
+        </w:numPr>
+        <w:spacing w:after="60"/>
+      </w:pPr>
+      <w:r>
+        <w:rPr>
+          <w:rFonts w:ascii="Calibri" w:cs="Calibri" w:eastAsia="Calibri" w:hAnsi="Calibri"/>
+          <w:sz w:val="22"/>
+          <w:szCs w:val="22"/>
+        </w:rPr>
+        <w:t xml:space="preserve">(2) Table – Includes chemical-specific safety data columns.</w:t>
       </w:r>
     </w:p>
     <w:p>
@@ -6258,128 +5173,7 @@
           <w:sz w:val="30"/>
           <w:szCs w:val="30"/>
         </w:rPr>
-        <w:t xml:space="preserve">1.9.2  How to Generate and Export Reports</w:t>
-      </w:r>
-    </w:p>
-    <w:p>
-      <w:pPr>
-        <w:spacing w:after="80"/>
-      </w:pPr>
-      <w:r>
-        <w:rPr>
-          <w:rFonts w:ascii="Calibri" w:cs="Calibri" w:eastAsia="Calibri" w:hAnsi="Calibri"/>
-          <w:b/>
-          <w:bCs/>
-          <w:sz w:val="22"/>
-          <w:szCs w:val="22"/>
-        </w:rPr>
-        <w:t xml:space="preserve">Step 1: </w:t>
-      </w:r>
-      <w:r>
-        <w:rPr>
-          <w:rFonts w:ascii="Calibri" w:cs="Calibri" w:eastAsia="Calibri" w:hAnsi="Calibri"/>
-          <w:sz w:val="22"/>
-          <w:szCs w:val="22"/>
-        </w:rPr>
-        <w:t xml:space="preserve">Click a report category card.</w:t>
-      </w:r>
-    </w:p>
-    <w:p>
-      <w:pPr>
-        <w:spacing w:after="80"/>
-      </w:pPr>
-      <w:r>
-        <w:rPr>
-          <w:rFonts w:ascii="Calibri" w:cs="Calibri" w:eastAsia="Calibri" w:hAnsi="Calibri"/>
-          <w:b/>
-          <w:bCs/>
-          <w:sz w:val="22"/>
-          <w:szCs w:val="22"/>
-        </w:rPr>
-        <w:t xml:space="preserve">Step 2: </w:t>
-      </w:r>
-      <w:r>
-        <w:rPr>
-          <w:rFonts w:ascii="Calibri" w:cs="Calibri" w:eastAsia="Calibri" w:hAnsi="Calibri"/>
-          <w:sz w:val="22"/>
-          <w:szCs w:val="22"/>
-        </w:rPr>
-        <w:t xml:space="preserve">Apply filters (Vessel, Department, Date Range).</w:t>
-      </w:r>
-    </w:p>
-    <w:p>
-      <w:pPr>
-        <w:spacing w:after="80"/>
-      </w:pPr>
-      <w:r>
-        <w:rPr>
-          <w:rFonts w:ascii="Calibri" w:cs="Calibri" w:eastAsia="Calibri" w:hAnsi="Calibri"/>
-          <w:b/>
-          <w:bCs/>
-          <w:sz w:val="22"/>
-          <w:szCs w:val="22"/>
-        </w:rPr>
-        <w:t xml:space="preserve">Step 3: </w:t>
-      </w:r>
-      <w:r>
-        <w:rPr>
-          <w:rFonts w:ascii="Calibri" w:cs="Calibri" w:eastAsia="Calibri" w:hAnsi="Calibri"/>
-          <w:sz w:val="22"/>
-          <w:szCs w:val="22"/>
-        </w:rPr>
-        <w:t xml:space="preserve">Click “Preview” then “Export” (PDF or Excel).</w:t>
-      </w:r>
-    </w:p>
-    <w:p>
-      <w:r>
-        <w:br w:type="page"/>
-      </w:r>
-    </w:p>
-    <w:p>
-      <w:pPr>
-        <w:pStyle w:val="Heading1"/>
-        <w:spacing w:after="200" w:before="400"/>
-      </w:pPr>
-      <w:r>
-        <w:rPr>
-          <w:rFonts w:ascii="Calibri" w:cs="Calibri" w:eastAsia="Calibri" w:hAnsi="Calibri"/>
-          <w:b/>
-          <w:bCs/>
-          <w:color w:val="1E5A8E"/>
-          <w:sz w:val="36"/>
-          <w:szCs w:val="36"/>
-        </w:rPr>
-        <w:t xml:space="preserve">1.10  Admin</w:t>
-      </w:r>
-    </w:p>
-    <w:p>
-      <w:pPr>
-        <w:spacing w:after="120"/>
-      </w:pPr>
-      <w:r>
-        <w:rPr>
-          <w:rFonts w:ascii="Calibri" w:cs="Calibri" w:eastAsia="Calibri" w:hAnsi="Calibri"/>
-          <w:sz w:val="22"/>
-          <w:szCs w:val="22"/>
-        </w:rPr>
-        <w:t xml:space="preserve">System configuration and master data management (Admin roles only).</w:t>
-      </w:r>
-    </w:p>
-    <w:p>
-      <w:pPr>
-        <w:pStyle w:val="Heading2"/>
-        <w:spacing w:after="150" w:before="300"/>
-      </w:pPr>
-      <w:r>
-        <w:rPr>
-          <w:rFonts w:ascii="Calibri" w:cs="Calibri" w:eastAsia="Calibri" w:hAnsi="Calibri"/>
-          <w:b/>
-          <w:bCs/>
-          <w:color w:val="2E75B6"/>
-          <w:sz w:val="30"/>
-          <w:szCs w:val="30"/>
-        </w:rPr>
-        <w:t xml:space="preserve">1.10.1  Data Masters</w:t>
+        <w:t xml:space="preserve">1.6.4  Others</w:t>
       </w:r>
     </w:p>
     <w:p>
@@ -6442,61 +5236,43 @@
           <w:sz w:val="20"/>
           <w:szCs w:val="20"/>
         </w:rPr>
-        <w:t xml:space="preserve">Figure 1.10.1 – Data Masters. (1) Master categories, (2) Data table, (3) Sync All.</w:t>
-      </w:r>
-    </w:p>
-    <w:p>
-      <w:pPr>
-        <w:pStyle w:val="ListParagraph"/>
-        <w:numPr>
-          <w:ilvl w:val="0"/>
-          <w:numId w:val="1"/>
-        </w:numPr>
-        <w:spacing w:after="60"/>
-      </w:pPr>
-      <w:r>
-        <w:rPr>
-          <w:rFonts w:ascii="Calibri" w:cs="Calibri" w:eastAsia="Calibri" w:hAnsi="Calibri"/>
-          <w:sz w:val="22"/>
-          <w:szCs w:val="22"/>
-        </w:rPr>
-        <w:t xml:space="preserve">(1) Categories – Vessel Master, Vessel Type, Additional Group, Ports, Users, Fleet Group, Equipment Category, Defect Category, Defect Type.</w:t>
-      </w:r>
-    </w:p>
-    <w:p>
-      <w:pPr>
-        <w:pStyle w:val="ListParagraph"/>
-        <w:numPr>
-          <w:ilvl w:val="0"/>
-          <w:numId w:val="1"/>
-        </w:numPr>
-        <w:spacing w:after="60"/>
-      </w:pPr>
-      <w:r>
-        <w:rPr>
-          <w:rFonts w:ascii="Calibri" w:cs="Calibri" w:eastAsia="Calibri" w:hAnsi="Calibri"/>
-          <w:sz w:val="22"/>
-          <w:szCs w:val="22"/>
-        </w:rPr>
-        <w:t xml:space="preserve">(2) Data Table – Entries for the selected master.</w:t>
-      </w:r>
-    </w:p>
-    <w:p>
-      <w:pPr>
-        <w:pStyle w:val="ListParagraph"/>
-        <w:numPr>
-          <w:ilvl w:val="0"/>
-          <w:numId w:val="1"/>
-        </w:numPr>
-        <w:spacing w:after="60"/>
-      </w:pPr>
-      <w:r>
-        <w:rPr>
-          <w:rFonts w:ascii="Calibri" w:cs="Calibri" w:eastAsia="Calibri" w:hAnsi="Calibri"/>
-          <w:sz w:val="22"/>
-          <w:szCs w:val="22"/>
-        </w:rPr>
-        <w:t xml:space="preserve">(3) Sync All – Synchronize with external enterprise system.</w:t>
+        <w:t xml:space="preserve">Figure 1.6.4 – Stores – Others Tab. (1) Others category selected, (2) Miscellaneous items inventory.</w:t>
+      </w:r>
+    </w:p>
+    <w:p>
+      <w:pPr>
+        <w:pStyle w:val="ListParagraph"/>
+        <w:numPr>
+          <w:ilvl w:val="0"/>
+          <w:numId w:val="1"/>
+        </w:numPr>
+        <w:spacing w:after="60"/>
+      </w:pPr>
+      <w:r>
+        <w:rPr>
+          <w:rFonts w:ascii="Calibri" w:cs="Calibri" w:eastAsia="Calibri" w:hAnsi="Calibri"/>
+          <w:sz w:val="22"/>
+          <w:szCs w:val="22"/>
+        </w:rPr>
+        <w:t xml:space="preserve">(1) Others tab – Filters the table to show miscellaneous items not in Stores/Lubes/Chemicals.</w:t>
+      </w:r>
+    </w:p>
+    <w:p>
+      <w:pPr>
+        <w:pStyle w:val="ListParagraph"/>
+        <w:numPr>
+          <w:ilvl w:val="0"/>
+          <w:numId w:val="1"/>
+        </w:numPr>
+        <w:spacing w:after="60"/>
+      </w:pPr>
+      <w:r>
+        <w:rPr>
+          <w:rFonts w:ascii="Calibri" w:cs="Calibri" w:eastAsia="Calibri" w:hAnsi="Calibri"/>
+          <w:sz w:val="22"/>
+          <w:szCs w:val="22"/>
+        </w:rPr>
+        <w:t xml:space="preserve">(2) Table – Same columns as other categories.</w:t>
       </w:r>
     </w:p>
     <w:p>
@@ -6513,7 +5289,20 @@
           <w:sz w:val="30"/>
           <w:szCs w:val="30"/>
         </w:rPr>
-        <w:t xml:space="preserve">1.10.2  How to Sync Master Data</w:t>
+        <w:t xml:space="preserve">1.6.5  How to Add / Receive / Consume Store Items</w:t>
+      </w:r>
+    </w:p>
+    <w:p>
+      <w:pPr>
+        <w:spacing w:after="120"/>
+      </w:pPr>
+      <w:r>
+        <w:rPr>
+          <w:rFonts w:ascii="Calibri" w:cs="Calibri" w:eastAsia="Calibri" w:hAnsi="Calibri"/>
+          <w:sz w:val="22"/>
+          <w:szCs w:val="22"/>
+        </w:rPr>
+        <w:t xml:space="preserve">Add:</w:t>
       </w:r>
     </w:p>
     <w:p>
@@ -6536,7 +5325,7 @@
           <w:sz w:val="22"/>
           <w:szCs w:val="22"/>
         </w:rPr>
-        <w:t xml:space="preserve">Click “Sync All” (top-right).</w:t>
+        <w:t xml:space="preserve">Click “+ Add Store”.</w:t>
       </w:r>
     </w:p>
     <w:p>
@@ -6559,7 +5348,7 @@
           <w:sz w:val="22"/>
           <w:szCs w:val="22"/>
         </w:rPr>
-        <w:t xml:space="preserve">System syncs Vessels, Users, Ports, Fleet Groups.</w:t>
+        <w:t xml:space="preserve">Fill Item Code, Name, IMPA Code, Category, Unit, Min Level.</w:t>
       </w:r>
     </w:p>
     <w:p>
@@ -6582,31 +5371,102 @@
           <w:sz w:val="22"/>
           <w:szCs w:val="22"/>
         </w:rPr>
-        <w:t xml:space="preserve">Confirmation shows records created/updated/unchanged.</w:t>
-      </w:r>
-    </w:p>
-    <w:p>
-      <w:pPr>
-        <w:spacing w:after="120" w:before="100"/>
-      </w:pPr>
-      <w:r>
-        <w:rPr>
-          <w:rFonts w:ascii="Calibri" w:cs="Calibri" w:eastAsia="Calibri" w:hAnsi="Calibri"/>
-          <w:b/>
-          <w:bCs/>
-          <w:color w:val="D4A017"/>
-          <w:sz w:val="22"/>
-          <w:szCs w:val="22"/>
-        </w:rPr>
-        <w:t xml:space="preserve">Note: </w:t>
-      </w:r>
-      <w:r>
-        <w:rPr>
-          <w:rFonts w:ascii="Calibri" w:cs="Calibri" w:eastAsia="Calibri" w:hAnsi="Calibri"/>
-          <w:sz w:val="22"/>
-          <w:szCs w:val="22"/>
-        </w:rPr>
-        <w:t xml:space="preserve">Editable masters (Equipment/Defect categories) are local and not affected by sync.</w:t>
+        <w:t xml:space="preserve">Click “Save”.</w:t>
+      </w:r>
+    </w:p>
+    <w:p>
+      <w:pPr>
+        <w:spacing w:after="120"/>
+      </w:pPr>
+      <w:r>
+        <w:rPr>
+          <w:rFonts w:ascii="Calibri" w:cs="Calibri" w:eastAsia="Calibri" w:hAnsi="Calibri"/>
+          <w:sz w:val="22"/>
+          <w:szCs w:val="22"/>
+        </w:rPr>
+        <w:t xml:space="preserve">Receive / Consume:</w:t>
+      </w:r>
+    </w:p>
+    <w:p>
+      <w:pPr>
+        <w:spacing w:after="80"/>
+      </w:pPr>
+      <w:r>
+        <w:rPr>
+          <w:rFonts w:ascii="Calibri" w:cs="Calibri" w:eastAsia="Calibri" w:hAnsi="Calibri"/>
+          <w:b/>
+          <w:bCs/>
+          <w:sz w:val="22"/>
+          <w:szCs w:val="22"/>
+        </w:rPr>
+        <w:t xml:space="preserve">Step 1: </w:t>
+      </w:r>
+      <w:r>
+        <w:rPr>
+          <w:rFonts w:ascii="Calibri" w:cs="Calibri" w:eastAsia="Calibri" w:hAnsi="Calibri"/>
+          <w:sz w:val="22"/>
+          <w:szCs w:val="22"/>
+        </w:rPr>
+        <w:t xml:space="preserve">Click action button next to the item.</w:t>
+      </w:r>
+    </w:p>
+    <w:p>
+      <w:pPr>
+        <w:spacing w:after="80"/>
+      </w:pPr>
+      <w:r>
+        <w:rPr>
+          <w:rFonts w:ascii="Calibri" w:cs="Calibri" w:eastAsia="Calibri" w:hAnsi="Calibri"/>
+          <w:b/>
+          <w:bCs/>
+          <w:sz w:val="22"/>
+          <w:szCs w:val="22"/>
+        </w:rPr>
+        <w:t xml:space="preserve">Step 2: </w:t>
+      </w:r>
+      <w:r>
+        <w:rPr>
+          <w:rFonts w:ascii="Calibri" w:cs="Calibri" w:eastAsia="Calibri" w:hAnsi="Calibri"/>
+          <w:sz w:val="22"/>
+          <w:szCs w:val="22"/>
+        </w:rPr>
+        <w:t xml:space="preserve">Enter quantity, date, remarks.</w:t>
+      </w:r>
+    </w:p>
+    <w:p>
+      <w:pPr>
+        <w:spacing w:after="80"/>
+      </w:pPr>
+      <w:r>
+        <w:rPr>
+          <w:rFonts w:ascii="Calibri" w:cs="Calibri" w:eastAsia="Calibri" w:hAnsi="Calibri"/>
+          <w:b/>
+          <w:bCs/>
+          <w:sz w:val="22"/>
+          <w:szCs w:val="22"/>
+        </w:rPr>
+        <w:t xml:space="preserve">Step 3: </w:t>
+      </w:r>
+      <w:r>
+        <w:rPr>
+          <w:rFonts w:ascii="Calibri" w:cs="Calibri" w:eastAsia="Calibri" w:hAnsi="Calibri"/>
+          <w:sz w:val="22"/>
+          <w:szCs w:val="22"/>
+        </w:rPr>
+        <w:t xml:space="preserve">Click “Confirm”.</w:t>
+      </w:r>
+    </w:p>
+    <w:p>
+      <w:pPr>
+        <w:spacing w:after="120"/>
+      </w:pPr>
+      <w:r>
+        <w:rPr>
+          <w:rFonts w:ascii="Calibri" w:cs="Calibri" w:eastAsia="Calibri" w:hAnsi="Calibri"/>
+          <w:sz w:val="22"/>
+          <w:szCs w:val="22"/>
+        </w:rPr>
+        <w:t xml:space="preserve">Bulk Update: Click “+ Bulk Update Stores” for multiple items at once.</w:t>
       </w:r>
     </w:p>
     <w:p>
@@ -6628,20 +5488,20 @@
           <w:sz w:val="36"/>
           <w:szCs w:val="36"/>
         </w:rPr>
-        <w:t xml:space="preserve">1.11  Modify PMS</w:t>
-      </w:r>
-    </w:p>
-    <w:p>
-      <w:pPr>
-        <w:spacing w:after="120"/>
-      </w:pPr>
-      <w:r>
-        <w:rPr>
-          <w:rFonts w:ascii="Calibri" w:cs="Calibri" w:eastAsia="Calibri" w:hAnsi="Calibri"/>
-          <w:sz w:val="22"/>
-          <w:szCs w:val="22"/>
-        </w:rPr>
-        <w:t xml:space="preserve">Allows vessel staff to propose PMS data changes through a formal approval workflow.</w:t>
+        <w:t xml:space="preserve">1.7  Defects</w:t>
+      </w:r>
+    </w:p>
+    <w:p>
+      <w:pPr>
+        <w:spacing w:after="120"/>
+      </w:pPr>
+      <w:r>
+        <w:rPr>
+          <w:rFonts w:ascii="Calibri" w:cs="Calibri" w:eastAsia="Calibri" w:hAnsi="Calibri"/>
+          <w:sz w:val="22"/>
+          <w:szCs w:val="22"/>
+        </w:rPr>
+        <w:t xml:space="preserve">Tracks defects from reporting through resolution with a multi-part form workflow (Parts A through D).</w:t>
       </w:r>
     </w:p>
     <w:p>
@@ -6658,7 +5518,7 @@
           <w:sz w:val="30"/>
           <w:szCs w:val="30"/>
         </w:rPr>
-        <w:t xml:space="preserve">1.11.1  Change Requests</w:t>
+        <w:t xml:space="preserve">1.7.1  Defect Log</w:t>
       </w:r>
     </w:p>
     <w:p>
@@ -6686,6 +5546,1635 @@
                   </pic:nvPicPr>
                   <pic:blipFill>
                     <a:blip r:embed="rId36" cstate="none"/>
+                    <a:srcRect/>
+                    <a:stretch>
+                      <a:fillRect/>
+                    </a:stretch>
+                  </pic:blipFill>
+                  <pic:spPr bwMode="auto">
+                    <a:xfrm>
+                      <a:off x="0" y="0"/>
+                      <a:ext cx="5715000" cy="3219450"/>
+                    </a:xfrm>
+                    <a:prstGeom prst="rect">
+                      <a:avLst/>
+                    </a:prstGeom>
+                  </pic:spPr>
+                </pic:pic>
+              </a:graphicData>
+            </a:graphic>
+          </wp:inline>
+        </w:drawing>
+      </w:r>
+    </w:p>
+    <w:p>
+      <w:pPr>
+        <w:spacing w:after="200"/>
+        <w:jc w:val="center"/>
+      </w:pPr>
+      <w:r>
+        <w:rPr>
+          <w:rFonts w:ascii="Calibri" w:cs="Calibri" w:eastAsia="Calibri" w:hAnsi="Calibri"/>
+          <w:i/>
+          <w:iCs/>
+          <w:color w:val="555555"/>
+          <w:sz w:val="20"/>
+          <w:szCs w:val="20"/>
+        </w:rPr>
+        <w:t xml:space="preserve">Figure 1.7.1 – Defect Log. (1) Filters, (2) Defect grid, (3) Export, (4) Filters panel, (5) + New Defect.</w:t>
+      </w:r>
+    </w:p>
+    <w:p>
+      <w:pPr>
+        <w:pStyle w:val="ListParagraph"/>
+        <w:numPr>
+          <w:ilvl w:val="0"/>
+          <w:numId w:val="1"/>
+        </w:numPr>
+        <w:spacing w:after="60"/>
+      </w:pPr>
+      <w:r>
+        <w:rPr>
+          <w:rFonts w:ascii="Calibri" w:cs="Calibri" w:eastAsia="Calibri" w:hAnsi="Calibri"/>
+          <w:sz w:val="22"/>
+          <w:szCs w:val="22"/>
+        </w:rPr>
+        <w:t xml:space="preserve">(1) Filters – Period, Search, Due/Overdue.</w:t>
+      </w:r>
+    </w:p>
+    <w:p>
+      <w:pPr>
+        <w:pStyle w:val="ListParagraph"/>
+        <w:numPr>
+          <w:ilvl w:val="0"/>
+          <w:numId w:val="1"/>
+        </w:numPr>
+        <w:spacing w:after="60"/>
+      </w:pPr>
+      <w:r>
+        <w:rPr>
+          <w:rFonts w:ascii="Calibri" w:cs="Calibri" w:eastAsia="Calibri" w:hAnsi="Calibri"/>
+          <w:sz w:val="22"/>
+          <w:szCs w:val="22"/>
+        </w:rPr>
+        <w:t xml:space="preserve">(2) Defect Table – ID, Vessel, Issue Date, Category, Component, Description, Target Date, Status, Priority.</w:t>
+      </w:r>
+    </w:p>
+    <w:p>
+      <w:pPr>
+        <w:pStyle w:val="ListParagraph"/>
+        <w:numPr>
+          <w:ilvl w:val="0"/>
+          <w:numId w:val="1"/>
+        </w:numPr>
+        <w:spacing w:after="60"/>
+      </w:pPr>
+      <w:r>
+        <w:rPr>
+          <w:rFonts w:ascii="Calibri" w:cs="Calibri" w:eastAsia="Calibri" w:hAnsi="Calibri"/>
+          <w:sz w:val="22"/>
+          <w:szCs w:val="22"/>
+        </w:rPr>
+        <w:t xml:space="preserve">(3) Export – CSV or Excel.</w:t>
+      </w:r>
+    </w:p>
+    <w:p>
+      <w:pPr>
+        <w:pStyle w:val="ListParagraph"/>
+        <w:numPr>
+          <w:ilvl w:val="0"/>
+          <w:numId w:val="1"/>
+        </w:numPr>
+        <w:spacing w:after="60"/>
+      </w:pPr>
+      <w:r>
+        <w:rPr>
+          <w:rFonts w:ascii="Calibri" w:cs="Calibri" w:eastAsia="Calibri" w:hAnsi="Calibri"/>
+          <w:sz w:val="22"/>
+          <w:szCs w:val="22"/>
+        </w:rPr>
+        <w:t xml:space="preserve">(4) Filters – Advanced filter panel.</w:t>
+      </w:r>
+    </w:p>
+    <w:p>
+      <w:pPr>
+        <w:pStyle w:val="ListParagraph"/>
+        <w:numPr>
+          <w:ilvl w:val="0"/>
+          <w:numId w:val="1"/>
+        </w:numPr>
+        <w:spacing w:after="60"/>
+      </w:pPr>
+      <w:r>
+        <w:rPr>
+          <w:rFonts w:ascii="Calibri" w:cs="Calibri" w:eastAsia="Calibri" w:hAnsi="Calibri"/>
+          <w:sz w:val="22"/>
+          <w:szCs w:val="22"/>
+        </w:rPr>
+        <w:t xml:space="preserve">(5) + New Defect – Start defect reporting wizard.</w:t>
+      </w:r>
+    </w:p>
+    <w:p>
+      <w:pPr>
+        <w:pStyle w:val="Heading2"/>
+        <w:spacing w:after="150" w:before="300"/>
+      </w:pPr>
+      <w:r>
+        <w:rPr>
+          <w:rFonts w:ascii="Calibri" w:cs="Calibri" w:eastAsia="Calibri" w:hAnsi="Calibri"/>
+          <w:b/>
+          <w:bCs/>
+          <w:color w:val="2E75B6"/>
+          <w:sz w:val="30"/>
+          <w:szCs w:val="30"/>
+        </w:rPr>
+        <w:t xml:space="preserve">1.7.2  How to Report a New Defect</w:t>
+      </w:r>
+    </w:p>
+    <w:p>
+      <w:pPr>
+        <w:spacing w:after="80" w:before="150"/>
+        <w:jc w:val="center"/>
+      </w:pPr>
+      <w:r>
+        <w:drawing>
+          <wp:inline distT="0" distB="0" distL="0" distR="0">
+            <wp:extent cx="5715000" cy="3219450"/>
+            <wp:effectExtent t="0" r="0" b="0" l="0"/>
+            <wp:docPr id="1" name="" descr="" title=""/>
+            <wp:cNvGraphicFramePr>
+              <a:graphicFrameLocks xmlns:a="http://schemas.openxmlformats.org/drawingml/2006/main" noChangeAspect="1"/>
+            </wp:cNvGraphicFramePr>
+            <a:graphic xmlns:a="http://schemas.openxmlformats.org/drawingml/2006/main">
+              <a:graphicData uri="http://schemas.openxmlformats.org/drawingml/2006/picture">
+                <pic:pic xmlns:pic="http://schemas.openxmlformats.org/drawingml/2006/picture">
+                  <pic:nvPicPr>
+                    <pic:cNvPr id="0" name="" descr=""/>
+                    <pic:cNvPicPr>
+                      <a:picLocks noChangeAspect="1" noChangeArrowheads="1"/>
+                    </pic:cNvPicPr>
+                  </pic:nvPicPr>
+                  <pic:blipFill>
+                    <a:blip r:embed="rId37" cstate="none"/>
+                    <a:srcRect/>
+                    <a:stretch>
+                      <a:fillRect/>
+                    </a:stretch>
+                  </pic:blipFill>
+                  <pic:spPr bwMode="auto">
+                    <a:xfrm>
+                      <a:off x="0" y="0"/>
+                      <a:ext cx="5715000" cy="3219450"/>
+                    </a:xfrm>
+                    <a:prstGeom prst="rect">
+                      <a:avLst/>
+                    </a:prstGeom>
+                  </pic:spPr>
+                </pic:pic>
+              </a:graphicData>
+            </a:graphic>
+          </wp:inline>
+        </w:drawing>
+      </w:r>
+    </w:p>
+    <w:p>
+      <w:pPr>
+        <w:spacing w:after="200"/>
+        <w:jc w:val="center"/>
+      </w:pPr>
+      <w:r>
+        <w:rPr>
+          <w:rFonts w:ascii="Calibri" w:cs="Calibri" w:eastAsia="Calibri" w:hAnsi="Calibri"/>
+          <w:i/>
+          <w:iCs/>
+          <w:color w:val="555555"/>
+          <w:sz w:val="20"/>
+          <w:szCs w:val="20"/>
+        </w:rPr>
+        <w:t xml:space="preserve">Figure 1.7.2 – New Defect Form (Part A). (1) Defect reporting wizard with vessel, component, category, description, severity fields.</w:t>
+      </w:r>
+    </w:p>
+    <w:p>
+      <w:pPr>
+        <w:spacing w:after="120"/>
+      </w:pPr>
+      <w:r>
+        <w:rPr>
+          <w:rFonts w:ascii="Calibri" w:cs="Calibri" w:eastAsia="Calibri" w:hAnsi="Calibri"/>
+          <w:sz w:val="22"/>
+          <w:szCs w:val="22"/>
+        </w:rPr>
+        <w:t xml:space="preserve">Part A – Initial Report:</w:t>
+      </w:r>
+    </w:p>
+    <w:p>
+      <w:pPr>
+        <w:spacing w:after="80"/>
+      </w:pPr>
+      <w:r>
+        <w:rPr>
+          <w:rFonts w:ascii="Calibri" w:cs="Calibri" w:eastAsia="Calibri" w:hAnsi="Calibri"/>
+          <w:b/>
+          <w:bCs/>
+          <w:sz w:val="22"/>
+          <w:szCs w:val="22"/>
+        </w:rPr>
+        <w:t xml:space="preserve">Step 1: </w:t>
+      </w:r>
+      <w:r>
+        <w:rPr>
+          <w:rFonts w:ascii="Calibri" w:cs="Calibri" w:eastAsia="Calibri" w:hAnsi="Calibri"/>
+          <w:sz w:val="22"/>
+          <w:szCs w:val="22"/>
+        </w:rPr>
+        <w:t xml:space="preserve">Click “+ New Defect”.</w:t>
+      </w:r>
+    </w:p>
+    <w:p>
+      <w:pPr>
+        <w:spacing w:after="80"/>
+      </w:pPr>
+      <w:r>
+        <w:rPr>
+          <w:rFonts w:ascii="Calibri" w:cs="Calibri" w:eastAsia="Calibri" w:hAnsi="Calibri"/>
+          <w:b/>
+          <w:bCs/>
+          <w:sz w:val="22"/>
+          <w:szCs w:val="22"/>
+        </w:rPr>
+        <w:t xml:space="preserve">Step 2: </w:t>
+      </w:r>
+      <w:r>
+        <w:rPr>
+          <w:rFonts w:ascii="Calibri" w:cs="Calibri" w:eastAsia="Calibri" w:hAnsi="Calibri"/>
+          <w:sz w:val="22"/>
+          <w:szCs w:val="22"/>
+        </w:rPr>
+        <w:t xml:space="preserve">Enter: Vessel, Date, Component, Category, Description, Severity, Attachments (photos/documents).</w:t>
+      </w:r>
+    </w:p>
+    <w:p>
+      <w:pPr>
+        <w:spacing w:after="80"/>
+      </w:pPr>
+      <w:r>
+        <w:rPr>
+          <w:rFonts w:ascii="Calibri" w:cs="Calibri" w:eastAsia="Calibri" w:hAnsi="Calibri"/>
+          <w:b/>
+          <w:bCs/>
+          <w:sz w:val="22"/>
+          <w:szCs w:val="22"/>
+        </w:rPr>
+        <w:t xml:space="preserve">Step 3: </w:t>
+      </w:r>
+      <w:r>
+        <w:rPr>
+          <w:rFonts w:ascii="Calibri" w:cs="Calibri" w:eastAsia="Calibri" w:hAnsi="Calibri"/>
+          <w:sz w:val="22"/>
+          <w:szCs w:val="22"/>
+        </w:rPr>
+        <w:t xml:space="preserve">Click “Next” to proceed to Part B.</w:t>
+      </w:r>
+    </w:p>
+    <w:p>
+      <w:pPr>
+        <w:spacing w:after="120"/>
+      </w:pPr>
+      <w:r>
+        <w:rPr>
+          <w:rFonts w:ascii="Calibri" w:cs="Calibri" w:eastAsia="Calibri" w:hAnsi="Calibri"/>
+          <w:sz w:val="22"/>
+          <w:szCs w:val="22"/>
+        </w:rPr>
+        <w:t xml:space="preserve">Part B – Investigation:</w:t>
+      </w:r>
+    </w:p>
+    <w:p>
+      <w:pPr>
+        <w:spacing w:after="80"/>
+      </w:pPr>
+      <w:r>
+        <w:rPr>
+          <w:rFonts w:ascii="Calibri" w:cs="Calibri" w:eastAsia="Calibri" w:hAnsi="Calibri"/>
+          <w:b/>
+          <w:bCs/>
+          <w:sz w:val="22"/>
+          <w:szCs w:val="22"/>
+        </w:rPr>
+        <w:t xml:space="preserve">Step 4: </w:t>
+      </w:r>
+      <w:r>
+        <w:rPr>
+          <w:rFonts w:ascii="Calibri" w:cs="Calibri" w:eastAsia="Calibri" w:hAnsi="Calibri"/>
+          <w:sz w:val="22"/>
+          <w:szCs w:val="22"/>
+        </w:rPr>
+        <w:t xml:space="preserve">Enter: Immediate Cause, Root Cause, Risk Level, Target Date for resolution.</w:t>
+      </w:r>
+    </w:p>
+    <w:p>
+      <w:pPr>
+        <w:spacing w:after="80"/>
+      </w:pPr>
+      <w:r>
+        <w:rPr>
+          <w:rFonts w:ascii="Calibri" w:cs="Calibri" w:eastAsia="Calibri" w:hAnsi="Calibri"/>
+          <w:b/>
+          <w:bCs/>
+          <w:sz w:val="22"/>
+          <w:szCs w:val="22"/>
+        </w:rPr>
+        <w:t xml:space="preserve">Step 5: </w:t>
+      </w:r>
+      <w:r>
+        <w:rPr>
+          <w:rFonts w:ascii="Calibri" w:cs="Calibri" w:eastAsia="Calibri" w:hAnsi="Calibri"/>
+          <w:sz w:val="22"/>
+          <w:szCs w:val="22"/>
+        </w:rPr>
+        <w:t xml:space="preserve">Click “Save”.</w:t>
+      </w:r>
+    </w:p>
+    <w:p>
+      <w:pPr>
+        <w:pStyle w:val="Heading2"/>
+        <w:spacing w:after="150" w:before="300"/>
+      </w:pPr>
+      <w:r>
+        <w:rPr>
+          <w:rFonts w:ascii="Calibri" w:cs="Calibri" w:eastAsia="Calibri" w:hAnsi="Calibri"/>
+          <w:b/>
+          <w:bCs/>
+          <w:color w:val="2E75B6"/>
+          <w:sz w:val="30"/>
+          <w:szCs w:val="30"/>
+        </w:rPr>
+        <w:t xml:space="preserve">1.7.3  How to Close and Verify a Defect</w:t>
+      </w:r>
+    </w:p>
+    <w:p>
+      <w:pPr>
+        <w:spacing w:after="120"/>
+      </w:pPr>
+      <w:r>
+        <w:rPr>
+          <w:rFonts w:ascii="Calibri" w:cs="Calibri" w:eastAsia="Calibri" w:hAnsi="Calibri"/>
+          <w:sz w:val="22"/>
+          <w:szCs w:val="22"/>
+        </w:rPr>
+        <w:t xml:space="preserve">Part C – Close:</w:t>
+      </w:r>
+    </w:p>
+    <w:p>
+      <w:pPr>
+        <w:spacing w:after="80"/>
+      </w:pPr>
+      <w:r>
+        <w:rPr>
+          <w:rFonts w:ascii="Calibri" w:cs="Calibri" w:eastAsia="Calibri" w:hAnsi="Calibri"/>
+          <w:b/>
+          <w:bCs/>
+          <w:sz w:val="22"/>
+          <w:szCs w:val="22"/>
+        </w:rPr>
+        <w:t xml:space="preserve">Step 1: </w:t>
+      </w:r>
+      <w:r>
+        <w:rPr>
+          <w:rFonts w:ascii="Calibri" w:cs="Calibri" w:eastAsia="Calibri" w:hAnsi="Calibri"/>
+          <w:sz w:val="22"/>
+          <w:szCs w:val="22"/>
+        </w:rPr>
+        <w:t xml:space="preserve">Open the defect record.</w:t>
+      </w:r>
+    </w:p>
+    <w:p>
+      <w:pPr>
+        <w:spacing w:after="80"/>
+      </w:pPr>
+      <w:r>
+        <w:rPr>
+          <w:rFonts w:ascii="Calibri" w:cs="Calibri" w:eastAsia="Calibri" w:hAnsi="Calibri"/>
+          <w:b/>
+          <w:bCs/>
+          <w:sz w:val="22"/>
+          <w:szCs w:val="22"/>
+        </w:rPr>
+        <w:t xml:space="preserve">Step 2: </w:t>
+      </w:r>
+      <w:r>
+        <w:rPr>
+          <w:rFonts w:ascii="Calibri" w:cs="Calibri" w:eastAsia="Calibri" w:hAnsi="Calibri"/>
+          <w:sz w:val="22"/>
+          <w:szCs w:val="22"/>
+        </w:rPr>
+        <w:t xml:space="preserve">Enter Date Completed, Closed By, Corrective Actions.</w:t>
+      </w:r>
+    </w:p>
+    <w:p>
+      <w:pPr>
+        <w:spacing w:after="80"/>
+      </w:pPr>
+      <w:r>
+        <w:rPr>
+          <w:rFonts w:ascii="Calibri" w:cs="Calibri" w:eastAsia="Calibri" w:hAnsi="Calibri"/>
+          <w:b/>
+          <w:bCs/>
+          <w:sz w:val="22"/>
+          <w:szCs w:val="22"/>
+        </w:rPr>
+        <w:t xml:space="preserve">Step 3: </w:t>
+      </w:r>
+      <w:r>
+        <w:rPr>
+          <w:rFonts w:ascii="Calibri" w:cs="Calibri" w:eastAsia="Calibri" w:hAnsi="Calibri"/>
+          <w:sz w:val="22"/>
+          <w:szCs w:val="22"/>
+        </w:rPr>
+        <w:t xml:space="preserve">Click “Submit”.</w:t>
+      </w:r>
+    </w:p>
+    <w:p>
+      <w:pPr>
+        <w:spacing w:after="120"/>
+      </w:pPr>
+      <w:r>
+        <w:rPr>
+          <w:rFonts w:ascii="Calibri" w:cs="Calibri" w:eastAsia="Calibri" w:hAnsi="Calibri"/>
+          <w:sz w:val="22"/>
+          <w:szCs w:val="22"/>
+        </w:rPr>
+        <w:t xml:space="preserve">Part D – Verify:</w:t>
+      </w:r>
+    </w:p>
+    <w:p>
+      <w:pPr>
+        <w:spacing w:after="80"/>
+      </w:pPr>
+      <w:r>
+        <w:rPr>
+          <w:rFonts w:ascii="Calibri" w:cs="Calibri" w:eastAsia="Calibri" w:hAnsi="Calibri"/>
+          <w:b/>
+          <w:bCs/>
+          <w:sz w:val="22"/>
+          <w:szCs w:val="22"/>
+        </w:rPr>
+        <w:t xml:space="preserve">Step 4: </w:t>
+      </w:r>
+      <w:r>
+        <w:rPr>
+          <w:rFonts w:ascii="Calibri" w:cs="Calibri" w:eastAsia="Calibri" w:hAnsi="Calibri"/>
+          <w:sz w:val="22"/>
+          <w:szCs w:val="22"/>
+        </w:rPr>
+        <w:t xml:space="preserve">Check the verification box.</w:t>
+      </w:r>
+    </w:p>
+    <w:p>
+      <w:pPr>
+        <w:spacing w:after="80"/>
+      </w:pPr>
+      <w:r>
+        <w:rPr>
+          <w:rFonts w:ascii="Calibri" w:cs="Calibri" w:eastAsia="Calibri" w:hAnsi="Calibri"/>
+          <w:b/>
+          <w:bCs/>
+          <w:sz w:val="22"/>
+          <w:szCs w:val="22"/>
+        </w:rPr>
+        <w:t xml:space="preserve">Step 5: </w:t>
+      </w:r>
+      <w:r>
+        <w:rPr>
+          <w:rFonts w:ascii="Calibri" w:cs="Calibri" w:eastAsia="Calibri" w:hAnsi="Calibri"/>
+          <w:sz w:val="22"/>
+          <w:szCs w:val="22"/>
+        </w:rPr>
+        <w:t xml:space="preserve">Enter Date Verified, Verified By.</w:t>
+      </w:r>
+    </w:p>
+    <w:p>
+      <w:pPr>
+        <w:spacing w:after="80"/>
+      </w:pPr>
+      <w:r>
+        <w:rPr>
+          <w:rFonts w:ascii="Calibri" w:cs="Calibri" w:eastAsia="Calibri" w:hAnsi="Calibri"/>
+          <w:b/>
+          <w:bCs/>
+          <w:sz w:val="22"/>
+          <w:szCs w:val="22"/>
+        </w:rPr>
+        <w:t xml:space="preserve">Step 6: </w:t>
+      </w:r>
+      <w:r>
+        <w:rPr>
+          <w:rFonts w:ascii="Calibri" w:cs="Calibri" w:eastAsia="Calibri" w:hAnsi="Calibri"/>
+          <w:sz w:val="22"/>
+          <w:szCs w:val="22"/>
+        </w:rPr>
+        <w:t xml:space="preserve">Click “Submit”.</w:t>
+      </w:r>
+    </w:p>
+    <w:p>
+      <w:pPr>
+        <w:pStyle w:val="Heading2"/>
+        <w:spacing w:after="150" w:before="300"/>
+      </w:pPr>
+      <w:r>
+        <w:rPr>
+          <w:rFonts w:ascii="Calibri" w:cs="Calibri" w:eastAsia="Calibri" w:hAnsi="Calibri"/>
+          <w:b/>
+          <w:bCs/>
+          <w:color w:val="2E75B6"/>
+          <w:sz w:val="30"/>
+          <w:szCs w:val="30"/>
+        </w:rPr>
+        <w:t xml:space="preserve">1.7.4  Condition of Class (CoC)</w:t>
+      </w:r>
+    </w:p>
+    <w:p>
+      <w:pPr>
+        <w:spacing w:after="80" w:before="150"/>
+        <w:jc w:val="center"/>
+      </w:pPr>
+      <w:r>
+        <w:drawing>
+          <wp:inline distT="0" distB="0" distL="0" distR="0">
+            <wp:extent cx="5715000" cy="3219450"/>
+            <wp:effectExtent t="0" r="0" b="0" l="0"/>
+            <wp:docPr id="1" name="" descr="" title=""/>
+            <wp:cNvGraphicFramePr>
+              <a:graphicFrameLocks xmlns:a="http://schemas.openxmlformats.org/drawingml/2006/main" noChangeAspect="1"/>
+            </wp:cNvGraphicFramePr>
+            <a:graphic xmlns:a="http://schemas.openxmlformats.org/drawingml/2006/main">
+              <a:graphicData uri="http://schemas.openxmlformats.org/drawingml/2006/picture">
+                <pic:pic xmlns:pic="http://schemas.openxmlformats.org/drawingml/2006/picture">
+                  <pic:nvPicPr>
+                    <pic:cNvPr id="0" name="" descr=""/>
+                    <pic:cNvPicPr>
+                      <a:picLocks noChangeAspect="1" noChangeArrowheads="1"/>
+                    </pic:cNvPicPr>
+                  </pic:nvPicPr>
+                  <pic:blipFill>
+                    <a:blip r:embed="rId38" cstate="none"/>
+                    <a:srcRect/>
+                    <a:stretch>
+                      <a:fillRect/>
+                    </a:stretch>
+                  </pic:blipFill>
+                  <pic:spPr bwMode="auto">
+                    <a:xfrm>
+                      <a:off x="0" y="0"/>
+                      <a:ext cx="5715000" cy="3219450"/>
+                    </a:xfrm>
+                    <a:prstGeom prst="rect">
+                      <a:avLst/>
+                    </a:prstGeom>
+                  </pic:spPr>
+                </pic:pic>
+              </a:graphicData>
+            </a:graphic>
+          </wp:inline>
+        </w:drawing>
+      </w:r>
+    </w:p>
+    <w:p>
+      <w:pPr>
+        <w:spacing w:after="200"/>
+        <w:jc w:val="center"/>
+      </w:pPr>
+      <w:r>
+        <w:rPr>
+          <w:rFonts w:ascii="Calibri" w:cs="Calibri" w:eastAsia="Calibri" w:hAnsi="Calibri"/>
+          <w:i/>
+          <w:iCs/>
+          <w:color w:val="555555"/>
+          <w:sz w:val="20"/>
+          <w:szCs w:val="20"/>
+        </w:rPr>
+        <w:t xml:space="preserve">Figure 1.7.4 – CoC Defects. (1) CoC filters, (2) CoC defect grid, (3) + New CoC Defect.</w:t>
+      </w:r>
+    </w:p>
+    <w:p>
+      <w:pPr>
+        <w:pStyle w:val="ListParagraph"/>
+        <w:numPr>
+          <w:ilvl w:val="0"/>
+          <w:numId w:val="1"/>
+        </w:numPr>
+        <w:spacing w:after="60"/>
+      </w:pPr>
+      <w:r>
+        <w:rPr>
+          <w:rFonts w:ascii="Calibri" w:cs="Calibri" w:eastAsia="Calibri" w:hAnsi="Calibri"/>
+          <w:sz w:val="22"/>
+          <w:szCs w:val="22"/>
+        </w:rPr>
+        <w:t xml:space="preserve">(1) CoC Filters – Search and filter CoC-specific defects.</w:t>
+      </w:r>
+    </w:p>
+    <w:p>
+      <w:pPr>
+        <w:pStyle w:val="ListParagraph"/>
+        <w:numPr>
+          <w:ilvl w:val="0"/>
+          <w:numId w:val="1"/>
+        </w:numPr>
+        <w:spacing w:after="60"/>
+      </w:pPr>
+      <w:r>
+        <w:rPr>
+          <w:rFonts w:ascii="Calibri" w:cs="Calibri" w:eastAsia="Calibri" w:hAnsi="Calibri"/>
+          <w:sz w:val="22"/>
+          <w:szCs w:val="22"/>
+        </w:rPr>
+        <w:t xml:space="preserve">(2) CoC Grid – Defects linked to class requirements with survey deadlines.</w:t>
+      </w:r>
+    </w:p>
+    <w:p>
+      <w:pPr>
+        <w:pStyle w:val="ListParagraph"/>
+        <w:numPr>
+          <w:ilvl w:val="0"/>
+          <w:numId w:val="1"/>
+        </w:numPr>
+        <w:spacing w:after="60"/>
+      </w:pPr>
+      <w:r>
+        <w:rPr>
+          <w:rFonts w:ascii="Calibri" w:cs="Calibri" w:eastAsia="Calibri" w:hAnsi="Calibri"/>
+          <w:sz w:val="22"/>
+          <w:szCs w:val="22"/>
+        </w:rPr>
+        <w:t xml:space="preserve">(3) + New CoC Defect – Report a class-related defect.</w:t>
+      </w:r>
+    </w:p>
+    <w:p>
+      <w:r>
+        <w:br w:type="page"/>
+      </w:r>
+    </w:p>
+    <w:p>
+      <w:pPr>
+        <w:pStyle w:val="Heading1"/>
+        <w:spacing w:after="200" w:before="400"/>
+      </w:pPr>
+      <w:r>
+        <w:rPr>
+          <w:rFonts w:ascii="Calibri" w:cs="Calibri" w:eastAsia="Calibri" w:hAnsi="Calibri"/>
+          <w:b/>
+          <w:bCs/>
+          <w:color w:val="1E5A8E"/>
+          <w:sz w:val="36"/>
+          <w:szCs w:val="36"/>
+        </w:rPr>
+        <w:t xml:space="preserve">1.8  Certificates &amp; Surveys</w:t>
+      </w:r>
+    </w:p>
+    <w:p>
+      <w:pPr>
+        <w:spacing w:after="120"/>
+      </w:pPr>
+      <w:r>
+        <w:rPr>
+          <w:rFonts w:ascii="Calibri" w:cs="Calibri" w:eastAsia="Calibri" w:hAnsi="Calibri"/>
+          <w:sz w:val="22"/>
+          <w:szCs w:val="22"/>
+        </w:rPr>
+        <w:t xml:space="preserve">Tracks statutory and class compliance documentation with expiry alerts.</w:t>
+      </w:r>
+    </w:p>
+    <w:p>
+      <w:pPr>
+        <w:pStyle w:val="Heading2"/>
+        <w:spacing w:after="150" w:before="300"/>
+      </w:pPr>
+      <w:r>
+        <w:rPr>
+          <w:rFonts w:ascii="Calibri" w:cs="Calibri" w:eastAsia="Calibri" w:hAnsi="Calibri"/>
+          <w:b/>
+          <w:bCs/>
+          <w:color w:val="2E75B6"/>
+          <w:sz w:val="30"/>
+          <w:szCs w:val="30"/>
+        </w:rPr>
+        <w:t xml:space="preserve">1.8.1  Certificates</w:t>
+      </w:r>
+    </w:p>
+    <w:p>
+      <w:pPr>
+        <w:spacing w:after="80" w:before="150"/>
+        <w:jc w:val="center"/>
+      </w:pPr>
+      <w:r>
+        <w:drawing>
+          <wp:inline distT="0" distB="0" distL="0" distR="0">
+            <wp:extent cx="5715000" cy="3219450"/>
+            <wp:effectExtent t="0" r="0" b="0" l="0"/>
+            <wp:docPr id="1" name="" descr="" title=""/>
+            <wp:cNvGraphicFramePr>
+              <a:graphicFrameLocks xmlns:a="http://schemas.openxmlformats.org/drawingml/2006/main" noChangeAspect="1"/>
+            </wp:cNvGraphicFramePr>
+            <a:graphic xmlns:a="http://schemas.openxmlformats.org/drawingml/2006/main">
+              <a:graphicData uri="http://schemas.openxmlformats.org/drawingml/2006/picture">
+                <pic:pic xmlns:pic="http://schemas.openxmlformats.org/drawingml/2006/picture">
+                  <pic:nvPicPr>
+                    <pic:cNvPr id="0" name="" descr=""/>
+                    <pic:cNvPicPr>
+                      <a:picLocks noChangeAspect="1" noChangeArrowheads="1"/>
+                    </pic:cNvPicPr>
+                  </pic:nvPicPr>
+                  <pic:blipFill>
+                    <a:blip r:embed="rId39" cstate="none"/>
+                    <a:srcRect/>
+                    <a:stretch>
+                      <a:fillRect/>
+                    </a:stretch>
+                  </pic:blipFill>
+                  <pic:spPr bwMode="auto">
+                    <a:xfrm>
+                      <a:off x="0" y="0"/>
+                      <a:ext cx="5715000" cy="3219450"/>
+                    </a:xfrm>
+                    <a:prstGeom prst="rect">
+                      <a:avLst/>
+                    </a:prstGeom>
+                  </pic:spPr>
+                </pic:pic>
+              </a:graphicData>
+            </a:graphic>
+          </wp:inline>
+        </w:drawing>
+      </w:r>
+    </w:p>
+    <w:p>
+      <w:pPr>
+        <w:spacing w:after="200"/>
+        <w:jc w:val="center"/>
+      </w:pPr>
+      <w:r>
+        <w:rPr>
+          <w:rFonts w:ascii="Calibri" w:cs="Calibri" w:eastAsia="Calibri" w:hAnsi="Calibri"/>
+          <w:i/>
+          <w:iCs/>
+          <w:color w:val="555555"/>
+          <w:sz w:val="20"/>
+          <w:szCs w:val="20"/>
+        </w:rPr>
+        <w:t xml:space="preserve">Figure 1.8.1 – Certificates. (1) Filters, (2) Certificate grid, (3) Export &amp; Filters.</w:t>
+      </w:r>
+    </w:p>
+    <w:p>
+      <w:pPr>
+        <w:pStyle w:val="ListParagraph"/>
+        <w:numPr>
+          <w:ilvl w:val="0"/>
+          <w:numId w:val="1"/>
+        </w:numPr>
+        <w:spacing w:after="60"/>
+      </w:pPr>
+      <w:r>
+        <w:rPr>
+          <w:rFonts w:ascii="Calibri" w:cs="Calibri" w:eastAsia="Calibri" w:hAnsi="Calibri"/>
+          <w:sz w:val="22"/>
+          <w:szCs w:val="22"/>
+        </w:rPr>
+        <w:t xml:space="preserve">(1) Filters – Vessel/Fleet/Group, Due In (All/Overdue/Due 1-3 months).</w:t>
+      </w:r>
+    </w:p>
+    <w:p>
+      <w:pPr>
+        <w:pStyle w:val="ListParagraph"/>
+        <w:numPr>
+          <w:ilvl w:val="0"/>
+          <w:numId w:val="1"/>
+        </w:numPr>
+        <w:spacing w:after="60"/>
+      </w:pPr>
+      <w:r>
+        <w:rPr>
+          <w:rFonts w:ascii="Calibri" w:cs="Calibri" w:eastAsia="Calibri" w:hAnsi="Calibri"/>
+          <w:sz w:val="22"/>
+          <w:szCs w:val="22"/>
+        </w:rPr>
+        <w:t xml:space="preserve">(2) Grid – Company ID, Name, Company Group, Vessel, Issue Date, Expiry Date, Last Annual, Actions.</w:t>
+      </w:r>
+    </w:p>
+    <w:p>
+      <w:pPr>
+        <w:pStyle w:val="ListParagraph"/>
+        <w:numPr>
+          <w:ilvl w:val="0"/>
+          <w:numId w:val="1"/>
+        </w:numPr>
+        <w:spacing w:after="60"/>
+      </w:pPr>
+      <w:r>
+        <w:rPr>
+          <w:rFonts w:ascii="Calibri" w:cs="Calibri" w:eastAsia="Calibri" w:hAnsi="Calibri"/>
+          <w:sz w:val="22"/>
+          <w:szCs w:val="22"/>
+        </w:rPr>
+        <w:t xml:space="preserve">(3) Export &amp; Filters buttons.</w:t>
+      </w:r>
+    </w:p>
+    <w:p>
+      <w:pPr>
+        <w:spacing w:after="120" w:before="100"/>
+      </w:pPr>
+      <w:r>
+        <w:rPr>
+          <w:rFonts w:ascii="Calibri" w:cs="Calibri" w:eastAsia="Calibri" w:hAnsi="Calibri"/>
+          <w:b/>
+          <w:bCs/>
+          <w:color w:val="D4A017"/>
+          <w:sz w:val="22"/>
+          <w:szCs w:val="22"/>
+        </w:rPr>
+        <w:t xml:space="preserve">Note: </w:t>
+      </w:r>
+      <w:r>
+        <w:rPr>
+          <w:rFonts w:ascii="Calibri" w:cs="Calibri" w:eastAsia="Calibri" w:hAnsi="Calibri"/>
+          <w:sz w:val="22"/>
+          <w:szCs w:val="22"/>
+        </w:rPr>
+        <w:t xml:space="preserve">Red = overdue; Amber = due within 60 days.</w:t>
+      </w:r>
+    </w:p>
+    <w:p>
+      <w:pPr>
+        <w:pStyle w:val="Heading2"/>
+        <w:spacing w:after="150" w:before="300"/>
+      </w:pPr>
+      <w:r>
+        <w:rPr>
+          <w:rFonts w:ascii="Calibri" w:cs="Calibri" w:eastAsia="Calibri" w:hAnsi="Calibri"/>
+          <w:b/>
+          <w:bCs/>
+          <w:color w:val="2E75B6"/>
+          <w:sz w:val="30"/>
+          <w:szCs w:val="30"/>
+        </w:rPr>
+        <w:t xml:space="preserve">1.8.2  Surveys</w:t>
+      </w:r>
+    </w:p>
+    <w:p>
+      <w:pPr>
+        <w:spacing w:after="80" w:before="150"/>
+        <w:jc w:val="center"/>
+      </w:pPr>
+      <w:r>
+        <w:drawing>
+          <wp:inline distT="0" distB="0" distL="0" distR="0">
+            <wp:extent cx="5715000" cy="3219450"/>
+            <wp:effectExtent t="0" r="0" b="0" l="0"/>
+            <wp:docPr id="1" name="" descr="" title=""/>
+            <wp:cNvGraphicFramePr>
+              <a:graphicFrameLocks xmlns:a="http://schemas.openxmlformats.org/drawingml/2006/main" noChangeAspect="1"/>
+            </wp:cNvGraphicFramePr>
+            <a:graphic xmlns:a="http://schemas.openxmlformats.org/drawingml/2006/main">
+              <a:graphicData uri="http://schemas.openxmlformats.org/drawingml/2006/picture">
+                <pic:pic xmlns:pic="http://schemas.openxmlformats.org/drawingml/2006/picture">
+                  <pic:nvPicPr>
+                    <pic:cNvPr id="0" name="" descr=""/>
+                    <pic:cNvPicPr>
+                      <a:picLocks noChangeAspect="1" noChangeArrowheads="1"/>
+                    </pic:cNvPicPr>
+                  </pic:nvPicPr>
+                  <pic:blipFill>
+                    <a:blip r:embed="rId40" cstate="none"/>
+                    <a:srcRect/>
+                    <a:stretch>
+                      <a:fillRect/>
+                    </a:stretch>
+                  </pic:blipFill>
+                  <pic:spPr bwMode="auto">
+                    <a:xfrm>
+                      <a:off x="0" y="0"/>
+                      <a:ext cx="5715000" cy="3219450"/>
+                    </a:xfrm>
+                    <a:prstGeom prst="rect">
+                      <a:avLst/>
+                    </a:prstGeom>
+                  </pic:spPr>
+                </pic:pic>
+              </a:graphicData>
+            </a:graphic>
+          </wp:inline>
+        </w:drawing>
+      </w:r>
+    </w:p>
+    <w:p>
+      <w:pPr>
+        <w:spacing w:after="200"/>
+        <w:jc w:val="center"/>
+      </w:pPr>
+      <w:r>
+        <w:rPr>
+          <w:rFonts w:ascii="Calibri" w:cs="Calibri" w:eastAsia="Calibri" w:hAnsi="Calibri"/>
+          <w:i/>
+          <w:iCs/>
+          <w:color w:val="555555"/>
+          <w:sz w:val="20"/>
+          <w:szCs w:val="20"/>
+        </w:rPr>
+        <w:t xml:space="preserve">Figure 1.8.2 – Surveys. (1) Filters, (2) Survey grid, (3) Export &amp; Filters.</w:t>
+      </w:r>
+    </w:p>
+    <w:p>
+      <w:pPr>
+        <w:pStyle w:val="ListParagraph"/>
+        <w:numPr>
+          <w:ilvl w:val="0"/>
+          <w:numId w:val="1"/>
+        </w:numPr>
+        <w:spacing w:after="60"/>
+      </w:pPr>
+      <w:r>
+        <w:rPr>
+          <w:rFonts w:ascii="Calibri" w:cs="Calibri" w:eastAsia="Calibri" w:hAnsi="Calibri"/>
+          <w:sz w:val="22"/>
+          <w:szCs w:val="22"/>
+        </w:rPr>
+        <w:t xml:space="preserve">Columns: Company ID, Survey, Company Group, Vessel, Survey Date, Due Date, 1st/2nd Range Dates.</w:t>
+      </w:r>
+    </w:p>
+    <w:p>
+      <w:pPr>
+        <w:pStyle w:val="Heading2"/>
+        <w:spacing w:after="150" w:before="300"/>
+      </w:pPr>
+      <w:r>
+        <w:rPr>
+          <w:rFonts w:ascii="Calibri" w:cs="Calibri" w:eastAsia="Calibri" w:hAnsi="Calibri"/>
+          <w:b/>
+          <w:bCs/>
+          <w:color w:val="2E75B6"/>
+          <w:sz w:val="30"/>
+          <w:szCs w:val="30"/>
+        </w:rPr>
+        <w:t xml:space="preserve">1.8.3  How to Edit and Manage Attachments</w:t>
+      </w:r>
+    </w:p>
+    <w:p>
+      <w:pPr>
+        <w:spacing w:after="80"/>
+      </w:pPr>
+      <w:r>
+        <w:rPr>
+          <w:rFonts w:ascii="Calibri" w:cs="Calibri" w:eastAsia="Calibri" w:hAnsi="Calibri"/>
+          <w:b/>
+          <w:bCs/>
+          <w:sz w:val="22"/>
+          <w:szCs w:val="22"/>
+        </w:rPr>
+        <w:t xml:space="preserve">Step 1: </w:t>
+      </w:r>
+      <w:r>
+        <w:rPr>
+          <w:rFonts w:ascii="Calibri" w:cs="Calibri" w:eastAsia="Calibri" w:hAnsi="Calibri"/>
+          <w:sz w:val="22"/>
+          <w:szCs w:val="22"/>
+        </w:rPr>
+        <w:t xml:space="preserve">Click a date cell to use inline date picker – changes auto-save.</w:t>
+      </w:r>
+    </w:p>
+    <w:p>
+      <w:pPr>
+        <w:spacing w:after="80"/>
+      </w:pPr>
+      <w:r>
+        <w:rPr>
+          <w:rFonts w:ascii="Calibri" w:cs="Calibri" w:eastAsia="Calibri" w:hAnsi="Calibri"/>
+          <w:b/>
+          <w:bCs/>
+          <w:sz w:val="22"/>
+          <w:szCs w:val="22"/>
+        </w:rPr>
+        <w:t xml:space="preserve">Step 2: </w:t>
+      </w:r>
+      <w:r>
+        <w:rPr>
+          <w:rFonts w:ascii="Calibri" w:cs="Calibri" w:eastAsia="Calibri" w:hAnsi="Calibri"/>
+          <w:sz w:val="22"/>
+          <w:szCs w:val="22"/>
+        </w:rPr>
+        <w:t xml:space="preserve">Click paperclip icon to upload PDF/images or view/download existing documents.</w:t>
+      </w:r>
+    </w:p>
+    <w:p>
+      <w:r>
+        <w:br w:type="page"/>
+      </w:r>
+    </w:p>
+    <w:p>
+      <w:pPr>
+        <w:pStyle w:val="Heading1"/>
+        <w:spacing w:after="200" w:before="400"/>
+      </w:pPr>
+      <w:r>
+        <w:rPr>
+          <w:rFonts w:ascii="Calibri" w:cs="Calibri" w:eastAsia="Calibri" w:hAnsi="Calibri"/>
+          <w:b/>
+          <w:bCs/>
+          <w:color w:val="1E5A8E"/>
+          <w:sz w:val="36"/>
+          <w:szCs w:val="36"/>
+        </w:rPr>
+        <w:t xml:space="preserve">1.9  Reports</w:t>
+      </w:r>
+    </w:p>
+    <w:p>
+      <w:pPr>
+        <w:spacing w:after="120"/>
+      </w:pPr>
+      <w:r>
+        <w:rPr>
+          <w:rFonts w:ascii="Calibri" w:cs="Calibri" w:eastAsia="Calibri" w:hAnsi="Calibri"/>
+          <w:sz w:val="22"/>
+          <w:szCs w:val="22"/>
+        </w:rPr>
+        <w:t xml:space="preserve">Consolidated analytics and exportable reports across all PMS areas.</w:t>
+      </w:r>
+    </w:p>
+    <w:p>
+      <w:pPr>
+        <w:pStyle w:val="Heading2"/>
+        <w:spacing w:after="150" w:before="300"/>
+      </w:pPr>
+      <w:r>
+        <w:rPr>
+          <w:rFonts w:ascii="Calibri" w:cs="Calibri" w:eastAsia="Calibri" w:hAnsi="Calibri"/>
+          <w:b/>
+          <w:bCs/>
+          <w:color w:val="2E75B6"/>
+          <w:sz w:val="30"/>
+          <w:szCs w:val="30"/>
+        </w:rPr>
+        <w:t xml:space="preserve">1.9.1  Opening Screen</w:t>
+      </w:r>
+    </w:p>
+    <w:p>
+      <w:pPr>
+        <w:spacing w:after="80" w:before="150"/>
+        <w:jc w:val="center"/>
+      </w:pPr>
+      <w:r>
+        <w:drawing>
+          <wp:inline distT="0" distB="0" distL="0" distR="0">
+            <wp:extent cx="5715000" cy="3219450"/>
+            <wp:effectExtent t="0" r="0" b="0" l="0"/>
+            <wp:docPr id="1" name="" descr="" title=""/>
+            <wp:cNvGraphicFramePr>
+              <a:graphicFrameLocks xmlns:a="http://schemas.openxmlformats.org/drawingml/2006/main" noChangeAspect="1"/>
+            </wp:cNvGraphicFramePr>
+            <a:graphic xmlns:a="http://schemas.openxmlformats.org/drawingml/2006/main">
+              <a:graphicData uri="http://schemas.openxmlformats.org/drawingml/2006/picture">
+                <pic:pic xmlns:pic="http://schemas.openxmlformats.org/drawingml/2006/picture">
+                  <pic:nvPicPr>
+                    <pic:cNvPr id="0" name="" descr=""/>
+                    <pic:cNvPicPr>
+                      <a:picLocks noChangeAspect="1" noChangeArrowheads="1"/>
+                    </pic:cNvPicPr>
+                  </pic:nvPicPr>
+                  <pic:blipFill>
+                    <a:blip r:embed="rId41" cstate="none"/>
+                    <a:srcRect/>
+                    <a:stretch>
+                      <a:fillRect/>
+                    </a:stretch>
+                  </pic:blipFill>
+                  <pic:spPr bwMode="auto">
+                    <a:xfrm>
+                      <a:off x="0" y="0"/>
+                      <a:ext cx="5715000" cy="3219450"/>
+                    </a:xfrm>
+                    <a:prstGeom prst="rect">
+                      <a:avLst/>
+                    </a:prstGeom>
+                  </pic:spPr>
+                </pic:pic>
+              </a:graphicData>
+            </a:graphic>
+          </wp:inline>
+        </w:drawing>
+      </w:r>
+    </w:p>
+    <w:p>
+      <w:pPr>
+        <w:spacing w:after="200"/>
+        <w:jc w:val="center"/>
+      </w:pPr>
+      <w:r>
+        <w:rPr>
+          <w:rFonts w:ascii="Calibri" w:cs="Calibri" w:eastAsia="Calibri" w:hAnsi="Calibri"/>
+          <w:i/>
+          <w:iCs/>
+          <w:color w:val="555555"/>
+          <w:sz w:val="20"/>
+          <w:szCs w:val="20"/>
+        </w:rPr>
+        <w:t xml:space="preserve">Figure 1.9.1 – Reports. (1) Search &amp; filters, (2) Report category cards, (3) Schedule &amp; Export Queue.</w:t>
+      </w:r>
+    </w:p>
+    <w:p>
+      <w:pPr>
+        <w:pStyle w:val="ListParagraph"/>
+        <w:numPr>
+          <w:ilvl w:val="0"/>
+          <w:numId w:val="1"/>
+        </w:numPr>
+        <w:spacing w:after="60"/>
+      </w:pPr>
+      <w:r>
+        <w:rPr>
+          <w:rFonts w:ascii="Calibri" w:cs="Calibri" w:eastAsia="Calibri" w:hAnsi="Calibri"/>
+          <w:sz w:val="22"/>
+          <w:szCs w:val="22"/>
+        </w:rPr>
+        <w:t xml:space="preserve">(1) Filters – Vessel, Search, Date range.</w:t>
+      </w:r>
+    </w:p>
+    <w:p>
+      <w:pPr>
+        <w:pStyle w:val="ListParagraph"/>
+        <w:numPr>
+          <w:ilvl w:val="0"/>
+          <w:numId w:val="1"/>
+        </w:numPr>
+        <w:spacing w:after="60"/>
+      </w:pPr>
+      <w:r>
+        <w:rPr>
+          <w:rFonts w:ascii="Calibri" w:cs="Calibri" w:eastAsia="Calibri" w:hAnsi="Calibri"/>
+          <w:sz w:val="22"/>
+          <w:szCs w:val="22"/>
+        </w:rPr>
+        <w:t xml:space="preserve">(2) Report Cards – Maintenance Planner, Maintenance &amp; Work Orders, Running Hours, Spares, Stores, IHM, Modify PMS, Critical Equipment, LSA/FFA.</w:t>
+      </w:r>
+    </w:p>
+    <w:p>
+      <w:pPr>
+        <w:pStyle w:val="ListParagraph"/>
+        <w:numPr>
+          <w:ilvl w:val="0"/>
+          <w:numId w:val="1"/>
+        </w:numPr>
+        <w:spacing w:after="60"/>
+      </w:pPr>
+      <w:r>
+        <w:rPr>
+          <w:rFonts w:ascii="Calibri" w:cs="Calibri" w:eastAsia="Calibri" w:hAnsi="Calibri"/>
+          <w:sz w:val="22"/>
+          <w:szCs w:val="22"/>
+        </w:rPr>
+        <w:t xml:space="preserve">(3) Schedule Reports &amp; Export Queue.</w:t>
+      </w:r>
+    </w:p>
+    <w:p>
+      <w:pPr>
+        <w:pStyle w:val="Heading2"/>
+        <w:spacing w:after="150" w:before="300"/>
+      </w:pPr>
+      <w:r>
+        <w:rPr>
+          <w:rFonts w:ascii="Calibri" w:cs="Calibri" w:eastAsia="Calibri" w:hAnsi="Calibri"/>
+          <w:b/>
+          <w:bCs/>
+          <w:color w:val="2E75B6"/>
+          <w:sz w:val="30"/>
+          <w:szCs w:val="30"/>
+        </w:rPr>
+        <w:t xml:space="preserve">1.9.2  How to Generate and Export Reports</w:t>
+      </w:r>
+    </w:p>
+    <w:p>
+      <w:pPr>
+        <w:spacing w:after="80"/>
+      </w:pPr>
+      <w:r>
+        <w:rPr>
+          <w:rFonts w:ascii="Calibri" w:cs="Calibri" w:eastAsia="Calibri" w:hAnsi="Calibri"/>
+          <w:b/>
+          <w:bCs/>
+          <w:sz w:val="22"/>
+          <w:szCs w:val="22"/>
+        </w:rPr>
+        <w:t xml:space="preserve">Step 1: </w:t>
+      </w:r>
+      <w:r>
+        <w:rPr>
+          <w:rFonts w:ascii="Calibri" w:cs="Calibri" w:eastAsia="Calibri" w:hAnsi="Calibri"/>
+          <w:sz w:val="22"/>
+          <w:szCs w:val="22"/>
+        </w:rPr>
+        <w:t xml:space="preserve">Click a report category card.</w:t>
+      </w:r>
+    </w:p>
+    <w:p>
+      <w:pPr>
+        <w:spacing w:after="80"/>
+      </w:pPr>
+      <w:r>
+        <w:rPr>
+          <w:rFonts w:ascii="Calibri" w:cs="Calibri" w:eastAsia="Calibri" w:hAnsi="Calibri"/>
+          <w:b/>
+          <w:bCs/>
+          <w:sz w:val="22"/>
+          <w:szCs w:val="22"/>
+        </w:rPr>
+        <w:t xml:space="preserve">Step 2: </w:t>
+      </w:r>
+      <w:r>
+        <w:rPr>
+          <w:rFonts w:ascii="Calibri" w:cs="Calibri" w:eastAsia="Calibri" w:hAnsi="Calibri"/>
+          <w:sz w:val="22"/>
+          <w:szCs w:val="22"/>
+        </w:rPr>
+        <w:t xml:space="preserve">Apply filters (Vessel, Department, Date Range).</w:t>
+      </w:r>
+    </w:p>
+    <w:p>
+      <w:pPr>
+        <w:spacing w:after="80"/>
+      </w:pPr>
+      <w:r>
+        <w:rPr>
+          <w:rFonts w:ascii="Calibri" w:cs="Calibri" w:eastAsia="Calibri" w:hAnsi="Calibri"/>
+          <w:b/>
+          <w:bCs/>
+          <w:sz w:val="22"/>
+          <w:szCs w:val="22"/>
+        </w:rPr>
+        <w:t xml:space="preserve">Step 3: </w:t>
+      </w:r>
+      <w:r>
+        <w:rPr>
+          <w:rFonts w:ascii="Calibri" w:cs="Calibri" w:eastAsia="Calibri" w:hAnsi="Calibri"/>
+          <w:sz w:val="22"/>
+          <w:szCs w:val="22"/>
+        </w:rPr>
+        <w:t xml:space="preserve">Click “Preview” then “Export” (PDF or Excel).</w:t>
+      </w:r>
+    </w:p>
+    <w:p>
+      <w:r>
+        <w:br w:type="page"/>
+      </w:r>
+    </w:p>
+    <w:p>
+      <w:pPr>
+        <w:pStyle w:val="Heading1"/>
+        <w:spacing w:after="200" w:before="400"/>
+      </w:pPr>
+      <w:r>
+        <w:rPr>
+          <w:rFonts w:ascii="Calibri" w:cs="Calibri" w:eastAsia="Calibri" w:hAnsi="Calibri"/>
+          <w:b/>
+          <w:bCs/>
+          <w:color w:val="1E5A8E"/>
+          <w:sz w:val="36"/>
+          <w:szCs w:val="36"/>
+        </w:rPr>
+        <w:t xml:space="preserve">1.10  Admin</w:t>
+      </w:r>
+    </w:p>
+    <w:p>
+      <w:pPr>
+        <w:spacing w:after="120"/>
+      </w:pPr>
+      <w:r>
+        <w:rPr>
+          <w:rFonts w:ascii="Calibri" w:cs="Calibri" w:eastAsia="Calibri" w:hAnsi="Calibri"/>
+          <w:sz w:val="22"/>
+          <w:szCs w:val="22"/>
+        </w:rPr>
+        <w:t xml:space="preserve">System configuration and master data management (Admin roles only).</w:t>
+      </w:r>
+    </w:p>
+    <w:p>
+      <w:pPr>
+        <w:pStyle w:val="Heading2"/>
+        <w:spacing w:after="150" w:before="300"/>
+      </w:pPr>
+      <w:r>
+        <w:rPr>
+          <w:rFonts w:ascii="Calibri" w:cs="Calibri" w:eastAsia="Calibri" w:hAnsi="Calibri"/>
+          <w:b/>
+          <w:bCs/>
+          <w:color w:val="2E75B6"/>
+          <w:sz w:val="30"/>
+          <w:szCs w:val="30"/>
+        </w:rPr>
+        <w:t xml:space="preserve">1.10.1  Data Masters</w:t>
+      </w:r>
+    </w:p>
+    <w:p>
+      <w:pPr>
+        <w:spacing w:after="80" w:before="150"/>
+        <w:jc w:val="center"/>
+      </w:pPr>
+      <w:r>
+        <w:drawing>
+          <wp:inline distT="0" distB="0" distL="0" distR="0">
+            <wp:extent cx="5715000" cy="3219450"/>
+            <wp:effectExtent t="0" r="0" b="0" l="0"/>
+            <wp:docPr id="1" name="" descr="" title=""/>
+            <wp:cNvGraphicFramePr>
+              <a:graphicFrameLocks xmlns:a="http://schemas.openxmlformats.org/drawingml/2006/main" noChangeAspect="1"/>
+            </wp:cNvGraphicFramePr>
+            <a:graphic xmlns:a="http://schemas.openxmlformats.org/drawingml/2006/main">
+              <a:graphicData uri="http://schemas.openxmlformats.org/drawingml/2006/picture">
+                <pic:pic xmlns:pic="http://schemas.openxmlformats.org/drawingml/2006/picture">
+                  <pic:nvPicPr>
+                    <pic:cNvPr id="0" name="" descr=""/>
+                    <pic:cNvPicPr>
+                      <a:picLocks noChangeAspect="1" noChangeArrowheads="1"/>
+                    </pic:cNvPicPr>
+                  </pic:nvPicPr>
+                  <pic:blipFill>
+                    <a:blip r:embed="rId42" cstate="none"/>
+                    <a:srcRect/>
+                    <a:stretch>
+                      <a:fillRect/>
+                    </a:stretch>
+                  </pic:blipFill>
+                  <pic:spPr bwMode="auto">
+                    <a:xfrm>
+                      <a:off x="0" y="0"/>
+                      <a:ext cx="5715000" cy="3219450"/>
+                    </a:xfrm>
+                    <a:prstGeom prst="rect">
+                      <a:avLst/>
+                    </a:prstGeom>
+                  </pic:spPr>
+                </pic:pic>
+              </a:graphicData>
+            </a:graphic>
+          </wp:inline>
+        </w:drawing>
+      </w:r>
+    </w:p>
+    <w:p>
+      <w:pPr>
+        <w:spacing w:after="200"/>
+        <w:jc w:val="center"/>
+      </w:pPr>
+      <w:r>
+        <w:rPr>
+          <w:rFonts w:ascii="Calibri" w:cs="Calibri" w:eastAsia="Calibri" w:hAnsi="Calibri"/>
+          <w:i/>
+          <w:iCs/>
+          <w:color w:val="555555"/>
+          <w:sz w:val="20"/>
+          <w:szCs w:val="20"/>
+        </w:rPr>
+        <w:t xml:space="preserve">Figure 1.10.1 – Data Masters. (1) Master categories, (2) Data table, (3) Sync All.</w:t>
+      </w:r>
+    </w:p>
+    <w:p>
+      <w:pPr>
+        <w:pStyle w:val="ListParagraph"/>
+        <w:numPr>
+          <w:ilvl w:val="0"/>
+          <w:numId w:val="1"/>
+        </w:numPr>
+        <w:spacing w:after="60"/>
+      </w:pPr>
+      <w:r>
+        <w:rPr>
+          <w:rFonts w:ascii="Calibri" w:cs="Calibri" w:eastAsia="Calibri" w:hAnsi="Calibri"/>
+          <w:sz w:val="22"/>
+          <w:szCs w:val="22"/>
+        </w:rPr>
+        <w:t xml:space="preserve">(1) Categories – Vessel Master, Vessel Type, Additional Group, Ports, Users, Fleet Group, Equipment Category, Defect Category, Defect Type.</w:t>
+      </w:r>
+    </w:p>
+    <w:p>
+      <w:pPr>
+        <w:pStyle w:val="ListParagraph"/>
+        <w:numPr>
+          <w:ilvl w:val="0"/>
+          <w:numId w:val="1"/>
+        </w:numPr>
+        <w:spacing w:after="60"/>
+      </w:pPr>
+      <w:r>
+        <w:rPr>
+          <w:rFonts w:ascii="Calibri" w:cs="Calibri" w:eastAsia="Calibri" w:hAnsi="Calibri"/>
+          <w:sz w:val="22"/>
+          <w:szCs w:val="22"/>
+        </w:rPr>
+        <w:t xml:space="preserve">(2) Data Table – Entries for the selected master.</w:t>
+      </w:r>
+    </w:p>
+    <w:p>
+      <w:pPr>
+        <w:pStyle w:val="ListParagraph"/>
+        <w:numPr>
+          <w:ilvl w:val="0"/>
+          <w:numId w:val="1"/>
+        </w:numPr>
+        <w:spacing w:after="60"/>
+      </w:pPr>
+      <w:r>
+        <w:rPr>
+          <w:rFonts w:ascii="Calibri" w:cs="Calibri" w:eastAsia="Calibri" w:hAnsi="Calibri"/>
+          <w:sz w:val="22"/>
+          <w:szCs w:val="22"/>
+        </w:rPr>
+        <w:t xml:space="preserve">(3) Sync All – Synchronize with external enterprise system.</w:t>
+      </w:r>
+    </w:p>
+    <w:p>
+      <w:pPr>
+        <w:pStyle w:val="Heading2"/>
+        <w:spacing w:after="150" w:before="300"/>
+      </w:pPr>
+      <w:r>
+        <w:rPr>
+          <w:rFonts w:ascii="Calibri" w:cs="Calibri" w:eastAsia="Calibri" w:hAnsi="Calibri"/>
+          <w:b/>
+          <w:bCs/>
+          <w:color w:val="2E75B6"/>
+          <w:sz w:val="30"/>
+          <w:szCs w:val="30"/>
+        </w:rPr>
+        <w:t xml:space="preserve">1.10.2  How to Sync Master Data</w:t>
+      </w:r>
+    </w:p>
+    <w:p>
+      <w:pPr>
+        <w:spacing w:after="80"/>
+      </w:pPr>
+      <w:r>
+        <w:rPr>
+          <w:rFonts w:ascii="Calibri" w:cs="Calibri" w:eastAsia="Calibri" w:hAnsi="Calibri"/>
+          <w:b/>
+          <w:bCs/>
+          <w:sz w:val="22"/>
+          <w:szCs w:val="22"/>
+        </w:rPr>
+        <w:t xml:space="preserve">Step 1: </w:t>
+      </w:r>
+      <w:r>
+        <w:rPr>
+          <w:rFonts w:ascii="Calibri" w:cs="Calibri" w:eastAsia="Calibri" w:hAnsi="Calibri"/>
+          <w:sz w:val="22"/>
+          <w:szCs w:val="22"/>
+        </w:rPr>
+        <w:t xml:space="preserve">Click “Sync All” (top-right).</w:t>
+      </w:r>
+    </w:p>
+    <w:p>
+      <w:pPr>
+        <w:spacing w:after="80"/>
+      </w:pPr>
+      <w:r>
+        <w:rPr>
+          <w:rFonts w:ascii="Calibri" w:cs="Calibri" w:eastAsia="Calibri" w:hAnsi="Calibri"/>
+          <w:b/>
+          <w:bCs/>
+          <w:sz w:val="22"/>
+          <w:szCs w:val="22"/>
+        </w:rPr>
+        <w:t xml:space="preserve">Step 2: </w:t>
+      </w:r>
+      <w:r>
+        <w:rPr>
+          <w:rFonts w:ascii="Calibri" w:cs="Calibri" w:eastAsia="Calibri" w:hAnsi="Calibri"/>
+          <w:sz w:val="22"/>
+          <w:szCs w:val="22"/>
+        </w:rPr>
+        <w:t xml:space="preserve">System syncs Vessels, Users, Ports, Fleet Groups.</w:t>
+      </w:r>
+    </w:p>
+    <w:p>
+      <w:pPr>
+        <w:spacing w:after="80"/>
+      </w:pPr>
+      <w:r>
+        <w:rPr>
+          <w:rFonts w:ascii="Calibri" w:cs="Calibri" w:eastAsia="Calibri" w:hAnsi="Calibri"/>
+          <w:b/>
+          <w:bCs/>
+          <w:sz w:val="22"/>
+          <w:szCs w:val="22"/>
+        </w:rPr>
+        <w:t xml:space="preserve">Step 3: </w:t>
+      </w:r>
+      <w:r>
+        <w:rPr>
+          <w:rFonts w:ascii="Calibri" w:cs="Calibri" w:eastAsia="Calibri" w:hAnsi="Calibri"/>
+          <w:sz w:val="22"/>
+          <w:szCs w:val="22"/>
+        </w:rPr>
+        <w:t xml:space="preserve">Confirmation shows records created/updated/unchanged.</w:t>
+      </w:r>
+    </w:p>
+    <w:p>
+      <w:pPr>
+        <w:spacing w:after="120" w:before="100"/>
+      </w:pPr>
+      <w:r>
+        <w:rPr>
+          <w:rFonts w:ascii="Calibri" w:cs="Calibri" w:eastAsia="Calibri" w:hAnsi="Calibri"/>
+          <w:b/>
+          <w:bCs/>
+          <w:color w:val="D4A017"/>
+          <w:sz w:val="22"/>
+          <w:szCs w:val="22"/>
+        </w:rPr>
+        <w:t xml:space="preserve">Note: </w:t>
+      </w:r>
+      <w:r>
+        <w:rPr>
+          <w:rFonts w:ascii="Calibri" w:cs="Calibri" w:eastAsia="Calibri" w:hAnsi="Calibri"/>
+          <w:sz w:val="22"/>
+          <w:szCs w:val="22"/>
+        </w:rPr>
+        <w:t xml:space="preserve">Editable masters (Equipment/Defect categories) are local and not affected by sync.</w:t>
+      </w:r>
+    </w:p>
+    <w:p>
+      <w:r>
+        <w:br w:type="page"/>
+      </w:r>
+    </w:p>
+    <w:p>
+      <w:pPr>
+        <w:pStyle w:val="Heading1"/>
+        <w:spacing w:after="200" w:before="400"/>
+      </w:pPr>
+      <w:r>
+        <w:rPr>
+          <w:rFonts w:ascii="Calibri" w:cs="Calibri" w:eastAsia="Calibri" w:hAnsi="Calibri"/>
+          <w:b/>
+          <w:bCs/>
+          <w:color w:val="1E5A8E"/>
+          <w:sz w:val="36"/>
+          <w:szCs w:val="36"/>
+        </w:rPr>
+        <w:t xml:space="preserve">1.11  Modify PMS</w:t>
+      </w:r>
+    </w:p>
+    <w:p>
+      <w:pPr>
+        <w:spacing w:after="120"/>
+      </w:pPr>
+      <w:r>
+        <w:rPr>
+          <w:rFonts w:ascii="Calibri" w:cs="Calibri" w:eastAsia="Calibri" w:hAnsi="Calibri"/>
+          <w:sz w:val="22"/>
+          <w:szCs w:val="22"/>
+        </w:rPr>
+        <w:t xml:space="preserve">Allows vessel staff to propose PMS data changes through a formal approval workflow.</w:t>
+      </w:r>
+    </w:p>
+    <w:p>
+      <w:pPr>
+        <w:pStyle w:val="Heading2"/>
+        <w:spacing w:after="150" w:before="300"/>
+      </w:pPr>
+      <w:r>
+        <w:rPr>
+          <w:rFonts w:ascii="Calibri" w:cs="Calibri" w:eastAsia="Calibri" w:hAnsi="Calibri"/>
+          <w:b/>
+          <w:bCs/>
+          <w:color w:val="2E75B6"/>
+          <w:sz w:val="30"/>
+          <w:szCs w:val="30"/>
+        </w:rPr>
+        <w:t xml:space="preserve">1.11.1  Change Requests</w:t>
+      </w:r>
+    </w:p>
+    <w:p>
+      <w:pPr>
+        <w:spacing w:after="80" w:before="150"/>
+        <w:jc w:val="center"/>
+      </w:pPr>
+      <w:r>
+        <w:drawing>
+          <wp:inline distT="0" distB="0" distL="0" distR="0">
+            <wp:extent cx="5715000" cy="3219450"/>
+            <wp:effectExtent t="0" r="0" b="0" l="0"/>
+            <wp:docPr id="1" name="" descr="" title=""/>
+            <wp:cNvGraphicFramePr>
+              <a:graphicFrameLocks xmlns:a="http://schemas.openxmlformats.org/drawingml/2006/main" noChangeAspect="1"/>
+            </wp:cNvGraphicFramePr>
+            <a:graphic xmlns:a="http://schemas.openxmlformats.org/drawingml/2006/main">
+              <a:graphicData uri="http://schemas.openxmlformats.org/drawingml/2006/picture">
+                <pic:pic xmlns:pic="http://schemas.openxmlformats.org/drawingml/2006/picture">
+                  <pic:nvPicPr>
+                    <pic:cNvPr id="0" name="" descr=""/>
+                    <pic:cNvPicPr>
+                      <a:picLocks noChangeAspect="1" noChangeArrowheads="1"/>
+                    </pic:cNvPicPr>
+                  </pic:nvPicPr>
+                  <pic:blipFill>
+                    <a:blip r:embed="rId43" cstate="none"/>
                     <a:srcRect/>
                     <a:stretch>
                       <a:fillRect/>
